--- a/00-首页/题组Word/习题书/第二篇-结构化学/5-对称性与群论-教师版.docx
+++ b/00-首页/题组Word/习题书/第二篇-结构化学/5-对称性与群论-教师版.docx
@@ -3,6 +3,239 @@
 <w:document xmlns:w="http://schemas.openxmlformats.org/wordprocessingml/2006/main" xmlns:m="http://schemas.openxmlformats.org/officeDocument/2006/math" xmlns:r="http://schemas.openxmlformats.org/officeDocument/2006/relationships" xmlns:o="urn:schemas-microsoft-com:office:office" xmlns:v="urn:schemas-microsoft-com:vml" xmlns:w10="urn:schemas-microsoft-com:office:word" xmlns:a="http://schemas.openxmlformats.org/drawingml/2006/main" xmlns:pic="http://schemas.openxmlformats.org/drawingml/2006/picture" xmlns:wp="http://schemas.openxmlformats.org/drawingml/2006/wordprocessingDrawing">
   <w:body>
     <w:bookmarkStart w:id="163" w:name="第-5-章-对称性与群论"/>
+    <w:p>
+      <w:pPr>
+        <w:spacing w:after="1800" w:before="1200" w:line="276" w:lineRule="auto"/>
+        <w:jc w:val="center"/>
+      </w:pPr>
+    </w:p>
+    <w:p>
+      <w:pPr>
+        <w:spacing w:after="320" w:before="0" w:line="276" w:lineRule="auto"/>
+        <w:jc w:val="center"/>
+      </w:pPr>
+      <w:r>
+        <w:rPr>
+          <w:rFonts w:ascii="Times New Roman" w:hAnsi="Times New Roman" w:eastAsia="SimHei" w:cs="Times New Roman"/>
+          <w:b/>
+          <w:color w:val="17324D"/>
+          <w:sz w:val="64"/>
+        </w:rPr>
+        <w:t>化学竞赛习题册</w:t>
+      </w:r>
+    </w:p>
+    <w:p>
+      <w:pPr>
+        <w:spacing w:after="120" w:before="0" w:line="276" w:lineRule="auto"/>
+        <w:jc w:val="center"/>
+      </w:pPr>
+      <w:r>
+        <w:rPr>
+          <w:rFonts w:ascii="Times New Roman" w:hAnsi="Times New Roman" w:eastAsia="SimHei" w:cs="Times New Roman"/>
+          <w:b w:val="0"/>
+          <w:color w:val="5B6975"/>
+          <w:sz w:val="32"/>
+        </w:rPr>
+        <w:t>第二篇</w:t>
+      </w:r>
+      <w:r>
+        <w:rPr>
+          <w:rFonts w:ascii="Times New Roman" w:hAnsi="Times New Roman" w:eastAsia="Times New Roman" w:cs="Times New Roman"/>
+          <w:b w:val="0"/>
+          <w:color w:val="5B6975"/>
+          <w:sz w:val="32"/>
+        </w:rPr>
+        <w:t xml:space="preserve"> </w:t>
+      </w:r>
+      <w:r>
+        <w:rPr>
+          <w:rFonts w:ascii="Times New Roman" w:hAnsi="Times New Roman" w:eastAsia="SimHei" w:cs="Times New Roman"/>
+          <w:b w:val="0"/>
+          <w:color w:val="5B6975"/>
+          <w:sz w:val="32"/>
+        </w:rPr>
+        <w:t>结构化学</w:t>
+      </w:r>
+    </w:p>
+    <w:p>
+      <w:pPr>
+        <w:spacing w:after="600" w:before="0" w:line="276" w:lineRule="auto"/>
+        <w:jc w:val="center"/>
+      </w:pPr>
+      <w:r>
+        <w:rPr>
+          <w:rFonts w:ascii="Times New Roman" w:hAnsi="Times New Roman" w:eastAsia="SimHei" w:cs="Times New Roman"/>
+          <w:b/>
+          <w:color w:val="17324D"/>
+          <w:sz w:val="44"/>
+        </w:rPr>
+        <w:t>第</w:t>
+      </w:r>
+      <w:r>
+        <w:rPr>
+          <w:rFonts w:ascii="Times New Roman" w:hAnsi="Times New Roman" w:eastAsia="Times New Roman" w:cs="Times New Roman"/>
+          <w:b/>
+          <w:color w:val="17324D"/>
+          <w:sz w:val="44"/>
+        </w:rPr>
+        <w:t xml:space="preserve"> 5 </w:t>
+      </w:r>
+      <w:r>
+        <w:rPr>
+          <w:rFonts w:ascii="Times New Roman" w:hAnsi="Times New Roman" w:eastAsia="SimHei" w:cs="Times New Roman"/>
+          <w:b/>
+          <w:color w:val="17324D"/>
+          <w:sz w:val="44"/>
+        </w:rPr>
+        <w:t>章</w:t>
+      </w:r>
+      <w:r>
+        <w:rPr>
+          <w:rFonts w:ascii="Times New Roman" w:hAnsi="Times New Roman" w:eastAsia="Times New Roman" w:cs="Times New Roman"/>
+          <w:b/>
+          <w:color w:val="17324D"/>
+          <w:sz w:val="44"/>
+        </w:rPr>
+        <w:t xml:space="preserve"> </w:t>
+      </w:r>
+      <w:r>
+        <w:rPr>
+          <w:rFonts w:ascii="Times New Roman" w:hAnsi="Times New Roman" w:eastAsia="SimHei" w:cs="Times New Roman"/>
+          <w:b/>
+          <w:color w:val="17324D"/>
+          <w:sz w:val="44"/>
+        </w:rPr>
+        <w:t>对称性与群论</w:t>
+      </w:r>
+    </w:p>
+    <w:p>
+      <w:pPr>
+        <w:spacing w:after="600" w:before="120" w:line="276" w:lineRule="auto"/>
+        <w:jc w:val="center"/>
+        <w:pBdr>
+          <w:bottom w:val="single" w:sz="8" w:space="4" w:color="4A6577"/>
+        </w:pBdr>
+      </w:pPr>
+    </w:p>
+    <w:p>
+      <w:pPr>
+        <w:spacing w:after="160" w:before="0" w:line="276" w:lineRule="auto"/>
+        <w:jc w:val="center"/>
+      </w:pPr>
+      <w:r>
+        <w:rPr>
+          <w:rFonts w:ascii="Times New Roman" w:hAnsi="Times New Roman" w:eastAsia="FangSong" w:cs="Times New Roman"/>
+          <w:b w:val="0"/>
+          <w:color w:val="5B6975"/>
+          <w:sz w:val="24"/>
+        </w:rPr>
+        <w:t>题量</w:t>
+      </w:r>
+      <w:r>
+        <w:rPr>
+          <w:rFonts w:ascii="Times New Roman" w:hAnsi="Times New Roman" w:eastAsia="Times New Roman" w:cs="Times New Roman"/>
+          <w:b w:val="0"/>
+          <w:color w:val="5B6975"/>
+          <w:sz w:val="24"/>
+        </w:rPr>
+        <w:t>：32</w:t>
+      </w:r>
+    </w:p>
+    <w:p>
+      <w:pPr>
+        <w:spacing w:after="160" w:before="0" w:line="276" w:lineRule="auto"/>
+        <w:jc w:val="center"/>
+      </w:pPr>
+      <w:r>
+        <w:rPr>
+          <w:rFonts w:ascii="Times New Roman" w:hAnsi="Times New Roman" w:eastAsia="FangSong" w:cs="Times New Roman"/>
+          <w:b w:val="0"/>
+          <w:color w:val="5B6975"/>
+          <w:sz w:val="24"/>
+        </w:rPr>
+        <w:t>版本</w:t>
+      </w:r>
+      <w:r>
+        <w:rPr>
+          <w:rFonts w:ascii="Times New Roman" w:hAnsi="Times New Roman" w:eastAsia="Times New Roman" w:cs="Times New Roman"/>
+          <w:b w:val="0"/>
+          <w:color w:val="5B6975"/>
+          <w:sz w:val="24"/>
+        </w:rPr>
+        <w:t>：</w:t>
+      </w:r>
+      <w:r>
+        <w:rPr>
+          <w:rFonts w:ascii="Times New Roman" w:hAnsi="Times New Roman" w:eastAsia="FangSong" w:cs="Times New Roman"/>
+          <w:b w:val="0"/>
+          <w:color w:val="5B6975"/>
+          <w:sz w:val="24"/>
+        </w:rPr>
+        <w:t>教师版</w:t>
+      </w:r>
+      <w:r>
+        <w:rPr>
+          <w:rFonts w:ascii="Times New Roman" w:hAnsi="Times New Roman" w:eastAsia="Times New Roman" w:cs="Times New Roman"/>
+          <w:b w:val="0"/>
+          <w:color w:val="5B6975"/>
+          <w:sz w:val="24"/>
+        </w:rPr>
+        <w:t>（</w:t>
+      </w:r>
+      <w:r>
+        <w:rPr>
+          <w:rFonts w:ascii="Times New Roman" w:hAnsi="Times New Roman" w:eastAsia="FangSong" w:cs="Times New Roman"/>
+          <w:b w:val="0"/>
+          <w:color w:val="5B6975"/>
+          <w:sz w:val="24"/>
+        </w:rPr>
+        <w:t>含答案</w:t>
+      </w:r>
+      <w:r>
+        <w:rPr>
+          <w:rFonts w:ascii="Times New Roman" w:hAnsi="Times New Roman" w:eastAsia="Times New Roman" w:cs="Times New Roman"/>
+          <w:b w:val="0"/>
+          <w:color w:val="5B6975"/>
+          <w:sz w:val="24"/>
+        </w:rPr>
+        <w:t>）</w:t>
+      </w:r>
+    </w:p>
+    <w:p>
+      <w:pPr>
+        <w:spacing w:after="160" w:before="0" w:line="276" w:lineRule="auto"/>
+        <w:jc w:val="center"/>
+      </w:pPr>
+      <w:r>
+        <w:rPr>
+          <w:rFonts w:ascii="Times New Roman" w:hAnsi="Times New Roman" w:eastAsia="FangSong" w:cs="Times New Roman"/>
+          <w:b w:val="0"/>
+          <w:color w:val="5B6975"/>
+          <w:sz w:val="24"/>
+        </w:rPr>
+        <w:t>日期</w:t>
+      </w:r>
+      <w:r>
+        <w:rPr>
+          <w:rFonts w:ascii="Times New Roman" w:hAnsi="Times New Roman" w:eastAsia="Times New Roman" w:cs="Times New Roman"/>
+          <w:b w:val="0"/>
+          <w:color w:val="5B6975"/>
+          <w:sz w:val="24"/>
+        </w:rPr>
+        <w:t>：2026-09-09</w:t>
+      </w:r>
+    </w:p>
+    <w:p>
+      <w:pPr>
+        <w:jc w:val="center"/>
+      </w:pPr>
+      <w:r>
+        <w:rPr>
+          <w:rFonts w:ascii="Times New Roman" w:hAnsi="Times New Roman" w:eastAsia="Times New Roman" w:cs="Times New Roman"/>
+        </w:rPr>
+        <w:br w:type="page"/>
+      </w:r>
+    </w:p>
     <w:p>
       <w:pPr>
         <w:pStyle w:val="Heading1"/>

--- a/00-首页/题组Word/习题书/第二篇-结构化学/5-对称性与群论-教师版.docx
+++ b/00-首页/题组Word/习题书/第二篇-结构化学/5-对称性与群论-教师版.docx
@@ -222,7 +222,7 @@
           <w:color w:val="5B6975"/>
           <w:sz w:val="24"/>
         </w:rPr>
-        <w:t>：2026-09-09</w:t>
+        <w:t>：2026-09-10</w:t>
       </w:r>
     </w:p>
     <w:p>
@@ -23622,830 +23622,6 @@
     <w:p>
       <w:pPr>
         <w:pStyle w:val="BodyText"/>
-      </w:pPr>
-      <m:oMathPara>
-        <m:oMathParaPr>
-          <m:jc m:val="center"/>
-          <m:ctrlPr>
-            <w:rPr>
-              <w:sz w:val="28"/>
-              <w:szCs w:val="28"/>
-            </w:rPr>
-          </m:ctrlPr>
-        </m:oMathParaPr>
-        <m:oMath>
-          <m:sSub>
-            <m:e>
-              <m:r>
-                <m:t>μ</m:t>
-              </m:r>
-            </m:e>
-            <m:sub>
-              <m:r>
-                <m:rPr>
-                  <m:sty m:val="p"/>
-                </m:rPr>
-                <m:t>(</m:t>
-              </m:r>
-              <m:r>
-                <m:t>o</m:t>
-              </m:r>
-              <m:r>
-                <m:rPr>
-                  <m:sty m:val="p"/>
-                </m:rPr>
-                <m:t>)</m:t>
-              </m:r>
-            </m:sub>
-          </m:sSub>
-          <m:r>
-            <m:rPr>
-              <m:sty m:val="p"/>
-            </m:rPr>
-            <m:t>=</m:t>
-          </m:r>
-          <m:r>
-            <m:rPr>
-              <m:sty m:val="p"/>
-            </m:rPr>
-            <m:t>[</m:t>
-          </m:r>
-          <m:sSubSup>
-            <m:e>
-              <m:r>
-                <m:t>μ</m:t>
-              </m:r>
-            </m:e>
-            <m:sub>
-              <m:r>
-                <m:rPr>
-                  <m:sty m:val="p"/>
-                </m:rPr>
-                <m:t>C</m:t>
-              </m:r>
-              <m:r>
-                <m:rPr>
-                  <m:sty m:val="p"/>
-                </m:rPr>
-                <m:t>−</m:t>
-              </m:r>
-              <m:r>
-                <m:rPr>
-                  <m:sty m:val="p"/>
-                </m:rPr>
-                <m:t>C</m:t>
-              </m:r>
-              <m:r>
-                <m:rPr>
-                  <m:sty m:val="p"/>
-                </m:rPr>
-                <m:t>l</m:t>
-              </m:r>
-            </m:sub>
-            <m:sup>
-              <m:r>
-                <m:t>2</m:t>
-              </m:r>
-            </m:sup>
-          </m:sSubSup>
-          <m:r>
-            <m:rPr>
-              <m:sty m:val="p"/>
-            </m:rPr>
-            <m:t>+</m:t>
-          </m:r>
-          <m:sSubSup>
-            <m:e>
-              <m:r>
-                <m:t>μ</m:t>
-              </m:r>
-            </m:e>
-            <m:sub>
-              <m:r>
-                <m:rPr>
-                  <m:sty m:val="p"/>
-                </m:rPr>
-                <m:t>C</m:t>
-              </m:r>
-              <m:r>
-                <m:rPr>
-                  <m:sty m:val="p"/>
-                </m:rPr>
-                <m:t>−</m:t>
-              </m:r>
-              <m:r>
-                <m:rPr>
-                  <m:sty m:val="p"/>
-                </m:rPr>
-                <m:t>C</m:t>
-              </m:r>
-              <m:sSub>
-                <m:e>
-                  <m:r>
-                    <m:rPr>
-                      <m:sty m:val="p"/>
-                    </m:rPr>
-                    <m:t>H</m:t>
-                  </m:r>
-                </m:e>
-                <m:sub>
-                  <m:r>
-                    <m:rPr>
-                      <m:sty m:val="p"/>
-                    </m:rPr>
-                    <m:t>3</m:t>
-                  </m:r>
-                </m:sub>
-              </m:sSub>
-            </m:sub>
-            <m:sup>
-              <m:r>
-                <m:t>2</m:t>
-              </m:r>
-            </m:sup>
-          </m:sSubSup>
-          <m:r>
-            <m:rPr>
-              <m:sty m:val="p"/>
-            </m:rPr>
-            <m:t>+</m:t>
-          </m:r>
-          <m:r>
-            <m:t>2</m:t>
-          </m:r>
-          <m:sSub>
-            <m:e>
-              <m:r>
-                <m:t>μ</m:t>
-              </m:r>
-            </m:e>
-            <m:sub>
-              <m:r>
-                <m:rPr>
-                  <m:sty m:val="p"/>
-                </m:rPr>
-                <m:t>C</m:t>
-              </m:r>
-              <m:r>
-                <m:rPr>
-                  <m:sty m:val="p"/>
-                </m:rPr>
-                <m:t>−</m:t>
-              </m:r>
-              <m:r>
-                <m:rPr>
-                  <m:sty m:val="p"/>
-                </m:rPr>
-                <m:t>C</m:t>
-              </m:r>
-              <m:r>
-                <m:rPr>
-                  <m:sty m:val="p"/>
-                </m:rPr>
-                <m:t>l</m:t>
-              </m:r>
-            </m:sub>
-          </m:sSub>
-          <m:sSub>
-            <m:e>
-              <m:r>
-                <m:t>μ</m:t>
-              </m:r>
-            </m:e>
-            <m:sub>
-              <m:r>
-                <m:rPr>
-                  <m:sty m:val="p"/>
-                </m:rPr>
-                <m:t>C</m:t>
-              </m:r>
-              <m:r>
-                <m:rPr>
-                  <m:sty m:val="p"/>
-                </m:rPr>
-                <m:t>−</m:t>
-              </m:r>
-              <m:r>
-                <m:rPr>
-                  <m:sty m:val="p"/>
-                </m:rPr>
-                <m:t>C</m:t>
-              </m:r>
-              <m:sSub>
-                <m:e>
-                  <m:r>
-                    <m:rPr>
-                      <m:sty m:val="p"/>
-                    </m:rPr>
-                    <m:t>H</m:t>
-                  </m:r>
-                </m:e>
-                <m:sub>
-                  <m:r>
-                    <m:rPr>
-                      <m:sty m:val="p"/>
-                    </m:rPr>
-                    <m:t>3</m:t>
-                  </m:r>
-                </m:sub>
-              </m:sSub>
-            </m:sub>
-          </m:sSub>
-          <m:r>
-            <m:rPr>
-              <m:sty m:val="p"/>
-            </m:rPr>
-            <m:t>cos</m:t>
-          </m:r>
-          <m:r>
-            <m:t>60</m:t>
-          </m:r>
-          <m:r>
-            <m:rPr>
-              <m:sty m:val="p"/>
-            </m:rPr>
-            <m:t>°</m:t>
-          </m:r>
-          <m:sSup>
-            <m:e>
-              <m:r>
-                <m:rPr>
-                  <m:sty m:val="p"/>
-                </m:rPr>
-                <m:t>]</m:t>
-              </m:r>
-            </m:e>
-            <m:sup>
-              <m:r>
-                <m:t>1</m:t>
-              </m:r>
-              <m:r>
-                <m:rPr>
-                  <m:sty m:val="p"/>
-                </m:rPr>
-                <m:t>/</m:t>
-              </m:r>
-              <m:r>
-                <m:t>2</m:t>
-              </m:r>
-            </m:sup>
-          </m:sSup>
-          <m:r>
-            <m:rPr>
-              <m:sty m:val="p"/>
-            </m:rPr>
-            <m:t>=</m:t>
-          </m:r>
-          <m:r>
-            <m:t>4.65</m:t>
-          </m:r>
-          <m:r>
-            <m:rPr>
-              <m:sty m:val="p"/>
-            </m:rPr>
-            <m:t>×</m:t>
-          </m:r>
-          <m:sSup>
-            <m:e>
-              <m:r>
-                <m:t>10</m:t>
-              </m:r>
-            </m:e>
-            <m:sup>
-              <m:r>
-                <m:rPr>
-                  <m:sty m:val="p"/>
-                </m:rPr>
-                <m:t>−</m:t>
-              </m:r>
-              <m:r>
-                <m:t>30</m:t>
-              </m:r>
-            </m:sup>
-          </m:sSup>
-          <m:r>
-            <m:t> </m:t>
-          </m:r>
-          <m:r>
-            <m:rPr>
-              <m:sty m:val="p"/>
-            </m:rPr>
-            <m:t>C</m:t>
-          </m:r>
-          <m:r>
-            <m:rPr>
-              <m:sty m:val="p"/>
-            </m:rPr>
-            <m:t>m</m:t>
-          </m:r>
-        </m:oMath>
-      </m:oMathPara>
-    </w:p>
-    <w:p>
-      <w:pPr>
-        <w:pStyle w:val="FirstParagraph"/>
-      </w:pPr>
-      <m:oMathPara>
-        <m:oMathParaPr>
-          <m:jc m:val="center"/>
-          <m:ctrlPr>
-            <w:rPr>
-              <w:sz w:val="28"/>
-              <w:szCs w:val="28"/>
-            </w:rPr>
-          </m:ctrlPr>
-        </m:oMathParaPr>
-        <m:oMath>
-          <m:sSub>
-            <m:e>
-              <m:r>
-                <m:t>μ</m:t>
-              </m:r>
-            </m:e>
-            <m:sub>
-              <m:r>
-                <m:rPr>
-                  <m:sty m:val="p"/>
-                </m:rPr>
-                <m:t>(</m:t>
-              </m:r>
-              <m:r>
-                <m:t>m</m:t>
-              </m:r>
-              <m:r>
-                <m:rPr>
-                  <m:sty m:val="p"/>
-                </m:rPr>
-                <m:t>)</m:t>
-              </m:r>
-            </m:sub>
-          </m:sSub>
-          <m:r>
-            <m:rPr>
-              <m:sty m:val="p"/>
-            </m:rPr>
-            <m:t>=</m:t>
-          </m:r>
-          <m:r>
-            <m:rPr>
-              <m:sty m:val="p"/>
-            </m:rPr>
-            <m:t>[</m:t>
-          </m:r>
-          <m:sSubSup>
-            <m:e>
-              <m:r>
-                <m:t>μ</m:t>
-              </m:r>
-            </m:e>
-            <m:sub>
-              <m:r>
-                <m:rPr>
-                  <m:sty m:val="p"/>
-                </m:rPr>
-                <m:t>C</m:t>
-              </m:r>
-              <m:r>
-                <m:rPr>
-                  <m:sty m:val="p"/>
-                </m:rPr>
-                <m:t>−</m:t>
-              </m:r>
-              <m:r>
-                <m:rPr>
-                  <m:sty m:val="p"/>
-                </m:rPr>
-                <m:t>C</m:t>
-              </m:r>
-              <m:r>
-                <m:rPr>
-                  <m:sty m:val="p"/>
-                </m:rPr>
-                <m:t>l</m:t>
-              </m:r>
-            </m:sub>
-            <m:sup>
-              <m:r>
-                <m:t>2</m:t>
-              </m:r>
-            </m:sup>
-          </m:sSubSup>
-          <m:r>
-            <m:rPr>
-              <m:sty m:val="p"/>
-            </m:rPr>
-            <m:t>+</m:t>
-          </m:r>
-          <m:sSubSup>
-            <m:e>
-              <m:r>
-                <m:t>μ</m:t>
-              </m:r>
-            </m:e>
-            <m:sub>
-              <m:r>
-                <m:rPr>
-                  <m:sty m:val="p"/>
-                </m:rPr>
-                <m:t>C</m:t>
-              </m:r>
-              <m:r>
-                <m:rPr>
-                  <m:sty m:val="p"/>
-                </m:rPr>
-                <m:t>−</m:t>
-              </m:r>
-              <m:r>
-                <m:rPr>
-                  <m:sty m:val="p"/>
-                </m:rPr>
-                <m:t>C</m:t>
-              </m:r>
-              <m:sSub>
-                <m:e>
-                  <m:r>
-                    <m:rPr>
-                      <m:sty m:val="p"/>
-                    </m:rPr>
-                    <m:t>H</m:t>
-                  </m:r>
-                </m:e>
-                <m:sub>
-                  <m:r>
-                    <m:rPr>
-                      <m:sty m:val="p"/>
-                    </m:rPr>
-                    <m:t>3</m:t>
-                  </m:r>
-                </m:sub>
-              </m:sSub>
-            </m:sub>
-            <m:sup>
-              <m:r>
-                <m:t>2</m:t>
-              </m:r>
-            </m:sup>
-          </m:sSubSup>
-          <m:r>
-            <m:rPr>
-              <m:sty m:val="p"/>
-            </m:rPr>
-            <m:t>−</m:t>
-          </m:r>
-          <m:r>
-            <m:t>2</m:t>
-          </m:r>
-          <m:sSub>
-            <m:e>
-              <m:r>
-                <m:t>μ</m:t>
-              </m:r>
-            </m:e>
-            <m:sub>
-              <m:r>
-                <m:rPr>
-                  <m:sty m:val="p"/>
-                </m:rPr>
-                <m:t>C</m:t>
-              </m:r>
-              <m:r>
-                <m:rPr>
-                  <m:sty m:val="p"/>
-                </m:rPr>
-                <m:t>−</m:t>
-              </m:r>
-              <m:r>
-                <m:rPr>
-                  <m:sty m:val="p"/>
-                </m:rPr>
-                <m:t>C</m:t>
-              </m:r>
-              <m:r>
-                <m:rPr>
-                  <m:sty m:val="p"/>
-                </m:rPr>
-                <m:t>l</m:t>
-              </m:r>
-            </m:sub>
-          </m:sSub>
-          <m:sSub>
-            <m:e>
-              <m:r>
-                <m:t>μ</m:t>
-              </m:r>
-            </m:e>
-            <m:sub>
-              <m:r>
-                <m:rPr>
-                  <m:sty m:val="p"/>
-                </m:rPr>
-                <m:t>C</m:t>
-              </m:r>
-              <m:r>
-                <m:rPr>
-                  <m:sty m:val="p"/>
-                </m:rPr>
-                <m:t>−</m:t>
-              </m:r>
-              <m:r>
-                <m:rPr>
-                  <m:sty m:val="p"/>
-                </m:rPr>
-                <m:t>C</m:t>
-              </m:r>
-              <m:sSub>
-                <m:e>
-                  <m:r>
-                    <m:rPr>
-                      <m:sty m:val="p"/>
-                    </m:rPr>
-                    <m:t>H</m:t>
-                  </m:r>
-                </m:e>
-                <m:sub>
-                  <m:r>
-                    <m:rPr>
-                      <m:sty m:val="p"/>
-                    </m:rPr>
-                    <m:t>3</m:t>
-                  </m:r>
-                </m:sub>
-              </m:sSub>
-            </m:sub>
-          </m:sSub>
-          <m:r>
-            <m:rPr>
-              <m:sty m:val="p"/>
-            </m:rPr>
-            <m:t>cos</m:t>
-          </m:r>
-          <m:r>
-            <m:t>60</m:t>
-          </m:r>
-          <m:r>
-            <m:rPr>
-              <m:sty m:val="p"/>
-            </m:rPr>
-            <m:t>°</m:t>
-          </m:r>
-          <m:sSup>
-            <m:e>
-              <m:r>
-                <m:rPr>
-                  <m:sty m:val="p"/>
-                </m:rPr>
-                <m:t>]</m:t>
-              </m:r>
-            </m:e>
-            <m:sup>
-              <m:r>
-                <m:t>1</m:t>
-              </m:r>
-              <m:r>
-                <m:rPr>
-                  <m:sty m:val="p"/>
-                </m:rPr>
-                <m:t>/</m:t>
-              </m:r>
-              <m:r>
-                <m:t>2</m:t>
-              </m:r>
-            </m:sup>
-          </m:sSup>
-          <m:r>
-            <m:rPr>
-              <m:sty m:val="p"/>
-            </m:rPr>
-            <m:t>=</m:t>
-          </m:r>
-          <m:r>
-            <m:t>5.95</m:t>
-          </m:r>
-          <m:r>
-            <m:rPr>
-              <m:sty m:val="p"/>
-            </m:rPr>
-            <m:t>×</m:t>
-          </m:r>
-          <m:sSup>
-            <m:e>
-              <m:r>
-                <m:t>10</m:t>
-              </m:r>
-            </m:e>
-            <m:sup>
-              <m:r>
-                <m:rPr>
-                  <m:sty m:val="p"/>
-                </m:rPr>
-                <m:t>−</m:t>
-              </m:r>
-              <m:r>
-                <m:t>30</m:t>
-              </m:r>
-            </m:sup>
-          </m:sSup>
-          <m:r>
-            <m:t> </m:t>
-          </m:r>
-          <m:r>
-            <m:rPr>
-              <m:sty m:val="p"/>
-            </m:rPr>
-            <m:t>C</m:t>
-          </m:r>
-          <m:r>
-            <m:rPr>
-              <m:sty m:val="p"/>
-            </m:rPr>
-            <m:t>m</m:t>
-          </m:r>
-        </m:oMath>
-      </m:oMathPara>
-    </w:p>
-    <w:p>
-      <w:pPr>
-        <w:pStyle w:val="FirstParagraph"/>
-      </w:pPr>
-      <m:oMathPara>
-        <m:oMathParaPr>
-          <m:jc m:val="center"/>
-          <m:ctrlPr>
-            <w:rPr>
-              <w:sz w:val="28"/>
-              <w:szCs w:val="28"/>
-            </w:rPr>
-          </m:ctrlPr>
-        </m:oMathParaPr>
-        <m:oMath>
-          <m:sSub>
-            <m:e>
-              <m:r>
-                <m:t>μ</m:t>
-              </m:r>
-            </m:e>
-            <m:sub>
-              <m:r>
-                <m:rPr>
-                  <m:sty m:val="p"/>
-                </m:rPr>
-                <m:t>(</m:t>
-              </m:r>
-              <m:r>
-                <m:t>p</m:t>
-              </m:r>
-              <m:r>
-                <m:rPr>
-                  <m:sty m:val="p"/>
-                </m:rPr>
-                <m:t>)</m:t>
-              </m:r>
-            </m:sub>
-          </m:sSub>
-          <m:r>
-            <m:rPr>
-              <m:sty m:val="p"/>
-            </m:rPr>
-            <m:t>=</m:t>
-          </m:r>
-          <m:sSub>
-            <m:e>
-              <m:r>
-                <m:t>μ</m:t>
-              </m:r>
-            </m:e>
-            <m:sub>
-              <m:r>
-                <m:rPr>
-                  <m:sty m:val="p"/>
-                </m:rPr>
-                <m:t>C</m:t>
-              </m:r>
-              <m:r>
-                <m:rPr>
-                  <m:sty m:val="p"/>
-                </m:rPr>
-                <m:t>−</m:t>
-              </m:r>
-              <m:r>
-                <m:rPr>
-                  <m:sty m:val="p"/>
-                </m:rPr>
-                <m:t>C</m:t>
-              </m:r>
-              <m:r>
-                <m:rPr>
-                  <m:sty m:val="p"/>
-                </m:rPr>
-                <m:t>l</m:t>
-              </m:r>
-            </m:sub>
-          </m:sSub>
-          <m:r>
-            <m:rPr>
-              <m:sty m:val="p"/>
-            </m:rPr>
-            <m:t>−</m:t>
-          </m:r>
-          <m:sSub>
-            <m:e>
-              <m:r>
-                <m:t>μ</m:t>
-              </m:r>
-            </m:e>
-            <m:sub>
-              <m:r>
-                <m:rPr>
-                  <m:sty m:val="p"/>
-                </m:rPr>
-                <m:t>C</m:t>
-              </m:r>
-              <m:r>
-                <m:rPr>
-                  <m:sty m:val="p"/>
-                </m:rPr>
-                <m:t>−</m:t>
-              </m:r>
-              <m:r>
-                <m:rPr>
-                  <m:sty m:val="p"/>
-                </m:rPr>
-                <m:t>C</m:t>
-              </m:r>
-              <m:sSub>
-                <m:e>
-                  <m:r>
-                    <m:rPr>
-                      <m:sty m:val="p"/>
-                    </m:rPr>
-                    <m:t>H</m:t>
-                  </m:r>
-                </m:e>
-                <m:sub>
-                  <m:r>
-                    <m:rPr>
-                      <m:sty m:val="p"/>
-                    </m:rPr>
-                    <m:t>3</m:t>
-                  </m:r>
-                </m:sub>
-              </m:sSub>
-            </m:sub>
-          </m:sSub>
-          <m:r>
-            <m:rPr>
-              <m:sty m:val="p"/>
-            </m:rPr>
-            <m:t>=</m:t>
-          </m:r>
-          <m:r>
-            <m:t>6.51</m:t>
-          </m:r>
-          <m:r>
-            <m:rPr>
-              <m:sty m:val="p"/>
-            </m:rPr>
-            <m:t>×</m:t>
-          </m:r>
-          <m:sSup>
-            <m:e>
-              <m:r>
-                <m:t>10</m:t>
-              </m:r>
-            </m:e>
-            <m:sup>
-              <m:r>
-                <m:rPr>
-                  <m:sty m:val="p"/>
-                </m:rPr>
-                <m:t>−</m:t>
-              </m:r>
-              <m:r>
-                <m:t>30</m:t>
-              </m:r>
-            </m:sup>
-          </m:sSup>
-          <m:r>
-            <m:t> </m:t>
-          </m:r>
-          <m:r>
-            <m:rPr>
-              <m:sty m:val="p"/>
-            </m:rPr>
-            <m:t>C</m:t>
-          </m:r>
-          <m:r>
-            <m:rPr>
-              <m:sty m:val="p"/>
-            </m:rPr>
-            <m:t>m</m:t>
-          </m:r>
-        </m:oMath>
-      </m:oMathPara>
-    </w:p>
-    <w:p>
-      <w:pPr>
-        <w:pStyle w:val="FirstParagraph"/>
       </w:pPr>
       <w:r>
         <w:rPr>
@@ -42695,99 +41871,6 @@
         <w:t xml:space="preserve">的匹配为</w:t>
       </w:r>
     </w:p>
-    <w:p>
-      <w:pPr>
-        <w:pStyle w:val="BodyText"/>
-      </w:pPr>
-      <m:oMathPara>
-        <m:oMathParaPr>
-          <m:jc m:val="center"/>
-          <m:ctrlPr>
-            <w:rPr>
-              <w:sz w:val="28"/>
-              <w:szCs w:val="28"/>
-            </w:rPr>
-          </m:ctrlPr>
-        </m:oMathParaPr>
-        <m:oMath>
-          <m:sSub>
-            <m:e>
-              <m:r>
-                <m:rPr>
-                  <m:sty m:val="p"/>
-                </m:rPr>
-                <m:t>Γ</m:t>
-              </m:r>
-            </m:e>
-            <m:sub>
-              <m:r>
-                <m:t>σ</m:t>
-              </m:r>
-            </m:sub>
-          </m:sSub>
-          <m:r>
-            <m:rPr>
-              <m:sty m:val="p"/>
-            </m:rPr>
-            <m:t>=</m:t>
-          </m:r>
-          <m:sSub>
-            <m:e>
-              <m:r>
-                <m:t>A</m:t>
-              </m:r>
-            </m:e>
-            <m:sub>
-              <m:r>
-                <m:t>1</m:t>
-              </m:r>
-              <m:r>
-                <m:t>g</m:t>
-              </m:r>
-            </m:sub>
-          </m:sSub>
-          <m:r>
-            <m:rPr>
-              <m:sty m:val="p"/>
-            </m:rPr>
-            <m:t>+</m:t>
-          </m:r>
-          <m:sSub>
-            <m:e>
-              <m:r>
-                <m:t>E</m:t>
-              </m:r>
-            </m:e>
-            <m:sub>
-              <m:r>
-                <m:t>g</m:t>
-              </m:r>
-            </m:sub>
-          </m:sSub>
-          <m:r>
-            <m:rPr>
-              <m:sty m:val="p"/>
-            </m:rPr>
-            <m:t>+</m:t>
-          </m:r>
-          <m:sSub>
-            <m:e>
-              <m:r>
-                <m:t>T</m:t>
-              </m:r>
-            </m:e>
-            <m:sub>
-              <m:r>
-                <m:t>1</m:t>
-              </m:r>
-              <m:r>
-                <m:t>u</m:t>
-              </m:r>
-            </m:sub>
-          </m:sSub>
-        </m:oMath>
-      </m:oMathPara>
-    </w:p>
     <w:bookmarkEnd w:id="151"/>
     <w:bookmarkStart w:id="152" w:name="第三步匹配中心原子轨道"/>
     <w:p>
@@ -45809,178 +44892,6 @@
           <w:rFonts w:hint="eastAsia" w:ascii="Times New Roman" w:hAnsi="Times New Roman" w:eastAsia="Times New Roman" w:cs="Times New Roman"/>
         </w:rPr>
         <w:t>′）</w:t>
-      </w:r>
-    </w:p>
-    <w:p>
-      <w:pPr>
-        <w:pStyle w:val="BodyText"/>
-      </w:pPr>
-      <m:oMathPara>
-        <m:oMathParaPr>
-          <m:jc m:val="center"/>
-          <m:ctrlPr>
-            <w:rPr>
-              <w:sz w:val="28"/>
-              <w:szCs w:val="28"/>
-            </w:rPr>
-          </m:ctrlPr>
-        </m:oMathParaPr>
-        <m:oMath>
-          <m:sSub>
-            <m:e>
-              <m:r>
-                <m:rPr>
-                  <m:sty m:val="p"/>
-                </m:rPr>
-                <m:t>Γ</m:t>
-              </m:r>
-            </m:e>
-            <m:sub>
-              <m:r>
-                <m:rPr>
-                  <m:nor/>
-                  <m:sty m:val="p"/>
-                </m:rPr>
-                <m:t>振动</m:t>
-              </m:r>
-            </m:sub>
-          </m:sSub>
-          <m:r>
-            <m:rPr>
-              <m:sty m:val="p"/>
-            </m:rPr>
-            <m:t>=</m:t>
-          </m:r>
-          <m:sSubSup>
-            <m:e>
-              <m:r>
-                <m:t>A</m:t>
-              </m:r>
-            </m:e>
-            <m:sub>
-              <m:r>
-                <m:t>1</m:t>
-              </m:r>
-            </m:sub>
-            <m:sup>
-              <m:r>
-                <m:rPr>
-                  <m:sty m:val="p"/>
-                </m:rPr>
-                <m:t>′</m:t>
-              </m:r>
-            </m:sup>
-          </m:sSubSup>
-          <m:r>
-            <m:rPr>
-              <m:sty m:val="p"/>
-            </m:rPr>
-            <m:t>+</m:t>
-          </m:r>
-          <m:sSubSup>
-            <m:e>
-              <m:r>
-                <m:t>A</m:t>
-              </m:r>
-            </m:e>
-            <m:sub>
-              <m:r>
-                <m:t>2</m:t>
-              </m:r>
-            </m:sub>
-            <m:sup>
-              <m:r>
-                <m:rPr>
-                  <m:sty m:val="p"/>
-                </m:rPr>
-                <m:t>″</m:t>
-              </m:r>
-            </m:sup>
-          </m:sSubSup>
-          <m:r>
-            <m:rPr>
-              <m:sty m:val="p"/>
-            </m:rPr>
-            <m:t>+</m:t>
-          </m:r>
-          <m:r>
-            <m:t>2</m:t>
-          </m:r>
-          <m:sSup>
-            <m:e>
-              <m:r>
-                <m:t>E</m:t>
-              </m:r>
-            </m:e>
-            <m:sup>
-              <m:r>
-                <m:rPr>
-                  <m:sty m:val="p"/>
-                </m:rPr>
-                <m:t>′</m:t>
-              </m:r>
-            </m:sup>
-          </m:sSup>
-        </m:oMath>
-      </m:oMathPara>
-    </w:p>
-    <w:p>
-      <w:pPr>
-        <w:pStyle w:val="FirstParagraph"/>
-      </w:pPr>
-      <w:r>
-        <w:rPr>
-          <w:rFonts w:hint="eastAsia" w:ascii="Times New Roman" w:hAnsi="Times New Roman" w:eastAsia="Times New Roman" w:cs="Times New Roman"/>
-        </w:rPr>
-        <w:t>（</w:t>
-      </w:r>
-      <w:r>
-        <w:rPr>
-          <w:rFonts w:hint="eastAsia" w:ascii="Times New Roman" w:hAnsi="Times New Roman" w:eastAsia="FangSong" w:cs="Times New Roman"/>
-        </w:rPr>
-        <w:t>共</w:t>
-      </w:r>
-      <w:r>
-        <w:rPr>
-          <w:rFonts w:ascii="Times New Roman" w:hAnsi="Times New Roman" w:eastAsia="Times New Roman" w:cs="Times New Roman"/>
-        </w:rPr>
-        <w:t xml:space="preserve"> 1+1+4 = </w:t>
-      </w:r>
-      <w:r>
-        <w:rPr>
-          <w:rFonts w:hint="eastAsia" w:ascii="Times New Roman" w:hAnsi="Times New Roman" w:eastAsia="Times New Roman" w:cs="Times New Roman"/>
-        </w:rPr>
-        <w:t xml:space="preserve">6，✔</w:t>
-      </w:r>
-      <w:r>
-        <w:rPr>
-          <w:rFonts w:ascii="Times New Roman" w:hAnsi="Times New Roman" w:eastAsia="Times New Roman" w:cs="Times New Roman"/>
-        </w:rPr>
-        <w:t xml:space="preserve"> </w:t>
-      </w:r>
-      <w:r>
-        <w:rPr>
-          <w:rFonts w:hint="eastAsia" w:ascii="Times New Roman" w:hAnsi="Times New Roman" w:eastAsia="FangSong" w:cs="Times New Roman"/>
-        </w:rPr>
-        <w:t xml:space="preserve">与</w:t>
-      </w:r>
-      <w:r>
-        <w:rPr>
-          <w:rFonts w:ascii="Times New Roman" w:hAnsi="Times New Roman" w:eastAsia="Times New Roman" w:cs="Times New Roman"/>
-        </w:rPr>
-        <w:t xml:space="preserve"> 3n−6 </w:t>
-      </w:r>
-      <w:r>
-        <w:rPr>
-          <w:rFonts w:hint="eastAsia" w:ascii="Times New Roman" w:hAnsi="Times New Roman" w:eastAsia="FangSong" w:cs="Times New Roman"/>
-        </w:rPr>
-        <w:t>一致</w:t>
-      </w:r>
-      <w:r>
-        <w:rPr>
-          <w:rFonts w:hint="eastAsia" w:ascii="Times New Roman" w:hAnsi="Times New Roman" w:eastAsia="Times New Roman" w:cs="Times New Roman"/>
-        </w:rPr>
-        <w:t>）</w:t>
       </w:r>
     </w:p>
     <w:bookmarkEnd w:id="158"/>

--- a/00-首页/题组Word/习题书/第二篇-结构化学/5-对称性与群论-教师版.docx
+++ b/00-首页/题组Word/习题书/第二篇-结构化学/5-对称性与群论-教师版.docx
@@ -5,239 +5,6 @@
     <w:bookmarkStart w:id="163" w:name="第-5-章-对称性与群论"/>
     <w:p>
       <w:pPr>
-        <w:spacing w:after="1800" w:before="1200" w:line="276" w:lineRule="auto"/>
-        <w:jc w:val="center"/>
-      </w:pPr>
-    </w:p>
-    <w:p>
-      <w:pPr>
-        <w:spacing w:after="320" w:before="0" w:line="276" w:lineRule="auto"/>
-        <w:jc w:val="center"/>
-      </w:pPr>
-      <w:r>
-        <w:rPr>
-          <w:rFonts w:ascii="Times New Roman" w:hAnsi="Times New Roman" w:eastAsia="SimHei" w:cs="Times New Roman"/>
-          <w:b/>
-          <w:color w:val="17324D"/>
-          <w:sz w:val="64"/>
-        </w:rPr>
-        <w:t>化学竞赛习题册</w:t>
-      </w:r>
-    </w:p>
-    <w:p>
-      <w:pPr>
-        <w:spacing w:after="120" w:before="0" w:line="276" w:lineRule="auto"/>
-        <w:jc w:val="center"/>
-      </w:pPr>
-      <w:r>
-        <w:rPr>
-          <w:rFonts w:ascii="Times New Roman" w:hAnsi="Times New Roman" w:eastAsia="SimHei" w:cs="Times New Roman"/>
-          <w:b w:val="0"/>
-          <w:color w:val="5B6975"/>
-          <w:sz w:val="32"/>
-        </w:rPr>
-        <w:t>第二篇</w:t>
-      </w:r>
-      <w:r>
-        <w:rPr>
-          <w:rFonts w:ascii="Times New Roman" w:hAnsi="Times New Roman" w:eastAsia="Times New Roman" w:cs="Times New Roman"/>
-          <w:b w:val="0"/>
-          <w:color w:val="5B6975"/>
-          <w:sz w:val="32"/>
-        </w:rPr>
-        <w:t xml:space="preserve"> </w:t>
-      </w:r>
-      <w:r>
-        <w:rPr>
-          <w:rFonts w:ascii="Times New Roman" w:hAnsi="Times New Roman" w:eastAsia="SimHei" w:cs="Times New Roman"/>
-          <w:b w:val="0"/>
-          <w:color w:val="5B6975"/>
-          <w:sz w:val="32"/>
-        </w:rPr>
-        <w:t>结构化学</w:t>
-      </w:r>
-    </w:p>
-    <w:p>
-      <w:pPr>
-        <w:spacing w:after="600" w:before="0" w:line="276" w:lineRule="auto"/>
-        <w:jc w:val="center"/>
-      </w:pPr>
-      <w:r>
-        <w:rPr>
-          <w:rFonts w:ascii="Times New Roman" w:hAnsi="Times New Roman" w:eastAsia="SimHei" w:cs="Times New Roman"/>
-          <w:b/>
-          <w:color w:val="17324D"/>
-          <w:sz w:val="44"/>
-        </w:rPr>
-        <w:t>第</w:t>
-      </w:r>
-      <w:r>
-        <w:rPr>
-          <w:rFonts w:ascii="Times New Roman" w:hAnsi="Times New Roman" w:eastAsia="Times New Roman" w:cs="Times New Roman"/>
-          <w:b/>
-          <w:color w:val="17324D"/>
-          <w:sz w:val="44"/>
-        </w:rPr>
-        <w:t xml:space="preserve"> 5 </w:t>
-      </w:r>
-      <w:r>
-        <w:rPr>
-          <w:rFonts w:ascii="Times New Roman" w:hAnsi="Times New Roman" w:eastAsia="SimHei" w:cs="Times New Roman"/>
-          <w:b/>
-          <w:color w:val="17324D"/>
-          <w:sz w:val="44"/>
-        </w:rPr>
-        <w:t>章</w:t>
-      </w:r>
-      <w:r>
-        <w:rPr>
-          <w:rFonts w:ascii="Times New Roman" w:hAnsi="Times New Roman" w:eastAsia="Times New Roman" w:cs="Times New Roman"/>
-          <w:b/>
-          <w:color w:val="17324D"/>
-          <w:sz w:val="44"/>
-        </w:rPr>
-        <w:t xml:space="preserve"> </w:t>
-      </w:r>
-      <w:r>
-        <w:rPr>
-          <w:rFonts w:ascii="Times New Roman" w:hAnsi="Times New Roman" w:eastAsia="SimHei" w:cs="Times New Roman"/>
-          <w:b/>
-          <w:color w:val="17324D"/>
-          <w:sz w:val="44"/>
-        </w:rPr>
-        <w:t>对称性与群论</w:t>
-      </w:r>
-    </w:p>
-    <w:p>
-      <w:pPr>
-        <w:spacing w:after="600" w:before="120" w:line="276" w:lineRule="auto"/>
-        <w:jc w:val="center"/>
-        <w:pBdr>
-          <w:bottom w:val="single" w:sz="8" w:space="4" w:color="4A6577"/>
-        </w:pBdr>
-      </w:pPr>
-    </w:p>
-    <w:p>
-      <w:pPr>
-        <w:spacing w:after="160" w:before="0" w:line="276" w:lineRule="auto"/>
-        <w:jc w:val="center"/>
-      </w:pPr>
-      <w:r>
-        <w:rPr>
-          <w:rFonts w:ascii="Times New Roman" w:hAnsi="Times New Roman" w:eastAsia="FangSong" w:cs="Times New Roman"/>
-          <w:b w:val="0"/>
-          <w:color w:val="5B6975"/>
-          <w:sz w:val="24"/>
-        </w:rPr>
-        <w:t>题量</w:t>
-      </w:r>
-      <w:r>
-        <w:rPr>
-          <w:rFonts w:ascii="Times New Roman" w:hAnsi="Times New Roman" w:eastAsia="Times New Roman" w:cs="Times New Roman"/>
-          <w:b w:val="0"/>
-          <w:color w:val="5B6975"/>
-          <w:sz w:val="24"/>
-        </w:rPr>
-        <w:t>：32</w:t>
-      </w:r>
-    </w:p>
-    <w:p>
-      <w:pPr>
-        <w:spacing w:after="160" w:before="0" w:line="276" w:lineRule="auto"/>
-        <w:jc w:val="center"/>
-      </w:pPr>
-      <w:r>
-        <w:rPr>
-          <w:rFonts w:ascii="Times New Roman" w:hAnsi="Times New Roman" w:eastAsia="FangSong" w:cs="Times New Roman"/>
-          <w:b w:val="0"/>
-          <w:color w:val="5B6975"/>
-          <w:sz w:val="24"/>
-        </w:rPr>
-        <w:t>版本</w:t>
-      </w:r>
-      <w:r>
-        <w:rPr>
-          <w:rFonts w:ascii="Times New Roman" w:hAnsi="Times New Roman" w:eastAsia="Times New Roman" w:cs="Times New Roman"/>
-          <w:b w:val="0"/>
-          <w:color w:val="5B6975"/>
-          <w:sz w:val="24"/>
-        </w:rPr>
-        <w:t>：</w:t>
-      </w:r>
-      <w:r>
-        <w:rPr>
-          <w:rFonts w:ascii="Times New Roman" w:hAnsi="Times New Roman" w:eastAsia="FangSong" w:cs="Times New Roman"/>
-          <w:b w:val="0"/>
-          <w:color w:val="5B6975"/>
-          <w:sz w:val="24"/>
-        </w:rPr>
-        <w:t>教师版</w:t>
-      </w:r>
-      <w:r>
-        <w:rPr>
-          <w:rFonts w:ascii="Times New Roman" w:hAnsi="Times New Roman" w:eastAsia="Times New Roman" w:cs="Times New Roman"/>
-          <w:b w:val="0"/>
-          <w:color w:val="5B6975"/>
-          <w:sz w:val="24"/>
-        </w:rPr>
-        <w:t>（</w:t>
-      </w:r>
-      <w:r>
-        <w:rPr>
-          <w:rFonts w:ascii="Times New Roman" w:hAnsi="Times New Roman" w:eastAsia="FangSong" w:cs="Times New Roman"/>
-          <w:b w:val="0"/>
-          <w:color w:val="5B6975"/>
-          <w:sz w:val="24"/>
-        </w:rPr>
-        <w:t>含答案</w:t>
-      </w:r>
-      <w:r>
-        <w:rPr>
-          <w:rFonts w:ascii="Times New Roman" w:hAnsi="Times New Roman" w:eastAsia="Times New Roman" w:cs="Times New Roman"/>
-          <w:b w:val="0"/>
-          <w:color w:val="5B6975"/>
-          <w:sz w:val="24"/>
-        </w:rPr>
-        <w:t>）</w:t>
-      </w:r>
-    </w:p>
-    <w:p>
-      <w:pPr>
-        <w:spacing w:after="160" w:before="0" w:line="276" w:lineRule="auto"/>
-        <w:jc w:val="center"/>
-      </w:pPr>
-      <w:r>
-        <w:rPr>
-          <w:rFonts w:ascii="Times New Roman" w:hAnsi="Times New Roman" w:eastAsia="FangSong" w:cs="Times New Roman"/>
-          <w:b w:val="0"/>
-          <w:color w:val="5B6975"/>
-          <w:sz w:val="24"/>
-        </w:rPr>
-        <w:t>日期</w:t>
-      </w:r>
-      <w:r>
-        <w:rPr>
-          <w:rFonts w:ascii="Times New Roman" w:hAnsi="Times New Roman" w:eastAsia="Times New Roman" w:cs="Times New Roman"/>
-          <w:b w:val="0"/>
-          <w:color w:val="5B6975"/>
-          <w:sz w:val="24"/>
-        </w:rPr>
-        <w:t>：2026-09-10</w:t>
-      </w:r>
-    </w:p>
-    <w:p>
-      <w:pPr>
-        <w:jc w:val="center"/>
-      </w:pPr>
-      <w:r>
-        <w:rPr>
-          <w:rFonts w:ascii="Times New Roman" w:hAnsi="Times New Roman" w:eastAsia="Times New Roman" w:cs="Times New Roman"/>
-        </w:rPr>
-        <w:br w:type="page"/>
-      </w:r>
-    </w:p>
-    <w:p>
-      <w:pPr>
         <w:pStyle w:val="Heading1"/>
         <w:spacing w:before="280" w:after="120"/>
         <w:jc w:val="center"/>
@@ -297,7 +64,7 @@
       </w:r>
     </w:p>
     <w:bookmarkEnd w:id="9"/>
-    <w:bookmarkStart w:id="11" w:name="群论-习题1.4"/>
+    <w:bookmarkStart w:id="11" w:name="群论"/>
     <w:p>
       <w:pPr>
         <w:pStyle w:val="Heading2"/>
@@ -313,25 +80,7 @@
         <w:rPr>
           <w:rFonts w:hint="eastAsia" w:ascii="Times New Roman" w:hAnsi="Times New Roman" w:eastAsia="SimHei" w:cs="Times New Roman"/>
         </w:rPr>
-        <w:t>群论</w:t>
-      </w:r>
-      <w:r>
-        <w:rPr>
-          <w:rFonts w:hint="eastAsia" w:ascii="Times New Roman" w:hAnsi="Times New Roman" w:eastAsia="Times New Roman" w:cs="Times New Roman"/>
-        </w:rPr>
-        <w:t>-</w:t>
-      </w:r>
-      <w:r>
-        <w:rPr>
-          <w:rFonts w:hint="eastAsia" w:ascii="Times New Roman" w:hAnsi="Times New Roman" w:eastAsia="SimHei" w:cs="Times New Roman"/>
-        </w:rPr>
-        <w:t>习题</w:t>
-      </w:r>
-      <w:r>
-        <w:rPr>
-          <w:rFonts w:hint="eastAsia" w:ascii="Times New Roman" w:hAnsi="Times New Roman" w:eastAsia="Times New Roman" w:cs="Times New Roman"/>
-        </w:rPr>
-        <w:t>1.4</w:t>
+        <w:t xml:space="preserve">群论</w:t>
       </w:r>
     </w:p>
     <w:p>
@@ -2074,7 +1823,7 @@
     </w:p>
     <w:bookmarkEnd w:id="10"/>
     <w:bookmarkEnd w:id="11"/>
-    <w:bookmarkStart w:id="12" w:name="对称性-习题4.1"/>
+    <w:bookmarkStart w:id="12" w:name="对称性"/>
     <w:p>
       <w:pPr>
         <w:pStyle w:val="Heading2"/>
@@ -2090,25 +1839,7 @@
         <w:rPr>
           <w:rFonts w:hint="eastAsia" w:ascii="Times New Roman" w:hAnsi="Times New Roman" w:eastAsia="SimHei" w:cs="Times New Roman"/>
         </w:rPr>
-        <w:t>对称性</w:t>
-      </w:r>
-      <w:r>
-        <w:rPr>
-          <w:rFonts w:hint="eastAsia" w:ascii="Times New Roman" w:hAnsi="Times New Roman" w:eastAsia="Times New Roman" w:cs="Times New Roman"/>
-        </w:rPr>
-        <w:t>-</w:t>
-      </w:r>
-      <w:r>
-        <w:rPr>
-          <w:rFonts w:hint="eastAsia" w:ascii="Times New Roman" w:hAnsi="Times New Roman" w:eastAsia="SimHei" w:cs="Times New Roman"/>
-        </w:rPr>
-        <w:t>习题</w:t>
-      </w:r>
-      <w:r>
-        <w:rPr>
-          <w:rFonts w:hint="eastAsia" w:ascii="Times New Roman" w:hAnsi="Times New Roman" w:eastAsia="Times New Roman" w:cs="Times New Roman"/>
-        </w:rPr>
-        <w:t>4.1</w:t>
+        <w:t xml:space="preserve">对称性</w:t>
       </w:r>
     </w:p>
     <w:p>
@@ -2131,15 +1862,25 @@
         <w:rPr>
           <w:rFonts w:ascii="Times New Roman" w:hAnsi="Times New Roman" w:eastAsia="Times New Roman" w:cs="Times New Roman"/>
         </w:rPr>
-        <w:t xml:space="preserve"> CS</w:t>
-      </w:r>
-      <w:r>
-        <w:rPr>
-          <w:rFonts w:ascii="Times New Roman" w:hAnsi="Times New Roman" w:eastAsia="Times New Roman" w:cs="Times New Roman"/>
-          <w:vertAlign w:val="subscript"/>
-        </w:rPr>
-        <w:t>2</w:t>
-      </w:r>
+        <w:t xml:space="preserve"> </w:t>
+      </w:r>
+      <m:oMath>
+        <m:r>
+          <m:t>C</m:t>
+        </m:r>
+        <m:sSub>
+          <m:e>
+            <m:r>
+              <m:t>S</m:t>
+            </m:r>
+          </m:e>
+          <m:sub>
+            <m:r>
+              <m:t>2</m:t>
+            </m:r>
+          </m:sub>
+        </m:sSub>
+      </m:oMath>
       <w:r>
         <w:rPr>
           <w:rFonts w:ascii="Times New Roman" w:hAnsi="Times New Roman" w:eastAsia="Times New Roman" w:cs="Times New Roman"/>
@@ -2498,7 +2239,7 @@
       </w:r>
     </w:p>
     <w:bookmarkEnd w:id="12"/>
-    <w:bookmarkStart w:id="13" w:name="对称性-习题4.2"/>
+    <w:bookmarkStart w:id="13" w:name="对称性-1"/>
     <w:p>
       <w:pPr>
         <w:pStyle w:val="Heading2"/>
@@ -2514,25 +2255,7 @@
         <w:rPr>
           <w:rFonts w:hint="eastAsia" w:ascii="Times New Roman" w:hAnsi="Times New Roman" w:eastAsia="SimHei" w:cs="Times New Roman"/>
         </w:rPr>
-        <w:t>对称性</w:t>
-      </w:r>
-      <w:r>
-        <w:rPr>
-          <w:rFonts w:hint="eastAsia" w:ascii="Times New Roman" w:hAnsi="Times New Roman" w:eastAsia="Times New Roman" w:cs="Times New Roman"/>
-        </w:rPr>
-        <w:t>-</w:t>
-      </w:r>
-      <w:r>
-        <w:rPr>
-          <w:rFonts w:hint="eastAsia" w:ascii="Times New Roman" w:hAnsi="Times New Roman" w:eastAsia="SimHei" w:cs="Times New Roman"/>
-        </w:rPr>
-        <w:t>习题</w:t>
-      </w:r>
-      <w:r>
-        <w:rPr>
-          <w:rFonts w:hint="eastAsia" w:ascii="Times New Roman" w:hAnsi="Times New Roman" w:eastAsia="Times New Roman" w:cs="Times New Roman"/>
-        </w:rPr>
-        <w:t>4.2</w:t>
+        <w:t xml:space="preserve">对称性</w:t>
       </w:r>
     </w:p>
     <w:p>
@@ -2705,7 +2428,7 @@
       </w:r>
     </w:p>
     <w:bookmarkEnd w:id="13"/>
-    <w:bookmarkStart w:id="14" w:name="对称性-习题4.3"/>
+    <w:bookmarkStart w:id="14" w:name="对称性-2"/>
     <w:p>
       <w:pPr>
         <w:pStyle w:val="Heading2"/>
@@ -2721,25 +2444,7 @@
         <w:rPr>
           <w:rFonts w:hint="eastAsia" w:ascii="Times New Roman" w:hAnsi="Times New Roman" w:eastAsia="SimHei" w:cs="Times New Roman"/>
         </w:rPr>
-        <w:t>对称性</w:t>
-      </w:r>
-      <w:r>
-        <w:rPr>
-          <w:rFonts w:hint="eastAsia" w:ascii="Times New Roman" w:hAnsi="Times New Roman" w:eastAsia="Times New Roman" w:cs="Times New Roman"/>
-        </w:rPr>
-        <w:t>-</w:t>
-      </w:r>
-      <w:r>
-        <w:rPr>
-          <w:rFonts w:hint="eastAsia" w:ascii="Times New Roman" w:hAnsi="Times New Roman" w:eastAsia="SimHei" w:cs="Times New Roman"/>
-        </w:rPr>
-        <w:t>习题</w:t>
-      </w:r>
-      <w:r>
-        <w:rPr>
-          <w:rFonts w:hint="eastAsia" w:ascii="Times New Roman" w:hAnsi="Times New Roman" w:eastAsia="Times New Roman" w:cs="Times New Roman"/>
-        </w:rPr>
-        <w:t>4.3</w:t>
+        <w:t xml:space="preserve">对称性</w:t>
       </w:r>
     </w:p>
     <w:p>
@@ -2756,15 +2461,22 @@
         <w:rPr>
           <w:rFonts w:ascii="Times New Roman" w:hAnsi="Times New Roman" w:eastAsia="Times New Roman" w:cs="Times New Roman"/>
         </w:rPr>
-        <w:t xml:space="preserve"> S</w:t>
-      </w:r>
-      <w:r>
-        <w:rPr>
-          <w:rFonts w:ascii="Times New Roman" w:hAnsi="Times New Roman" w:eastAsia="Times New Roman" w:cs="Times New Roman"/>
-          <w:vertAlign w:val="subscript"/>
-        </w:rPr>
-        <w:t>3</w:t>
-      </w:r>
+        <w:t xml:space="preserve"> </w:t>
+      </w:r>
+      <m:oMath>
+        <m:sSub>
+          <m:e>
+            <m:r>
+              <m:t>S</m:t>
+            </m:r>
+          </m:e>
+          <m:sub>
+            <m:r>
+              <m:t>3</m:t>
+            </m:r>
+          </m:sub>
+        </m:sSub>
+      </m:oMath>
       <w:r>
         <w:rPr>
           <w:rFonts w:ascii="Times New Roman" w:hAnsi="Times New Roman" w:eastAsia="Times New Roman" w:cs="Times New Roman"/>
@@ -2781,15 +2493,22 @@
         <w:rPr>
           <w:rFonts w:ascii="Times New Roman" w:hAnsi="Times New Roman" w:eastAsia="Times New Roman" w:cs="Times New Roman"/>
         </w:rPr>
-        <w:t xml:space="preserve"> I</w:t>
-      </w:r>
-      <w:r>
-        <w:rPr>
-          <w:rFonts w:ascii="Times New Roman" w:hAnsi="Times New Roman" w:eastAsia="Times New Roman" w:cs="Times New Roman"/>
-          <w:vertAlign w:val="subscript"/>
-        </w:rPr>
-        <w:t>3</w:t>
-      </w:r>
+        <w:t xml:space="preserve"> </w:t>
+      </w:r>
+      <m:oMath>
+        <m:sSub>
+          <m:e>
+            <m:r>
+              <m:t>I</m:t>
+            </m:r>
+          </m:e>
+          <m:sub>
+            <m:r>
+              <m:t>3</m:t>
+            </m:r>
+          </m:sub>
+        </m:sSub>
+      </m:oMath>
       <w:r>
         <w:rPr>
           <w:rFonts w:ascii="Times New Roman" w:hAnsi="Times New Roman" w:eastAsia="Times New Roman" w:cs="Times New Roman"/>
@@ -2830,24 +2549,25 @@
       <w:pPr>
         <w:pStyle w:val="BodyText"/>
       </w:pPr>
-      <w:r>
-        <w:rPr>
-          <w:rFonts w:hint="eastAsia" w:ascii="Times New Roman" w:hAnsi="Times New Roman" w:eastAsia="Times New Roman" w:cs="Times New Roman"/>
-        </w:rPr>
-        <w:t>S</w:t>
-      </w:r>
-      <w:r>
-        <w:rPr>
-          <w:rFonts w:hint="eastAsia" w:ascii="Times New Roman" w:hAnsi="Times New Roman" w:eastAsia="Times New Roman" w:cs="Times New Roman"/>
-          <w:vertAlign w:val="subscript"/>
-        </w:rPr>
-        <w:t>3</w:t>
-      </w:r>
-      <w:r>
-        <w:rPr>
-          <w:rFonts w:hint="eastAsia" w:ascii="Times New Roman" w:hAnsi="Times New Roman" w:eastAsia="Times New Roman" w:cs="Times New Roman"/>
-        </w:rPr>
-        <w:t>：</w:t>
+      <m:oMath>
+        <m:sSub>
+          <m:e>
+            <m:r>
+              <m:t>S</m:t>
+            </m:r>
+          </m:e>
+          <m:sub>
+            <m:r>
+              <m:t>3</m:t>
+            </m:r>
+          </m:sub>
+        </m:sSub>
+      </m:oMath>
+      <w:r>
+        <w:rPr>
+          <w:rFonts w:hint="eastAsia" w:ascii="Times New Roman" w:hAnsi="Times New Roman" w:eastAsia="Times New Roman" w:cs="Times New Roman"/>
+        </w:rPr>
+        <w:t xml:space="preserve">：</w:t>
       </w:r>
       <m:oMath>
         <m:oMathPr>
@@ -3217,24 +2937,25 @@
       <w:pPr>
         <w:pStyle w:val="BodyText"/>
       </w:pPr>
-      <w:r>
-        <w:rPr>
-          <w:rFonts w:hint="eastAsia" w:ascii="Times New Roman" w:hAnsi="Times New Roman" w:eastAsia="Times New Roman" w:cs="Times New Roman"/>
-        </w:rPr>
-        <w:t>I</w:t>
-      </w:r>
-      <w:r>
-        <w:rPr>
-          <w:rFonts w:hint="eastAsia" w:ascii="Times New Roman" w:hAnsi="Times New Roman" w:eastAsia="Times New Roman" w:cs="Times New Roman"/>
-          <w:vertAlign w:val="subscript"/>
-        </w:rPr>
-        <w:t>3</w:t>
-      </w:r>
-      <w:r>
-        <w:rPr>
-          <w:rFonts w:hint="eastAsia" w:ascii="Times New Roman" w:hAnsi="Times New Roman" w:eastAsia="Times New Roman" w:cs="Times New Roman"/>
-        </w:rPr>
-        <w:t>：</w:t>
+      <m:oMath>
+        <m:sSub>
+          <m:e>
+            <m:r>
+              <m:t>I</m:t>
+            </m:r>
+          </m:e>
+          <m:sub>
+            <m:r>
+              <m:t>3</m:t>
+            </m:r>
+          </m:sub>
+        </m:sSub>
+      </m:oMath>
+      <w:r>
+        <w:rPr>
+          <w:rFonts w:hint="eastAsia" w:ascii="Times New Roman" w:hAnsi="Times New Roman" w:eastAsia="Times New Roman" w:cs="Times New Roman"/>
+        </w:rPr>
+        <w:t xml:space="preserve">：</w:t>
       </w:r>
       <m:oMath>
         <m:oMathPr>
@@ -3576,7 +3297,7 @@
       </w:r>
     </w:p>
     <w:bookmarkEnd w:id="14"/>
-    <w:bookmarkStart w:id="15" w:name="对称性-习题4.4"/>
+    <w:bookmarkStart w:id="15" w:name="对称性-3"/>
     <w:p>
       <w:pPr>
         <w:pStyle w:val="Heading2"/>
@@ -3592,25 +3313,7 @@
         <w:rPr>
           <w:rFonts w:hint="eastAsia" w:ascii="Times New Roman" w:hAnsi="Times New Roman" w:eastAsia="SimHei" w:cs="Times New Roman"/>
         </w:rPr>
-        <w:t>对称性</w:t>
-      </w:r>
-      <w:r>
-        <w:rPr>
-          <w:rFonts w:hint="eastAsia" w:ascii="Times New Roman" w:hAnsi="Times New Roman" w:eastAsia="Times New Roman" w:cs="Times New Roman"/>
-        </w:rPr>
-        <w:t>-</w:t>
-      </w:r>
-      <w:r>
-        <w:rPr>
-          <w:rFonts w:hint="eastAsia" w:ascii="Times New Roman" w:hAnsi="Times New Roman" w:eastAsia="SimHei" w:cs="Times New Roman"/>
-        </w:rPr>
-        <w:t>习题</w:t>
-      </w:r>
-      <w:r>
-        <w:rPr>
-          <w:rFonts w:hint="eastAsia" w:ascii="Times New Roman" w:hAnsi="Times New Roman" w:eastAsia="Times New Roman" w:cs="Times New Roman"/>
-        </w:rPr>
-        <w:t>4.4</w:t>
+        <w:t xml:space="preserve">对称性</w:t>
       </w:r>
     </w:p>
     <w:p>
@@ -3627,15 +3330,22 @@
         <w:rPr>
           <w:rFonts w:ascii="Times New Roman" w:hAnsi="Times New Roman" w:eastAsia="Times New Roman" w:cs="Times New Roman"/>
         </w:rPr>
-        <w:t xml:space="preserve"> S</w:t>
-      </w:r>
-      <w:r>
-        <w:rPr>
-          <w:rFonts w:ascii="Times New Roman" w:hAnsi="Times New Roman" w:eastAsia="Times New Roman" w:cs="Times New Roman"/>
-          <w:vertAlign w:val="subscript"/>
-        </w:rPr>
-        <w:t>4</w:t>
-      </w:r>
+        <w:t xml:space="preserve"> </w:t>
+      </w:r>
+      <m:oMath>
+        <m:sSub>
+          <m:e>
+            <m:r>
+              <m:t>S</m:t>
+            </m:r>
+          </m:e>
+          <m:sub>
+            <m:r>
+              <m:t>4</m:t>
+            </m:r>
+          </m:sub>
+        </m:sSub>
+      </m:oMath>
       <w:r>
         <w:rPr>
           <w:rFonts w:ascii="Times New Roman" w:hAnsi="Times New Roman" w:eastAsia="Times New Roman" w:cs="Times New Roman"/>
@@ -3652,15 +3362,22 @@
         <w:rPr>
           <w:rFonts w:ascii="Times New Roman" w:hAnsi="Times New Roman" w:eastAsia="Times New Roman" w:cs="Times New Roman"/>
         </w:rPr>
-        <w:t xml:space="preserve"> I</w:t>
-      </w:r>
-      <w:r>
-        <w:rPr>
-          <w:rFonts w:ascii="Times New Roman" w:hAnsi="Times New Roman" w:eastAsia="Times New Roman" w:cs="Times New Roman"/>
-          <w:vertAlign w:val="subscript"/>
-        </w:rPr>
-        <w:t>4</w:t>
-      </w:r>
+        <w:t xml:space="preserve"> </w:t>
+      </w:r>
+      <m:oMath>
+        <m:sSub>
+          <m:e>
+            <m:r>
+              <m:t>I</m:t>
+            </m:r>
+          </m:e>
+          <m:sub>
+            <m:r>
+              <m:t>4</m:t>
+            </m:r>
+          </m:sub>
+        </m:sSub>
+      </m:oMath>
       <w:r>
         <w:rPr>
           <w:rFonts w:ascii="Times New Roman" w:hAnsi="Times New Roman" w:eastAsia="Times New Roman" w:cs="Times New Roman"/>
@@ -3701,24 +3418,25 @@
       <w:pPr>
         <w:pStyle w:val="BodyText"/>
       </w:pPr>
-      <w:r>
-        <w:rPr>
-          <w:rFonts w:hint="eastAsia" w:ascii="Times New Roman" w:hAnsi="Times New Roman" w:eastAsia="Times New Roman" w:cs="Times New Roman"/>
-        </w:rPr>
-        <w:t>S</w:t>
-      </w:r>
-      <w:r>
-        <w:rPr>
-          <w:rFonts w:hint="eastAsia" w:ascii="Times New Roman" w:hAnsi="Times New Roman" w:eastAsia="Times New Roman" w:cs="Times New Roman"/>
-          <w:vertAlign w:val="subscript"/>
-        </w:rPr>
-        <w:t>4</w:t>
-      </w:r>
-      <w:r>
-        <w:rPr>
-          <w:rFonts w:hint="eastAsia" w:ascii="Times New Roman" w:hAnsi="Times New Roman" w:eastAsia="Times New Roman" w:cs="Times New Roman"/>
-        </w:rPr>
-        <w:t>：</w:t>
+      <m:oMath>
+        <m:sSub>
+          <m:e>
+            <m:r>
+              <m:t>S</m:t>
+            </m:r>
+          </m:e>
+          <m:sub>
+            <m:r>
+              <m:t>4</m:t>
+            </m:r>
+          </m:sub>
+        </m:sSub>
+      </m:oMath>
+      <w:r>
+        <w:rPr>
+          <w:rFonts w:hint="eastAsia" w:ascii="Times New Roman" w:hAnsi="Times New Roman" w:eastAsia="Times New Roman" w:cs="Times New Roman"/>
+        </w:rPr>
+        <w:t xml:space="preserve">：</w:t>
       </w:r>
       <m:oMath>
         <m:oMathPr>
@@ -3969,24 +3687,25 @@
       <w:pPr>
         <w:pStyle w:val="BodyText"/>
       </w:pPr>
-      <w:r>
-        <w:rPr>
-          <w:rFonts w:hint="eastAsia" w:ascii="Times New Roman" w:hAnsi="Times New Roman" w:eastAsia="Times New Roman" w:cs="Times New Roman"/>
-        </w:rPr>
-        <w:t>I</w:t>
-      </w:r>
-      <w:r>
-        <w:rPr>
-          <w:rFonts w:hint="eastAsia" w:ascii="Times New Roman" w:hAnsi="Times New Roman" w:eastAsia="Times New Roman" w:cs="Times New Roman"/>
-          <w:vertAlign w:val="subscript"/>
-        </w:rPr>
-        <w:t>4</w:t>
-      </w:r>
-      <w:r>
-        <w:rPr>
-          <w:rFonts w:hint="eastAsia" w:ascii="Times New Roman" w:hAnsi="Times New Roman" w:eastAsia="Times New Roman" w:cs="Times New Roman"/>
-        </w:rPr>
-        <w:t>：</w:t>
+      <m:oMath>
+        <m:sSub>
+          <m:e>
+            <m:r>
+              <m:t>I</m:t>
+            </m:r>
+          </m:e>
+          <m:sub>
+            <m:r>
+              <m:t>4</m:t>
+            </m:r>
+          </m:sub>
+        </m:sSub>
+      </m:oMath>
+      <w:r>
+        <w:rPr>
+          <w:rFonts w:hint="eastAsia" w:ascii="Times New Roman" w:hAnsi="Times New Roman" w:eastAsia="Times New Roman" w:cs="Times New Roman"/>
+        </w:rPr>
+        <w:t xml:space="preserve">：</w:t>
       </w:r>
       <m:oMath>
         <m:oMathPr>
@@ -4318,7 +4037,7 @@
       </w:r>
     </w:p>
     <w:bookmarkEnd w:id="15"/>
-    <w:bookmarkStart w:id="16" w:name="对称性-习题4.5"/>
+    <w:bookmarkStart w:id="16" w:name="对称性-4"/>
     <w:p>
       <w:pPr>
         <w:pStyle w:val="Heading2"/>
@@ -4334,25 +4053,7 @@
         <w:rPr>
           <w:rFonts w:hint="eastAsia" w:ascii="Times New Roman" w:hAnsi="Times New Roman" w:eastAsia="SimHei" w:cs="Times New Roman"/>
         </w:rPr>
-        <w:t>对称性</w:t>
-      </w:r>
-      <w:r>
-        <w:rPr>
-          <w:rFonts w:hint="eastAsia" w:ascii="Times New Roman" w:hAnsi="Times New Roman" w:eastAsia="Times New Roman" w:cs="Times New Roman"/>
-        </w:rPr>
-        <w:t>-</w:t>
-      </w:r>
-      <w:r>
-        <w:rPr>
-          <w:rFonts w:hint="eastAsia" w:ascii="Times New Roman" w:hAnsi="Times New Roman" w:eastAsia="SimHei" w:cs="Times New Roman"/>
-        </w:rPr>
-        <w:t>习题</w:t>
-      </w:r>
-      <w:r>
-        <w:rPr>
-          <w:rFonts w:hint="eastAsia" w:ascii="Times New Roman" w:hAnsi="Times New Roman" w:eastAsia="Times New Roman" w:cs="Times New Roman"/>
-        </w:rPr>
-        <w:t>4.5</w:t>
+        <w:t xml:space="preserve">对称性</w:t>
       </w:r>
     </w:p>
     <w:p>
@@ -4427,15 +4128,22 @@
         <w:rPr>
           <w:rFonts w:ascii="Times New Roman" w:hAnsi="Times New Roman" w:eastAsia="Times New Roman" w:cs="Times New Roman"/>
         </w:rPr>
-        <w:t xml:space="preserve"> C</w:t>
-      </w:r>
-      <w:r>
-        <w:rPr>
-          <w:rFonts w:ascii="Times New Roman" w:hAnsi="Times New Roman" w:eastAsia="Times New Roman" w:cs="Times New Roman"/>
-          <w:vertAlign w:val="subscript"/>
-        </w:rPr>
-        <w:t>2</w:t>
-      </w:r>
+        <w:t xml:space="preserve"> </w:t>
+      </w:r>
+      <m:oMath>
+        <m:sSub>
+          <m:e>
+            <m:r>
+              <m:t>C</m:t>
+            </m:r>
+          </m:e>
+          <m:sub>
+            <m:r>
+              <m:t>2</m:t>
+            </m:r>
+          </m:sub>
+        </m:sSub>
+      </m:oMath>
       <w:r>
         <w:rPr>
           <w:rFonts w:ascii="Times New Roman" w:hAnsi="Times New Roman" w:eastAsia="Times New Roman" w:cs="Times New Roman"/>
@@ -4452,22 +4160,27 @@
         <w:rPr>
           <w:rFonts w:ascii="Times New Roman" w:hAnsi="Times New Roman" w:eastAsia="Times New Roman" w:cs="Times New Roman"/>
         </w:rPr>
-        <w:t xml:space="preserve"> C</w:t>
-      </w:r>
-      <w:r>
-        <w:rPr>
-          <w:rFonts w:ascii="Times New Roman" w:hAnsi="Times New Roman" w:eastAsia="Times New Roman" w:cs="Times New Roman"/>
-          <w:vertAlign w:val="subscript"/>
-        </w:rPr>
-        <w:t>2</w:t>
-      </w:r>
-      <w:r>
-        <w:rPr>
-          <w:rFonts w:ascii="Times New Roman" w:hAnsi="Times New Roman" w:eastAsia="Times New Roman" w:cs="Times New Roman"/>
-          <w:vertAlign w:val="superscript"/>
-        </w:rPr>
-        <w:t>1</w:t>
-      </w:r>
+        <w:t xml:space="preserve"> </w:t>
+      </w:r>
+      <m:oMath>
+        <m:sSubSup>
+          <m:e>
+            <m:r>
+              <m:t>C</m:t>
+            </m:r>
+          </m:e>
+          <m:sub>
+            <m:r>
+              <m:t>2</m:t>
+            </m:r>
+          </m:sub>
+          <m:sup>
+            <m:r>
+              <m:t>1</m:t>
+            </m:r>
+          </m:sup>
+        </m:sSubSup>
+      </m:oMath>
       <w:r>
         <w:rPr>
           <w:rFonts w:ascii="Times New Roman" w:hAnsi="Times New Roman" w:eastAsia="Times New Roman" w:cs="Times New Roman"/>
@@ -4808,7 +4521,7 @@
       </w:r>
     </w:p>
     <w:bookmarkEnd w:id="16"/>
-    <w:bookmarkStart w:id="17" w:name="对称性-习题4.6"/>
+    <w:bookmarkStart w:id="17" w:name="对称性-5"/>
     <w:p>
       <w:pPr>
         <w:pStyle w:val="Heading2"/>
@@ -4824,25 +4537,7 @@
         <w:rPr>
           <w:rFonts w:hint="eastAsia" w:ascii="Times New Roman" w:hAnsi="Times New Roman" w:eastAsia="SimHei" w:cs="Times New Roman"/>
         </w:rPr>
-        <w:t>对称性</w:t>
-      </w:r>
-      <w:r>
-        <w:rPr>
-          <w:rFonts w:hint="eastAsia" w:ascii="Times New Roman" w:hAnsi="Times New Roman" w:eastAsia="Times New Roman" w:cs="Times New Roman"/>
-        </w:rPr>
-        <w:t>-</w:t>
-      </w:r>
-      <w:r>
-        <w:rPr>
-          <w:rFonts w:hint="eastAsia" w:ascii="Times New Roman" w:hAnsi="Times New Roman" w:eastAsia="SimHei" w:cs="Times New Roman"/>
-        </w:rPr>
-        <w:t>习题</w:t>
-      </w:r>
-      <w:r>
-        <w:rPr>
-          <w:rFonts w:hint="eastAsia" w:ascii="Times New Roman" w:hAnsi="Times New Roman" w:eastAsia="Times New Roman" w:cs="Times New Roman"/>
-        </w:rPr>
-        <w:t>4.6</w:t>
+        <w:t xml:space="preserve">对称性</w:t>
       </w:r>
     </w:p>
     <w:p>
@@ -6502,15 +6197,22 @@
         <w:rPr>
           <w:rFonts w:ascii="Times New Roman" w:hAnsi="Times New Roman" w:eastAsia="Times New Roman" w:cs="Times New Roman"/>
         </w:rPr>
-        <w:t xml:space="preserve"> C</w:t>
-      </w:r>
-      <w:r>
-        <w:rPr>
-          <w:rFonts w:ascii="Times New Roman" w:hAnsi="Times New Roman" w:eastAsia="Times New Roman" w:cs="Times New Roman"/>
-          <w:vertAlign w:val="subscript"/>
-        </w:rPr>
-        <w:t>2</w:t>
-      </w:r>
+        <w:t xml:space="preserve"> </w:t>
+      </w:r>
+      <m:oMath>
+        <m:sSub>
+          <m:e>
+            <m:r>
+              <m:t>C</m:t>
+            </m:r>
+          </m:e>
+          <m:sub>
+            <m:r>
+              <m:t>2</m:t>
+            </m:r>
+          </m:sub>
+        </m:sSub>
+      </m:oMath>
       <w:r>
         <w:rPr>
           <w:rFonts w:ascii="Times New Roman" w:hAnsi="Times New Roman" w:eastAsia="Times New Roman" w:cs="Times New Roman"/>
@@ -6545,15 +6247,22 @@
         <w:rPr>
           <w:rFonts w:ascii="Times New Roman" w:hAnsi="Times New Roman" w:eastAsia="Times New Roman" w:cs="Times New Roman"/>
         </w:rPr>
-        <w:t xml:space="preserve"> C</w:t>
-      </w:r>
-      <w:r>
-        <w:rPr>
-          <w:rFonts w:ascii="Times New Roman" w:hAnsi="Times New Roman" w:eastAsia="Times New Roman" w:cs="Times New Roman"/>
-          <w:vertAlign w:val="subscript"/>
-        </w:rPr>
-        <w:t>2</w:t>
-      </w:r>
+        <w:t xml:space="preserve"> </w:t>
+      </w:r>
+      <m:oMath>
+        <m:sSub>
+          <m:e>
+            <m:r>
+              <m:t>C</m:t>
+            </m:r>
+          </m:e>
+          <m:sub>
+            <m:r>
+              <m:t>2</m:t>
+            </m:r>
+          </m:sub>
+        </m:sSub>
+      </m:oMath>
       <w:r>
         <w:rPr>
           <w:rFonts w:ascii="Times New Roman" w:hAnsi="Times New Roman" w:eastAsia="Times New Roman" w:cs="Times New Roman"/>
@@ -6570,15 +6279,22 @@
         <w:rPr>
           <w:rFonts w:ascii="Times New Roman" w:hAnsi="Times New Roman" w:eastAsia="Times New Roman" w:cs="Times New Roman"/>
         </w:rPr>
-        <w:t xml:space="preserve"> C</w:t>
-      </w:r>
-      <w:r>
-        <w:rPr>
-          <w:rFonts w:ascii="Times New Roman" w:hAnsi="Times New Roman" w:eastAsia="Times New Roman" w:cs="Times New Roman"/>
-          <w:vertAlign w:val="subscript"/>
-        </w:rPr>
-        <w:t>2</w:t>
-      </w:r>
+        <w:t xml:space="preserve"> </w:t>
+      </w:r>
+      <m:oMath>
+        <m:sSub>
+          <m:e>
+            <m:r>
+              <m:t>C</m:t>
+            </m:r>
+          </m:e>
+          <m:sub>
+            <m:r>
+              <m:t>2</m:t>
+            </m:r>
+          </m:sub>
+        </m:sSub>
+      </m:oMath>
       <w:r>
         <w:rPr>
           <w:rFonts w:ascii="Times New Roman" w:hAnsi="Times New Roman" w:eastAsia="Times New Roman" w:cs="Times New Roman"/>
@@ -6666,15 +6382,22 @@
         <w:rPr>
           <w:rFonts w:ascii="Times New Roman" w:hAnsi="Times New Roman" w:eastAsia="Times New Roman" w:cs="Times New Roman"/>
         </w:rPr>
-        <w:t xml:space="preserve"> C</w:t>
-      </w:r>
-      <w:r>
-        <w:rPr>
-          <w:rFonts w:ascii="Times New Roman" w:hAnsi="Times New Roman" w:eastAsia="Times New Roman" w:cs="Times New Roman"/>
-          <w:vertAlign w:val="subscript"/>
-        </w:rPr>
-        <w:t>2</w:t>
-      </w:r>
+        <w:t xml:space="preserve"> </w:t>
+      </w:r>
+      <m:oMath>
+        <m:sSub>
+          <m:e>
+            <m:r>
+              <m:t>C</m:t>
+            </m:r>
+          </m:e>
+          <m:sub>
+            <m:r>
+              <m:t>2</m:t>
+            </m:r>
+          </m:sub>
+        </m:sSub>
+      </m:oMath>
       <w:r>
         <w:rPr>
           <w:rFonts w:ascii="Times New Roman" w:hAnsi="Times New Roman" w:eastAsia="Times New Roman" w:cs="Times New Roman"/>
@@ -6709,15 +6432,22 @@
         <w:rPr>
           <w:rFonts w:ascii="Times New Roman" w:hAnsi="Times New Roman" w:eastAsia="Times New Roman" w:cs="Times New Roman"/>
         </w:rPr>
-        <w:t xml:space="preserve"> C</w:t>
-      </w:r>
-      <w:r>
-        <w:rPr>
-          <w:rFonts w:ascii="Times New Roman" w:hAnsi="Times New Roman" w:eastAsia="Times New Roman" w:cs="Times New Roman"/>
-          <w:vertAlign w:val="subscript"/>
-        </w:rPr>
-        <w:t>2</w:t>
-      </w:r>
+        <w:t xml:space="preserve"> </w:t>
+      </w:r>
+      <m:oMath>
+        <m:sSub>
+          <m:e>
+            <m:r>
+              <m:t>C</m:t>
+            </m:r>
+          </m:e>
+          <m:sub>
+            <m:r>
+              <m:t>2</m:t>
+            </m:r>
+          </m:sub>
+        </m:sSub>
+      </m:oMath>
       <w:r>
         <w:rPr>
           <w:rFonts w:ascii="Times New Roman" w:hAnsi="Times New Roman" w:eastAsia="Times New Roman" w:cs="Times New Roman"/>
@@ -6839,61 +6569,6 @@
         <w:rPr>
           <w:rFonts w:ascii="Times New Roman" w:hAnsi="Times New Roman" w:eastAsia="Times New Roman" w:cs="Times New Roman"/>
         </w:rPr>
-        <w:t xml:space="preserve"> C</w:t>
-      </w:r>
-      <w:r>
-        <w:rPr>
-          <w:rFonts w:ascii="Times New Roman" w:hAnsi="Times New Roman" w:eastAsia="Times New Roman" w:cs="Times New Roman"/>
-          <w:vertAlign w:val="subscript"/>
-        </w:rPr>
-        <w:t>2</w:t>
-      </w:r>
-      <w:r>
-        <w:rPr>
-          <w:rFonts w:ascii="Times New Roman" w:hAnsi="Times New Roman" w:eastAsia="Times New Roman" w:cs="Times New Roman"/>
-        </w:rPr>
-        <w:t xml:space="preserve"> </w:t>
-      </w:r>
-      <w:r>
-        <w:rPr>
-          <w:rFonts w:hint="eastAsia" w:ascii="Times New Roman" w:hAnsi="Times New Roman" w:eastAsia="FangSong" w:cs="Times New Roman"/>
-        </w:rPr>
-        <w:t>轴</w:t>
-      </w:r>
-      <w:r>
-        <w:rPr>
-          <w:rFonts w:hint="eastAsia" w:ascii="Times New Roman" w:hAnsi="Times New Roman" w:eastAsia="Times New Roman" w:cs="Times New Roman"/>
-        </w:rPr>
-        <w:t>。</w:t>
-      </w:r>
-      <w:r>
-        <w:rPr>
-          <w:rFonts w:hint="eastAsia" w:ascii="Times New Roman" w:hAnsi="Times New Roman" w:eastAsia="FangSong" w:cs="Times New Roman"/>
-        </w:rPr>
-        <w:t>进而可推得</w:t>
-      </w:r>
-      <w:r>
-        <w:rPr>
-          <w:rFonts w:hint="eastAsia" w:ascii="Times New Roman" w:hAnsi="Times New Roman" w:eastAsia="Times New Roman" w:cs="Times New Roman"/>
-        </w:rPr>
-        <w:t>,</w:t>
-      </w:r>
-      <w:r>
-        <w:rPr>
-          <w:rFonts w:ascii="Times New Roman" w:hAnsi="Times New Roman" w:eastAsia="Times New Roman" w:cs="Times New Roman"/>
-        </w:rPr>
-        <w:t xml:space="preserve"> </w:t>
-      </w:r>
-      <w:r>
-        <w:rPr>
-          <w:rFonts w:hint="eastAsia" w:ascii="Times New Roman" w:hAnsi="Times New Roman" w:eastAsia="FangSong" w:cs="Times New Roman"/>
-        </w:rPr>
-        <w:t xml:space="preserve">一个</w:t>
-      </w:r>
-      <w:r>
-        <w:rPr>
-          <w:rFonts w:ascii="Times New Roman" w:hAnsi="Times New Roman" w:eastAsia="Times New Roman" w:cs="Times New Roman"/>
-        </w:rPr>
         <w:t xml:space="preserve"> </w:t>
       </w:r>
       <m:oMath>
@@ -6905,7 +6580,7 @@
           </m:e>
           <m:sub>
             <m:r>
-              <m:t>n</m:t>
+              <m:t>2</m:t>
             </m:r>
           </m:sub>
         </m:sSub>
@@ -6920,21 +6595,90 @@
         <w:rPr>
           <w:rFonts w:hint="eastAsia" w:ascii="Times New Roman" w:hAnsi="Times New Roman" w:eastAsia="FangSong" w:cs="Times New Roman"/>
         </w:rPr>
+        <w:t>轴</w:t>
+      </w:r>
+      <w:r>
+        <w:rPr>
+          <w:rFonts w:hint="eastAsia" w:ascii="Times New Roman" w:hAnsi="Times New Roman" w:eastAsia="Times New Roman" w:cs="Times New Roman"/>
+        </w:rPr>
+        <w:t>。</w:t>
+      </w:r>
+      <w:r>
+        <w:rPr>
+          <w:rFonts w:hint="eastAsia" w:ascii="Times New Roman" w:hAnsi="Times New Roman" w:eastAsia="FangSong" w:cs="Times New Roman"/>
+        </w:rPr>
+        <w:t>进而可推得</w:t>
+      </w:r>
+      <w:r>
+        <w:rPr>
+          <w:rFonts w:hint="eastAsia" w:ascii="Times New Roman" w:hAnsi="Times New Roman" w:eastAsia="Times New Roman" w:cs="Times New Roman"/>
+        </w:rPr>
+        <w:t>,</w:t>
+      </w:r>
+      <w:r>
+        <w:rPr>
+          <w:rFonts w:ascii="Times New Roman" w:hAnsi="Times New Roman" w:eastAsia="Times New Roman" w:cs="Times New Roman"/>
+        </w:rPr>
+        <w:t xml:space="preserve"> </w:t>
+      </w:r>
+      <w:r>
+        <w:rPr>
+          <w:rFonts w:hint="eastAsia" w:ascii="Times New Roman" w:hAnsi="Times New Roman" w:eastAsia="FangSong" w:cs="Times New Roman"/>
+        </w:rPr>
+        <w:t xml:space="preserve">一个</w:t>
+      </w:r>
+      <w:r>
+        <w:rPr>
+          <w:rFonts w:ascii="Times New Roman" w:hAnsi="Times New Roman" w:eastAsia="Times New Roman" w:cs="Times New Roman"/>
+        </w:rPr>
+        <w:t xml:space="preserve"> </w:t>
+      </w:r>
+      <m:oMath>
+        <m:sSub>
+          <m:e>
+            <m:r>
+              <m:t>C</m:t>
+            </m:r>
+          </m:e>
+          <m:sub>
+            <m:r>
+              <m:t>n</m:t>
+            </m:r>
+          </m:sub>
+        </m:sSub>
+      </m:oMath>
+      <w:r>
+        <w:rPr>
+          <w:rFonts w:ascii="Times New Roman" w:hAnsi="Times New Roman" w:eastAsia="Times New Roman" w:cs="Times New Roman"/>
+        </w:rPr>
+        <w:t xml:space="preserve"> </w:t>
+      </w:r>
+      <w:r>
+        <w:rPr>
+          <w:rFonts w:hint="eastAsia" w:ascii="Times New Roman" w:hAnsi="Times New Roman" w:eastAsia="FangSong" w:cs="Times New Roman"/>
+        </w:rPr>
         <w:t xml:space="preserve">轴与垂直于它的</w:t>
       </w:r>
       <w:r>
         <w:rPr>
           <w:rFonts w:ascii="Times New Roman" w:hAnsi="Times New Roman" w:eastAsia="Times New Roman" w:cs="Times New Roman"/>
         </w:rPr>
-        <w:t xml:space="preserve"> C</w:t>
-      </w:r>
-      <w:r>
-        <w:rPr>
-          <w:rFonts w:ascii="Times New Roman" w:hAnsi="Times New Roman" w:eastAsia="Times New Roman" w:cs="Times New Roman"/>
-          <w:vertAlign w:val="subscript"/>
-        </w:rPr>
-        <w:t>2</w:t>
-      </w:r>
+        <w:t xml:space="preserve"> </w:t>
+      </w:r>
+      <m:oMath>
+        <m:sSub>
+          <m:e>
+            <m:r>
+              <m:t>C</m:t>
+            </m:r>
+          </m:e>
+          <m:sub>
+            <m:r>
+              <m:t>2</m:t>
+            </m:r>
+          </m:sub>
+        </m:sSub>
+      </m:oMath>
       <w:r>
         <w:rPr>
           <w:rFonts w:ascii="Times New Roman" w:hAnsi="Times New Roman" w:eastAsia="Times New Roman" w:cs="Times New Roman"/>
@@ -7024,15 +6768,22 @@
         <w:rPr>
           <w:rFonts w:ascii="Times New Roman" w:hAnsi="Times New Roman" w:eastAsia="Times New Roman" w:cs="Times New Roman"/>
         </w:rPr>
-        <w:t xml:space="preserve"> C</w:t>
-      </w:r>
-      <w:r>
-        <w:rPr>
-          <w:rFonts w:ascii="Times New Roman" w:hAnsi="Times New Roman" w:eastAsia="Times New Roman" w:cs="Times New Roman"/>
-          <w:vertAlign w:val="subscript"/>
-        </w:rPr>
-        <w:t>2</w:t>
-      </w:r>
+        <w:t xml:space="preserve"> </w:t>
+      </w:r>
+      <m:oMath>
+        <m:sSub>
+          <m:e>
+            <m:r>
+              <m:t>C</m:t>
+            </m:r>
+          </m:e>
+          <m:sub>
+            <m:r>
+              <m:t>2</m:t>
+            </m:r>
+          </m:sub>
+        </m:sSub>
+      </m:oMath>
       <w:r>
         <w:rPr>
           <w:rFonts w:ascii="Times New Roman" w:hAnsi="Times New Roman" w:eastAsia="Times New Roman" w:cs="Times New Roman"/>
@@ -7621,15 +7372,22 @@
         <w:rPr>
           <w:rFonts w:ascii="Times New Roman" w:hAnsi="Times New Roman" w:eastAsia="Times New Roman" w:cs="Times New Roman"/>
         </w:rPr>
-        <w:t xml:space="preserve"> C</w:t>
-      </w:r>
-      <w:r>
-        <w:rPr>
-          <w:rFonts w:ascii="Times New Roman" w:hAnsi="Times New Roman" w:eastAsia="Times New Roman" w:cs="Times New Roman"/>
-          <w:vertAlign w:val="subscript"/>
-        </w:rPr>
-        <w:t>2</w:t>
-      </w:r>
+        <w:t xml:space="preserve"> </w:t>
+      </w:r>
+      <m:oMath>
+        <m:sSub>
+          <m:e>
+            <m:r>
+              <m:t>C</m:t>
+            </m:r>
+          </m:e>
+          <m:sub>
+            <m:r>
+              <m:t>2</m:t>
+            </m:r>
+          </m:sub>
+        </m:sSub>
+      </m:oMath>
       <w:r>
         <w:rPr>
           <w:rFonts w:ascii="Times New Roman" w:hAnsi="Times New Roman" w:eastAsia="Times New Roman" w:cs="Times New Roman"/>
@@ -7658,15 +7416,22 @@
         <w:rPr>
           <w:rFonts w:ascii="Times New Roman" w:hAnsi="Times New Roman" w:eastAsia="Times New Roman" w:cs="Times New Roman"/>
         </w:rPr>
-        <w:t xml:space="preserve"> C</w:t>
-      </w:r>
-      <w:r>
-        <w:rPr>
-          <w:rFonts w:ascii="Times New Roman" w:hAnsi="Times New Roman" w:eastAsia="Times New Roman" w:cs="Times New Roman"/>
-          <w:vertAlign w:val="subscript"/>
-        </w:rPr>
-        <w:t>2</w:t>
-      </w:r>
+        <w:t xml:space="preserve"> </w:t>
+      </w:r>
+      <m:oMath>
+        <m:sSub>
+          <m:e>
+            <m:r>
+              <m:t>C</m:t>
+            </m:r>
+          </m:e>
+          <m:sub>
+            <m:r>
+              <m:t>2</m:t>
+            </m:r>
+          </m:sub>
+        </m:sSub>
+      </m:oMath>
       <w:r>
         <w:rPr>
           <w:rFonts w:ascii="Times New Roman" w:hAnsi="Times New Roman" w:eastAsia="Times New Roman" w:cs="Times New Roman"/>
@@ -7901,7 +7666,7 @@
       </w:r>
     </w:p>
     <w:bookmarkEnd w:id="17"/>
-    <w:bookmarkStart w:id="18" w:name="对称性-习题4.7"/>
+    <w:bookmarkStart w:id="18" w:name="对称性-6"/>
     <w:p>
       <w:pPr>
         <w:pStyle w:val="Heading2"/>
@@ -7917,25 +7682,7 @@
         <w:rPr>
           <w:rFonts w:hint="eastAsia" w:ascii="Times New Roman" w:hAnsi="Times New Roman" w:eastAsia="SimHei" w:cs="Times New Roman"/>
         </w:rPr>
-        <w:t>对称性</w:t>
-      </w:r>
-      <w:r>
-        <w:rPr>
-          <w:rFonts w:hint="eastAsia" w:ascii="Times New Roman" w:hAnsi="Times New Roman" w:eastAsia="Times New Roman" w:cs="Times New Roman"/>
-        </w:rPr>
-        <w:t>-</w:t>
-      </w:r>
-      <w:r>
-        <w:rPr>
-          <w:rFonts w:hint="eastAsia" w:ascii="Times New Roman" w:hAnsi="Times New Roman" w:eastAsia="SimHei" w:cs="Times New Roman"/>
-        </w:rPr>
-        <w:t>习题</w:t>
-      </w:r>
-      <w:r>
-        <w:rPr>
-          <w:rFonts w:hint="eastAsia" w:ascii="Times New Roman" w:hAnsi="Times New Roman" w:eastAsia="Times New Roman" w:cs="Times New Roman"/>
-        </w:rPr>
-        <w:t>4.7</w:t>
+        <w:t xml:space="preserve">对称性</w:t>
       </w:r>
     </w:p>
     <w:p>
@@ -8271,28 +8018,31 @@
               <w:pStyle w:val="Compact"/>
               <w:jc w:val="center"/>
             </w:pPr>
+            <m:oMath>
+              <m:sSubSup>
+                <m:e>
+                  <m:r>
+                    <m:t>C</m:t>
+                  </m:r>
+                </m:e>
+                <m:sub>
+                  <m:r>
+                    <m:t>2</m:t>
+                  </m:r>
+                </m:sub>
+                <m:sup>
+                  <m:r>
+                    <m:t>1</m:t>
+                  </m:r>
+                </m:sup>
+              </m:sSubSup>
+            </m:oMath>
             <w:r>
               <w:rPr>
                 <w:rFonts w:ascii="Times New Roman" w:hAnsi="Times New Roman" w:eastAsia="Times New Roman" w:cs="Times New Roman"/>
                 <w:b/>
               </w:rPr>
-              <w:t>C</w:t>
-            </w:r>
-            <w:r>
-              <w:rPr>
-                <w:rFonts w:ascii="Times New Roman" w:hAnsi="Times New Roman" w:eastAsia="Times New Roman" w:cs="Times New Roman"/>
-                <w:b/>
-                <w:vertAlign w:val="subscript"/>
-              </w:rPr>
-              <w:t>2</w:t>
-            </w:r>
-            <w:r>
-              <w:rPr>
-                <w:rFonts w:ascii="Times New Roman" w:hAnsi="Times New Roman" w:eastAsia="Times New Roman" w:cs="Times New Roman"/>
-                <w:b/>
-                <w:vertAlign w:val="superscript"/>
-              </w:rPr>
-              <w:t>1</w:t>
+              <w:t xml:space="preserve">​</w:t>
             </w:r>
           </w:p>
         </w:tc>
@@ -8396,25 +8146,30 @@
               <w:pStyle w:val="Compact"/>
               <w:jc w:val="center"/>
             </w:pPr>
+            <m:oMath>
+              <m:sSubSup>
+                <m:e>
+                  <m:r>
+                    <m:t>C</m:t>
+                  </m:r>
+                </m:e>
+                <m:sub>
+                  <m:r>
+                    <m:t>2</m:t>
+                  </m:r>
+                </m:sub>
+                <m:sup>
+                  <m:r>
+                    <m:t>1</m:t>
+                  </m:r>
+                </m:sup>
+              </m:sSubSup>
+            </m:oMath>
             <w:r>
               <w:rPr>
                 <w:rFonts w:ascii="Times New Roman" w:hAnsi="Times New Roman" w:eastAsia="Times New Roman" w:cs="Times New Roman"/>
               </w:rPr>
-              <w:t>C</w:t>
-            </w:r>
-            <w:r>
-              <w:rPr>
-                <w:rFonts w:ascii="Times New Roman" w:hAnsi="Times New Roman" w:eastAsia="Times New Roman" w:cs="Times New Roman"/>
-                <w:vertAlign w:val="subscript"/>
-              </w:rPr>
-              <w:t>2</w:t>
-            </w:r>
-            <w:r>
-              <w:rPr>
-                <w:rFonts w:ascii="Times New Roman" w:hAnsi="Times New Roman" w:eastAsia="Times New Roman" w:cs="Times New Roman"/>
-                <w:vertAlign w:val="superscript"/>
-              </w:rPr>
-              <w:t>1</w:t>
+              <w:t xml:space="preserve">​</w:t>
             </w:r>
           </w:p>
         </w:tc>
@@ -8476,25 +8231,30 @@
               <w:pStyle w:val="Compact"/>
               <w:jc w:val="center"/>
             </w:pPr>
+            <m:oMath>
+              <m:sSubSup>
+                <m:e>
+                  <m:r>
+                    <m:t>C</m:t>
+                  </m:r>
+                </m:e>
+                <m:sub>
+                  <m:r>
+                    <m:t>2</m:t>
+                  </m:r>
+                </m:sub>
+                <m:sup>
+                  <m:r>
+                    <m:t>1</m:t>
+                  </m:r>
+                </m:sup>
+              </m:sSubSup>
+            </m:oMath>
             <w:r>
               <w:rPr>
                 <w:rFonts w:ascii="Times New Roman" w:hAnsi="Times New Roman" w:eastAsia="Times New Roman" w:cs="Times New Roman"/>
               </w:rPr>
-              <w:t>C</w:t>
-            </w:r>
-            <w:r>
-              <w:rPr>
-                <w:rFonts w:ascii="Times New Roman" w:hAnsi="Times New Roman" w:eastAsia="Times New Roman" w:cs="Times New Roman"/>
-                <w:vertAlign w:val="subscript"/>
-              </w:rPr>
-              <w:t>2</w:t>
-            </w:r>
-            <w:r>
-              <w:rPr>
-                <w:rFonts w:ascii="Times New Roman" w:hAnsi="Times New Roman" w:eastAsia="Times New Roman" w:cs="Times New Roman"/>
-                <w:vertAlign w:val="superscript"/>
-              </w:rPr>
-              <w:t>1</w:t>
+              <w:t xml:space="preserve">​</w:t>
             </w:r>
           </w:p>
         </w:tc>
@@ -8505,25 +8265,30 @@
               <w:pStyle w:val="Compact"/>
               <w:jc w:val="center"/>
             </w:pPr>
+            <m:oMath>
+              <m:sSubSup>
+                <m:e>
+                  <m:r>
+                    <m:t>C</m:t>
+                  </m:r>
+                </m:e>
+                <m:sub>
+                  <m:r>
+                    <m:t>2</m:t>
+                  </m:r>
+                </m:sub>
+                <m:sup>
+                  <m:r>
+                    <m:t>1</m:t>
+                  </m:r>
+                </m:sup>
+              </m:sSubSup>
+            </m:oMath>
             <w:r>
               <w:rPr>
                 <w:rFonts w:ascii="Times New Roman" w:hAnsi="Times New Roman" w:eastAsia="Times New Roman" w:cs="Times New Roman"/>
               </w:rPr>
-              <w:t>C</w:t>
-            </w:r>
-            <w:r>
-              <w:rPr>
-                <w:rFonts w:ascii="Times New Roman" w:hAnsi="Times New Roman" w:eastAsia="Times New Roman" w:cs="Times New Roman"/>
-                <w:vertAlign w:val="subscript"/>
-              </w:rPr>
-              <w:t>2</w:t>
-            </w:r>
-            <w:r>
-              <w:rPr>
-                <w:rFonts w:ascii="Times New Roman" w:hAnsi="Times New Roman" w:eastAsia="Times New Roman" w:cs="Times New Roman"/>
-                <w:vertAlign w:val="superscript"/>
-              </w:rPr>
-              <w:t>1</w:t>
+              <w:t xml:space="preserve">​</w:t>
             </w:r>
           </w:p>
         </w:tc>
@@ -8703,25 +8468,30 @@
               <w:pStyle w:val="Compact"/>
               <w:jc w:val="center"/>
             </w:pPr>
+            <m:oMath>
+              <m:sSubSup>
+                <m:e>
+                  <m:r>
+                    <m:t>C</m:t>
+                  </m:r>
+                </m:e>
+                <m:sub>
+                  <m:r>
+                    <m:t>2</m:t>
+                  </m:r>
+                </m:sub>
+                <m:sup>
+                  <m:r>
+                    <m:t>1</m:t>
+                  </m:r>
+                </m:sup>
+              </m:sSubSup>
+            </m:oMath>
             <w:r>
               <w:rPr>
                 <w:rFonts w:ascii="Times New Roman" w:hAnsi="Times New Roman" w:eastAsia="Times New Roman" w:cs="Times New Roman"/>
               </w:rPr>
-              <w:t>C</w:t>
-            </w:r>
-            <w:r>
-              <w:rPr>
-                <w:rFonts w:ascii="Times New Roman" w:hAnsi="Times New Roman" w:eastAsia="Times New Roman" w:cs="Times New Roman"/>
-                <w:vertAlign w:val="subscript"/>
-              </w:rPr>
-              <w:t>2</w:t>
-            </w:r>
-            <w:r>
-              <w:rPr>
-                <w:rFonts w:ascii="Times New Roman" w:hAnsi="Times New Roman" w:eastAsia="Times New Roman" w:cs="Times New Roman"/>
-                <w:vertAlign w:val="superscript"/>
-              </w:rPr>
-              <w:t>1</w:t>
+              <w:t xml:space="preserve">​</w:t>
             </w:r>
           </w:p>
         </w:tc>
@@ -8803,25 +8573,30 @@
               <w:pStyle w:val="Compact"/>
               <w:jc w:val="center"/>
             </w:pPr>
+            <m:oMath>
+              <m:sSubSup>
+                <m:e>
+                  <m:r>
+                    <m:t>C</m:t>
+                  </m:r>
+                </m:e>
+                <m:sub>
+                  <m:r>
+                    <m:t>2</m:t>
+                  </m:r>
+                </m:sub>
+                <m:sup>
+                  <m:r>
+                    <m:t>1</m:t>
+                  </m:r>
+                </m:sup>
+              </m:sSubSup>
+            </m:oMath>
             <w:r>
               <w:rPr>
                 <w:rFonts w:ascii="Times New Roman" w:hAnsi="Times New Roman" w:eastAsia="Times New Roman" w:cs="Times New Roman"/>
               </w:rPr>
-              <w:t>C</w:t>
-            </w:r>
-            <w:r>
-              <w:rPr>
-                <w:rFonts w:ascii="Times New Roman" w:hAnsi="Times New Roman" w:eastAsia="Times New Roman" w:cs="Times New Roman"/>
-                <w:vertAlign w:val="subscript"/>
-              </w:rPr>
-              <w:t>2</w:t>
-            </w:r>
-            <w:r>
-              <w:rPr>
-                <w:rFonts w:ascii="Times New Roman" w:hAnsi="Times New Roman" w:eastAsia="Times New Roman" w:cs="Times New Roman"/>
-                <w:vertAlign w:val="superscript"/>
-              </w:rPr>
-              <w:t>1</w:t>
+              <w:t xml:space="preserve">​</w:t>
             </w:r>
           </w:p>
         </w:tc>
@@ -8858,7 +8633,7 @@
       </w:r>
     </w:p>
     <w:bookmarkEnd w:id="18"/>
-    <w:bookmarkStart w:id="19" w:name="对称性-习题4.8"/>
+    <w:bookmarkStart w:id="19" w:name="对称性-7"/>
     <w:p>
       <w:pPr>
         <w:pStyle w:val="Heading2"/>
@@ -8874,25 +8649,7 @@
         <w:rPr>
           <w:rFonts w:hint="eastAsia" w:ascii="Times New Roman" w:hAnsi="Times New Roman" w:eastAsia="SimHei" w:cs="Times New Roman"/>
         </w:rPr>
-        <w:t>对称性</w:t>
-      </w:r>
-      <w:r>
-        <w:rPr>
-          <w:rFonts w:hint="eastAsia" w:ascii="Times New Roman" w:hAnsi="Times New Roman" w:eastAsia="Times New Roman" w:cs="Times New Roman"/>
-        </w:rPr>
-        <w:t>-</w:t>
-      </w:r>
-      <w:r>
-        <w:rPr>
-          <w:rFonts w:hint="eastAsia" w:ascii="Times New Roman" w:hAnsi="Times New Roman" w:eastAsia="SimHei" w:cs="Times New Roman"/>
-        </w:rPr>
-        <w:t>习题</w:t>
-      </w:r>
-      <w:r>
-        <w:rPr>
-          <w:rFonts w:hint="eastAsia" w:ascii="Times New Roman" w:hAnsi="Times New Roman" w:eastAsia="Times New Roman" w:cs="Times New Roman"/>
-        </w:rPr>
-        <w:t>4.8</w:t>
+        <w:t xml:space="preserve">对称性</w:t>
       </w:r>
     </w:p>
     <w:p>
@@ -8915,15 +8672,25 @@
         <w:rPr>
           <w:rFonts w:ascii="Times New Roman" w:hAnsi="Times New Roman" w:eastAsia="Times New Roman" w:cs="Times New Roman"/>
         </w:rPr>
-        <w:t xml:space="preserve"> SO</w:t>
-      </w:r>
-      <w:r>
-        <w:rPr>
-          <w:rFonts w:ascii="Times New Roman" w:hAnsi="Times New Roman" w:eastAsia="Times New Roman" w:cs="Times New Roman"/>
-          <w:vertAlign w:val="subscript"/>
-        </w:rPr>
-        <w:t>3</w:t>
-      </w:r>
+        <w:t xml:space="preserve"> </w:t>
+      </w:r>
+      <m:oMath>
+        <m:r>
+          <m:t>S</m:t>
+        </m:r>
+        <m:sSub>
+          <m:e>
+            <m:r>
+              <m:t>O</m:t>
+            </m:r>
+          </m:e>
+          <m:sub>
+            <m:r>
+              <m:t>3</m:t>
+            </m:r>
+          </m:sub>
+        </m:sSub>
+      </m:oMath>
       <w:r>
         <w:rPr>
           <w:rFonts w:ascii="Times New Roman" w:hAnsi="Times New Roman" w:eastAsia="Times New Roman" w:cs="Times New Roman"/>
@@ -9151,7 +8918,8 @@
     <w:tbl>
       <w:tblPr>
         <w:tblStyle w:val="Table"/>
-        <w:tblW w:type="auto" w:w="0"/>
+        <w:tblW w:type="pct" w:w="5000"/>
+        <w:tblLayout w:type="fixed"/>
         <w:tblLook w:firstRow="1" w:lastRow="0" w:firstColumn="0" w:lastColumn="0" w:noHBand="0" w:noVBand="0" w:val="0020"/>
       </w:tblPr>
       <w:tblGrid>
@@ -9205,20 +8973,29 @@
               <w:pStyle w:val="Compact"/>
               <w:jc w:val="center"/>
             </w:pPr>
+            <m:oMath>
+              <m:r>
+                <m:t>S</m:t>
+              </m:r>
+              <m:sSub>
+                <m:e>
+                  <m:r>
+                    <m:t>O</m:t>
+                  </m:r>
+                </m:e>
+                <m:sub>
+                  <m:r>
+                    <m:t>3</m:t>
+                  </m:r>
+                </m:sub>
+              </m:sSub>
+            </m:oMath>
             <w:r>
               <w:rPr>
                 <w:rFonts w:ascii="Times New Roman" w:hAnsi="Times New Roman" w:eastAsia="Times New Roman" w:cs="Times New Roman"/>
                 <w:b/>
               </w:rPr>
-              <w:t>SO</w:t>
-            </w:r>
-            <w:r>
-              <w:rPr>
-                <w:rFonts w:ascii="Times New Roman" w:hAnsi="Times New Roman" w:eastAsia="Times New Roman" w:cs="Times New Roman"/>
-                <w:b/>
-                <w:vertAlign w:val="subscript"/>
-              </w:rPr>
-              <w:t>3</w:t>
+              <w:t xml:space="preserve">​</w:t>
             </w:r>
           </w:p>
         </w:tc>
@@ -9547,7 +9324,7 @@
       </w:r>
     </w:p>
     <w:bookmarkEnd w:id="19"/>
-    <w:bookmarkStart w:id="20" w:name="对称性-习题4.9"/>
+    <w:bookmarkStart w:id="20" w:name="对称性-8"/>
     <w:p>
       <w:pPr>
         <w:pStyle w:val="Heading2"/>
@@ -9563,25 +9340,7 @@
         <w:rPr>
           <w:rFonts w:hint="eastAsia" w:ascii="Times New Roman" w:hAnsi="Times New Roman" w:eastAsia="SimHei" w:cs="Times New Roman"/>
         </w:rPr>
-        <w:t>对称性</w:t>
-      </w:r>
-      <w:r>
-        <w:rPr>
-          <w:rFonts w:hint="eastAsia" w:ascii="Times New Roman" w:hAnsi="Times New Roman" w:eastAsia="Times New Roman" w:cs="Times New Roman"/>
-        </w:rPr>
-        <w:t>-</w:t>
-      </w:r>
-      <w:r>
-        <w:rPr>
-          <w:rFonts w:hint="eastAsia" w:ascii="Times New Roman" w:hAnsi="Times New Roman" w:eastAsia="SimHei" w:cs="Times New Roman"/>
-        </w:rPr>
-        <w:t>习题</w:t>
-      </w:r>
-      <w:r>
-        <w:rPr>
-          <w:rFonts w:hint="eastAsia" w:ascii="Times New Roman" w:hAnsi="Times New Roman" w:eastAsia="Times New Roman" w:cs="Times New Roman"/>
-        </w:rPr>
-        <w:t>4.9</w:t>
+        <w:t xml:space="preserve">对称性</w:t>
       </w:r>
     </w:p>
     <w:p>
@@ -9776,15 +9535,22 @@
         <w:rPr>
           <w:rFonts w:ascii="Times New Roman" w:hAnsi="Times New Roman" w:eastAsia="Times New Roman" w:cs="Times New Roman"/>
         </w:rPr>
-        <w:t xml:space="preserve"> C</w:t>
-      </w:r>
-      <w:r>
-        <w:rPr>
-          <w:rFonts w:ascii="Times New Roman" w:hAnsi="Times New Roman" w:eastAsia="Times New Roman" w:cs="Times New Roman"/>
-          <w:vertAlign w:val="subscript"/>
-        </w:rPr>
-        <w:t>3</w:t>
-      </w:r>
+        <w:t xml:space="preserve"> </w:t>
+      </w:r>
+      <m:oMath>
+        <m:sSub>
+          <m:e>
+            <m:r>
+              <m:t>C</m:t>
+            </m:r>
+          </m:e>
+          <m:sub>
+            <m:r>
+              <m:t>3</m:t>
+            </m:r>
+          </m:sub>
+        </m:sSub>
+      </m:oMath>
       <w:r>
         <w:rPr>
           <w:rFonts w:ascii="Times New Roman" w:hAnsi="Times New Roman" w:eastAsia="Times New Roman" w:cs="Times New Roman"/>
@@ -11038,15 +10804,22 @@
         <w:rPr>
           <w:rFonts w:ascii="Times New Roman" w:hAnsi="Times New Roman" w:eastAsia="Times New Roman" w:cs="Times New Roman"/>
         </w:rPr>
-        <w:t xml:space="preserve"> C</w:t>
-      </w:r>
-      <w:r>
-        <w:rPr>
-          <w:rFonts w:ascii="Times New Roman" w:hAnsi="Times New Roman" w:eastAsia="Times New Roman" w:cs="Times New Roman"/>
-          <w:vertAlign w:val="subscript"/>
-        </w:rPr>
-        <w:t>2</w:t>
-      </w:r>
+        <w:t xml:space="preserve"> </w:t>
+      </w:r>
+      <m:oMath>
+        <m:sSub>
+          <m:e>
+            <m:r>
+              <m:t>C</m:t>
+            </m:r>
+          </m:e>
+          <m:sub>
+            <m:r>
+              <m:t>2</m:t>
+            </m:r>
+          </m:sub>
+        </m:sSub>
+      </m:oMath>
       <w:r>
         <w:rPr>
           <w:rFonts w:ascii="Times New Roman" w:hAnsi="Times New Roman" w:eastAsia="Times New Roman" w:cs="Times New Roman"/>
@@ -11300,20 +11073,33 @@
         <w:rPr>
           <w:rFonts w:ascii="Times New Roman" w:hAnsi="Times New Roman" w:eastAsia="Times New Roman" w:cs="Times New Roman"/>
         </w:rPr>
-        <w:t xml:space="preserve"> I</w:t>
-      </w:r>
-      <w:r>
-        <w:rPr>
-          <w:rFonts w:ascii="Times New Roman" w:hAnsi="Times New Roman" w:eastAsia="Times New Roman" w:cs="Times New Roman"/>
-          <w:vertAlign w:val="subscript"/>
-        </w:rPr>
-        <w:t>6</w:t>
-      </w:r>
-      <w:r>
-        <w:rPr>
-          <w:rFonts w:ascii="Times New Roman" w:hAnsi="Times New Roman" w:eastAsia="Times New Roman" w:cs="Times New Roman"/>
-        </w:rPr>
-        <w:t xml:space="preserve"> 。</w:t>
+        <w:t xml:space="preserve"> </w:t>
+      </w:r>
+      <m:oMath>
+        <m:sSub>
+          <m:e>
+            <m:r>
+              <m:t>I</m:t>
+            </m:r>
+          </m:e>
+          <m:sub>
+            <m:r>
+              <m:t>6</m:t>
+            </m:r>
+          </m:sub>
+        </m:sSub>
+      </m:oMath>
+      <w:r>
+        <w:rPr>
+          <w:rFonts w:ascii="Times New Roman" w:hAnsi="Times New Roman" w:eastAsia="Times New Roman" w:cs="Times New Roman"/>
+        </w:rPr>
+        <w:t xml:space="preserve"> </w:t>
+      </w:r>
+      <w:r>
+        <w:rPr>
+          <w:rFonts w:ascii="Times New Roman" w:hAnsi="Times New Roman" w:eastAsia="Times New Roman" w:cs="Times New Roman"/>
+        </w:rPr>
+        <w:t xml:space="preserve">。</w:t>
       </w:r>
     </w:p>
     <w:p>
@@ -11667,15 +11453,22 @@
         <w:rPr>
           <w:rFonts w:ascii="Times New Roman" w:hAnsi="Times New Roman" w:eastAsia="Times New Roman" w:cs="Times New Roman"/>
         </w:rPr>
-        <w:t xml:space="preserve"> C</w:t>
-      </w:r>
-      <w:r>
-        <w:rPr>
-          <w:rFonts w:ascii="Times New Roman" w:hAnsi="Times New Roman" w:eastAsia="Times New Roman" w:cs="Times New Roman"/>
-          <w:vertAlign w:val="subscript"/>
-        </w:rPr>
-        <w:t>6</w:t>
-      </w:r>
+        <w:t xml:space="preserve"> </w:t>
+      </w:r>
+      <m:oMath>
+        <m:sSub>
+          <m:e>
+            <m:r>
+              <m:t>C</m:t>
+            </m:r>
+          </m:e>
+          <m:sub>
+            <m:r>
+              <m:t>6</m:t>
+            </m:r>
+          </m:sub>
+        </m:sSub>
+      </m:oMath>
       <w:r>
         <w:rPr>
           <w:rFonts w:ascii="Times New Roman" w:hAnsi="Times New Roman" w:eastAsia="Times New Roman" w:cs="Times New Roman"/>
@@ -11692,15 +11485,22 @@
         <w:rPr>
           <w:rFonts w:ascii="Times New Roman" w:hAnsi="Times New Roman" w:eastAsia="Times New Roman" w:cs="Times New Roman"/>
         </w:rPr>
-        <w:t xml:space="preserve"> I</w:t>
-      </w:r>
-      <w:r>
-        <w:rPr>
-          <w:rFonts w:ascii="Times New Roman" w:hAnsi="Times New Roman" w:eastAsia="Times New Roman" w:cs="Times New Roman"/>
-          <w:vertAlign w:val="subscript"/>
-        </w:rPr>
-        <w:t>6</w:t>
-      </w:r>
+        <w:t xml:space="preserve"> </w:t>
+      </w:r>
+      <m:oMath>
+        <m:sSub>
+          <m:e>
+            <m:r>
+              <m:t>I</m:t>
+            </m:r>
+          </m:e>
+          <m:sub>
+            <m:r>
+              <m:t>6</m:t>
+            </m:r>
+          </m:sub>
+        </m:sSub>
+      </m:oMath>
       <w:r>
         <w:rPr>
           <w:rFonts w:ascii="Times New Roman" w:hAnsi="Times New Roman" w:eastAsia="Times New Roman" w:cs="Times New Roman"/>
@@ -11986,15 +11786,22 @@
         <w:rPr>
           <w:rFonts w:ascii="Times New Roman" w:hAnsi="Times New Roman" w:eastAsia="Times New Roman" w:cs="Times New Roman"/>
         </w:rPr>
-        <w:t xml:space="preserve"> I</w:t>
-      </w:r>
-      <w:r>
-        <w:rPr>
-          <w:rFonts w:ascii="Times New Roman" w:hAnsi="Times New Roman" w:eastAsia="Times New Roman" w:cs="Times New Roman"/>
-          <w:vertAlign w:val="subscript"/>
-        </w:rPr>
-        <w:t>6</w:t>
-      </w:r>
+        <w:t xml:space="preserve"> </w:t>
+      </w:r>
+      <m:oMath>
+        <m:sSub>
+          <m:e>
+            <m:r>
+              <m:t>I</m:t>
+            </m:r>
+          </m:e>
+          <m:sub>
+            <m:r>
+              <m:t>6</m:t>
+            </m:r>
+          </m:sub>
+        </m:sSub>
+      </m:oMath>
       <w:r>
         <w:rPr>
           <w:rFonts w:ascii="Times New Roman" w:hAnsi="Times New Roman" w:eastAsia="Times New Roman" w:cs="Times New Roman"/>
@@ -12321,15 +12128,22 @@
         <w:rPr>
           <w:rFonts w:ascii="Times New Roman" w:hAnsi="Times New Roman" w:eastAsia="Times New Roman" w:cs="Times New Roman"/>
         </w:rPr>
-        <w:t xml:space="preserve"> C</w:t>
-      </w:r>
-      <w:r>
-        <w:rPr>
-          <w:rFonts w:ascii="Times New Roman" w:hAnsi="Times New Roman" w:eastAsia="Times New Roman" w:cs="Times New Roman"/>
-          <w:vertAlign w:val="subscript"/>
-        </w:rPr>
-        <w:t>3</w:t>
-      </w:r>
+        <w:t xml:space="preserve"> </w:t>
+      </w:r>
+      <m:oMath>
+        <m:sSub>
+          <m:e>
+            <m:r>
+              <m:t>C</m:t>
+            </m:r>
+          </m:e>
+          <m:sub>
+            <m:r>
+              <m:t>3</m:t>
+            </m:r>
+          </m:sub>
+        </m:sSub>
+      </m:oMath>
       <w:r>
         <w:rPr>
           <w:rFonts w:ascii="Times New Roman" w:hAnsi="Times New Roman" w:eastAsia="Times New Roman" w:cs="Times New Roman"/>
@@ -12346,15 +12160,22 @@
         <w:rPr>
           <w:rFonts w:ascii="Times New Roman" w:hAnsi="Times New Roman" w:eastAsia="Times New Roman" w:cs="Times New Roman"/>
         </w:rPr>
-        <w:t xml:space="preserve"> I</w:t>
-      </w:r>
-      <w:r>
-        <w:rPr>
-          <w:rFonts w:ascii="Times New Roman" w:hAnsi="Times New Roman" w:eastAsia="Times New Roman" w:cs="Times New Roman"/>
-          <w:vertAlign w:val="subscript"/>
-        </w:rPr>
-        <w:t>3</w:t>
-      </w:r>
+        <w:t xml:space="preserve"> </w:t>
+      </w:r>
+      <m:oMath>
+        <m:sSub>
+          <m:e>
+            <m:r>
+              <m:t>I</m:t>
+            </m:r>
+          </m:e>
+          <m:sub>
+            <m:r>
+              <m:t>3</m:t>
+            </m:r>
+          </m:sub>
+        </m:sSub>
+      </m:oMath>
       <w:r>
         <w:rPr>
           <w:rFonts w:ascii="Times New Roman" w:hAnsi="Times New Roman" w:eastAsia="Times New Roman" w:cs="Times New Roman"/>
@@ -12594,15 +12415,22 @@
         <w:rPr>
           <w:rFonts w:ascii="Times New Roman" w:hAnsi="Times New Roman" w:eastAsia="Times New Roman" w:cs="Times New Roman"/>
         </w:rPr>
-        <w:t xml:space="preserve"> I</w:t>
-      </w:r>
-      <w:r>
-        <w:rPr>
-          <w:rFonts w:ascii="Times New Roman" w:hAnsi="Times New Roman" w:eastAsia="Times New Roman" w:cs="Times New Roman"/>
-          <w:vertAlign w:val="subscript"/>
-        </w:rPr>
-        <w:t>4</w:t>
-      </w:r>
+        <w:t xml:space="preserve"> </w:t>
+      </w:r>
+      <m:oMath>
+        <m:sSub>
+          <m:e>
+            <m:r>
+              <m:t>I</m:t>
+            </m:r>
+          </m:e>
+          <m:sub>
+            <m:r>
+              <m:t>4</m:t>
+            </m:r>
+          </m:sub>
+        </m:sSub>
+      </m:oMath>
       <w:r>
         <w:rPr>
           <w:rFonts w:ascii="Times New Roman" w:hAnsi="Times New Roman" w:eastAsia="Times New Roman" w:cs="Times New Roman"/>
@@ -12972,7 +12800,7 @@
       </w:r>
     </w:p>
     <w:bookmarkEnd w:id="20"/>
-    <w:bookmarkStart w:id="24" w:name="对称性-习题4.10"/>
+    <w:bookmarkStart w:id="24" w:name="对称性-9"/>
     <w:p>
       <w:pPr>
         <w:pStyle w:val="Heading2"/>
@@ -12988,25 +12816,7 @@
         <w:rPr>
           <w:rFonts w:hint="eastAsia" w:ascii="Times New Roman" w:hAnsi="Times New Roman" w:eastAsia="SimHei" w:cs="Times New Roman"/>
         </w:rPr>
-        <w:t>对称性</w:t>
-      </w:r>
-      <w:r>
-        <w:rPr>
-          <w:rFonts w:hint="eastAsia" w:ascii="Times New Roman" w:hAnsi="Times New Roman" w:eastAsia="Times New Roman" w:cs="Times New Roman"/>
-        </w:rPr>
-        <w:t>-</w:t>
-      </w:r>
-      <w:r>
-        <w:rPr>
-          <w:rFonts w:hint="eastAsia" w:ascii="Times New Roman" w:hAnsi="Times New Roman" w:eastAsia="SimHei" w:cs="Times New Roman"/>
-        </w:rPr>
-        <w:t>习题</w:t>
-      </w:r>
-      <w:r>
-        <w:rPr>
-          <w:rFonts w:hint="eastAsia" w:ascii="Times New Roman" w:hAnsi="Times New Roman" w:eastAsia="Times New Roman" w:cs="Times New Roman"/>
-        </w:rPr>
-        <w:t>4.10</w:t>
+        <w:t xml:space="preserve">对称性</w:t>
       </w:r>
     </w:p>
     <w:p>
@@ -13426,20 +13236,27 @@
         <w:rPr>
           <w:rFonts w:ascii="Times New Roman" w:hAnsi="Times New Roman" w:eastAsia="Times New Roman" w:cs="Times New Roman"/>
         </w:rPr>
-        <w:t xml:space="preserve"> D</w:t>
-      </w:r>
-      <w:r>
-        <w:rPr>
-          <w:rFonts w:ascii="Times New Roman" w:hAnsi="Times New Roman" w:eastAsia="Times New Roman" w:cs="Times New Roman"/>
-          <w:vertAlign w:val="subscript"/>
-        </w:rPr>
-        <w:t>2</w:t>
-      </w:r>
-      <w:r>
-        <w:rPr>
-          <w:rFonts w:ascii="Times New Roman" w:hAnsi="Times New Roman" w:eastAsia="Times New Roman" w:cs="Times New Roman"/>
-        </w:rPr>
-        <w:t>。</w:t>
+        <w:t xml:space="preserve"> </w:t>
+      </w:r>
+      <m:oMath>
+        <m:sSub>
+          <m:e>
+            <m:r>
+              <m:t>D</m:t>
+            </m:r>
+          </m:e>
+          <m:sub>
+            <m:r>
+              <m:t>2</m:t>
+            </m:r>
+          </m:sub>
+        </m:sSub>
+      </m:oMath>
+      <w:r>
+        <w:rPr>
+          <w:rFonts w:ascii="Times New Roman" w:hAnsi="Times New Roman" w:eastAsia="Times New Roman" w:cs="Times New Roman"/>
+        </w:rPr>
+        <w:t xml:space="preserve">。</w:t>
       </w:r>
     </w:p>
     <w:p>
@@ -13505,7 +13322,7 @@
       </w:r>
     </w:p>
     <w:bookmarkEnd w:id="24"/>
-    <w:bookmarkStart w:id="31" w:name="对称性-习题4.11"/>
+    <w:bookmarkStart w:id="31" w:name="对称性-10"/>
     <w:p>
       <w:pPr>
         <w:pStyle w:val="Heading2"/>
@@ -13521,25 +13338,7 @@
         <w:rPr>
           <w:rFonts w:hint="eastAsia" w:ascii="Times New Roman" w:hAnsi="Times New Roman" w:eastAsia="SimHei" w:cs="Times New Roman"/>
         </w:rPr>
-        <w:t>对称性</w:t>
-      </w:r>
-      <w:r>
-        <w:rPr>
-          <w:rFonts w:hint="eastAsia" w:ascii="Times New Roman" w:hAnsi="Times New Roman" w:eastAsia="Times New Roman" w:cs="Times New Roman"/>
-        </w:rPr>
-        <w:t>-</w:t>
-      </w:r>
-      <w:r>
-        <w:rPr>
-          <w:rFonts w:hint="eastAsia" w:ascii="Times New Roman" w:hAnsi="Times New Roman" w:eastAsia="SimHei" w:cs="Times New Roman"/>
-        </w:rPr>
-        <w:t>习题</w:t>
-      </w:r>
-      <w:r>
-        <w:rPr>
-          <w:rFonts w:hint="eastAsia" w:ascii="Times New Roman" w:hAnsi="Times New Roman" w:eastAsia="Times New Roman" w:cs="Times New Roman"/>
-        </w:rPr>
-        <w:t>4.11</w:t>
+        <w:t xml:space="preserve">对称性</w:t>
       </w:r>
     </w:p>
     <w:p>
@@ -13858,15 +13657,22 @@
         <w:rPr>
           <w:rFonts w:ascii="Times New Roman" w:hAnsi="Times New Roman" w:eastAsia="Times New Roman" w:cs="Times New Roman"/>
         </w:rPr>
-        <w:t xml:space="preserve"> C</w:t>
-      </w:r>
-      <w:r>
-        <w:rPr>
-          <w:rFonts w:ascii="Times New Roman" w:hAnsi="Times New Roman" w:eastAsia="Times New Roman" w:cs="Times New Roman"/>
-          <w:vertAlign w:val="subscript"/>
-        </w:rPr>
-        <w:t>4</w:t>
-      </w:r>
+        <w:t xml:space="preserve"> </w:t>
+      </w:r>
+      <m:oMath>
+        <m:sSub>
+          <m:e>
+            <m:r>
+              <m:t>C</m:t>
+            </m:r>
+          </m:e>
+          <m:sub>
+            <m:r>
+              <m:t>4</m:t>
+            </m:r>
+          </m:sub>
+        </m:sSub>
+      </m:oMath>
       <w:r>
         <w:rPr>
           <w:rFonts w:ascii="Times New Roman" w:hAnsi="Times New Roman" w:eastAsia="Times New Roman" w:cs="Times New Roman"/>
@@ -14172,7 +13978,7 @@
       </w:r>
     </w:p>
     <w:bookmarkEnd w:id="31"/>
-    <w:bookmarkStart w:id="50" w:name="对称性-习题4.12"/>
+    <w:bookmarkStart w:id="50" w:name="对称性-11"/>
     <w:p>
       <w:pPr>
         <w:pStyle w:val="Heading2"/>
@@ -14188,25 +13994,7 @@
         <w:rPr>
           <w:rFonts w:hint="eastAsia" w:ascii="Times New Roman" w:hAnsi="Times New Roman" w:eastAsia="SimHei" w:cs="Times New Roman"/>
         </w:rPr>
-        <w:t>对称性</w:t>
-      </w:r>
-      <w:r>
-        <w:rPr>
-          <w:rFonts w:hint="eastAsia" w:ascii="Times New Roman" w:hAnsi="Times New Roman" w:eastAsia="Times New Roman" w:cs="Times New Roman"/>
-        </w:rPr>
-        <w:t>-</w:t>
-      </w:r>
-      <w:r>
-        <w:rPr>
-          <w:rFonts w:hint="eastAsia" w:ascii="Times New Roman" w:hAnsi="Times New Roman" w:eastAsia="SimHei" w:cs="Times New Roman"/>
-        </w:rPr>
-        <w:t>习题</w:t>
-      </w:r>
-      <w:r>
-        <w:rPr>
-          <w:rFonts w:hint="eastAsia" w:ascii="Times New Roman" w:hAnsi="Times New Roman" w:eastAsia="Times New Roman" w:cs="Times New Roman"/>
-        </w:rPr>
-        <w:t>4.12</w:t>
+        <w:t xml:space="preserve">对称性</w:t>
       </w:r>
     </w:p>
     <w:p>
@@ -15072,15 +14860,22 @@
               <w:rPr>
                 <w:rFonts w:ascii="Times New Roman" w:hAnsi="Times New Roman" w:eastAsia="Times New Roman" w:cs="Times New Roman"/>
               </w:rPr>
-              <w:t xml:space="preserve"> C</w:t>
-            </w:r>
-            <w:r>
-              <w:rPr>
-                <w:rFonts w:ascii="Times New Roman" w:hAnsi="Times New Roman" w:eastAsia="Times New Roman" w:cs="Times New Roman"/>
-                <w:vertAlign w:val="subscript"/>
-              </w:rPr>
-              <w:t>3</w:t>
-            </w:r>
+              <w:t xml:space="preserve"> </w:t>
+            </w:r>
+            <m:oMath>
+              <m:sSub>
+                <m:e>
+                  <m:r>
+                    <m:t>C</m:t>
+                  </m:r>
+                </m:e>
+                <m:sub>
+                  <m:r>
+                    <m:t>3</m:t>
+                  </m:r>
+                </m:sub>
+              </m:sSub>
+            </m:oMath>
             <w:r>
               <w:rPr>
                 <w:rFonts w:ascii="Times New Roman" w:hAnsi="Times New Roman" w:eastAsia="Times New Roman" w:cs="Times New Roman"/>
@@ -15368,15 +15163,22 @@
         <w:rPr>
           <w:rFonts w:ascii="Times New Roman" w:hAnsi="Times New Roman" w:eastAsia="Times New Roman" w:cs="Times New Roman"/>
         </w:rPr>
-        <w:t xml:space="preserve"> C</w:t>
-      </w:r>
-      <w:r>
-        <w:rPr>
-          <w:rFonts w:ascii="Times New Roman" w:hAnsi="Times New Roman" w:eastAsia="Times New Roman" w:cs="Times New Roman"/>
-          <w:vertAlign w:val="subscript"/>
-        </w:rPr>
-        <w:t>2</w:t>
-      </w:r>
+        <w:t xml:space="preserve"> </w:t>
+      </w:r>
+      <m:oMath>
+        <m:sSub>
+          <m:e>
+            <m:r>
+              <m:t>C</m:t>
+            </m:r>
+          </m:e>
+          <m:sub>
+            <m:r>
+              <m:t>2</m:t>
+            </m:r>
+          </m:sub>
+        </m:sSub>
+      </m:oMath>
       <w:r>
         <w:rPr>
           <w:rFonts w:ascii="Times New Roman" w:hAnsi="Times New Roman" w:eastAsia="Times New Roman" w:cs="Times New Roman"/>
@@ -15452,15 +15254,22 @@
         <w:rPr>
           <w:rFonts w:ascii="Times New Roman" w:hAnsi="Times New Roman" w:eastAsia="Times New Roman" w:cs="Times New Roman"/>
         </w:rPr>
-        <w:t xml:space="preserve"> C</w:t>
-      </w:r>
-      <w:r>
-        <w:rPr>
-          <w:rFonts w:ascii="Times New Roman" w:hAnsi="Times New Roman" w:eastAsia="Times New Roman" w:cs="Times New Roman"/>
-          <w:vertAlign w:val="subscript"/>
-        </w:rPr>
-        <w:t>2</w:t>
-      </w:r>
+        <w:t xml:space="preserve"> </w:t>
+      </w:r>
+      <m:oMath>
+        <m:sSub>
+          <m:e>
+            <m:r>
+              <m:t>C</m:t>
+            </m:r>
+          </m:e>
+          <m:sub>
+            <m:r>
+              <m:t>2</m:t>
+            </m:r>
+          </m:sub>
+        </m:sSub>
+      </m:oMath>
       <w:r>
         <w:rPr>
           <w:rFonts w:ascii="Times New Roman" w:hAnsi="Times New Roman" w:eastAsia="Times New Roman" w:cs="Times New Roman"/>
@@ -15600,15 +15409,22 @@
         <w:rPr>
           <w:rFonts w:ascii="Times New Roman" w:hAnsi="Times New Roman" w:eastAsia="Times New Roman" w:cs="Times New Roman"/>
         </w:rPr>
-        <w:t xml:space="preserve"> C</w:t>
-      </w:r>
-      <w:r>
-        <w:rPr>
-          <w:rFonts w:ascii="Times New Roman" w:hAnsi="Times New Roman" w:eastAsia="Times New Roman" w:cs="Times New Roman"/>
-          <w:vertAlign w:val="subscript"/>
-        </w:rPr>
-        <w:t>3</w:t>
-      </w:r>
+        <w:t xml:space="preserve"> </w:t>
+      </w:r>
+      <m:oMath>
+        <m:sSub>
+          <m:e>
+            <m:r>
+              <m:t>C</m:t>
+            </m:r>
+          </m:e>
+          <m:sub>
+            <m:r>
+              <m:t>3</m:t>
+            </m:r>
+          </m:sub>
+        </m:sSub>
+      </m:oMath>
       <w:r>
         <w:rPr>
           <w:rFonts w:ascii="Times New Roman" w:hAnsi="Times New Roman" w:eastAsia="Times New Roman" w:cs="Times New Roman"/>
@@ -15649,15 +15465,22 @@
         <w:rPr>
           <w:rFonts w:ascii="Times New Roman" w:hAnsi="Times New Roman" w:eastAsia="Times New Roman" w:cs="Times New Roman"/>
         </w:rPr>
-        <w:t xml:space="preserve"> C</w:t>
-      </w:r>
-      <w:r>
-        <w:rPr>
-          <w:rFonts w:ascii="Times New Roman" w:hAnsi="Times New Roman" w:eastAsia="Times New Roman" w:cs="Times New Roman"/>
-          <w:vertAlign w:val="subscript"/>
-        </w:rPr>
-        <w:t>2</w:t>
-      </w:r>
+        <w:t xml:space="preserve"> </w:t>
+      </w:r>
+      <m:oMath>
+        <m:sSub>
+          <m:e>
+            <m:r>
+              <m:t>C</m:t>
+            </m:r>
+          </m:e>
+          <m:sub>
+            <m:r>
+              <m:t>2</m:t>
+            </m:r>
+          </m:sub>
+        </m:sSub>
+      </m:oMath>
       <w:r>
         <w:rPr>
           <w:rFonts w:ascii="Times New Roman" w:hAnsi="Times New Roman" w:eastAsia="Times New Roman" w:cs="Times New Roman"/>
@@ -15932,15 +15755,22 @@
         <w:rPr>
           <w:rFonts w:ascii="Times New Roman" w:hAnsi="Times New Roman" w:eastAsia="Times New Roman" w:cs="Times New Roman"/>
         </w:rPr>
-        <w:t xml:space="preserve"> C</w:t>
-      </w:r>
-      <w:r>
-        <w:rPr>
-          <w:rFonts w:ascii="Times New Roman" w:hAnsi="Times New Roman" w:eastAsia="Times New Roman" w:cs="Times New Roman"/>
-          <w:vertAlign w:val="subscript"/>
-        </w:rPr>
-        <w:t>3</w:t>
-      </w:r>
+        <w:t xml:space="preserve"> </w:t>
+      </w:r>
+      <m:oMath>
+        <m:sSub>
+          <m:e>
+            <m:r>
+              <m:t>C</m:t>
+            </m:r>
+          </m:e>
+          <m:sub>
+            <m:r>
+              <m:t>3</m:t>
+            </m:r>
+          </m:sub>
+        </m:sSub>
+      </m:oMath>
       <w:r>
         <w:rPr>
           <w:rFonts w:ascii="Times New Roman" w:hAnsi="Times New Roman" w:eastAsia="Times New Roman" w:cs="Times New Roman"/>
@@ -15995,7 +15825,7 @@
       </w:r>
     </w:p>
     <w:bookmarkEnd w:id="50"/>
-    <w:bookmarkStart w:id="51" w:name="对称性-习题4.13"/>
+    <w:bookmarkStart w:id="51" w:name="对称性-12"/>
     <w:p>
       <w:pPr>
         <w:pStyle w:val="Heading2"/>
@@ -16011,25 +15841,7 @@
         <w:rPr>
           <w:rFonts w:hint="eastAsia" w:ascii="Times New Roman" w:hAnsi="Times New Roman" w:eastAsia="SimHei" w:cs="Times New Roman"/>
         </w:rPr>
-        <w:t>对称性</w:t>
-      </w:r>
-      <w:r>
-        <w:rPr>
-          <w:rFonts w:hint="eastAsia" w:ascii="Times New Roman" w:hAnsi="Times New Roman" w:eastAsia="Times New Roman" w:cs="Times New Roman"/>
-        </w:rPr>
-        <w:t>-</w:t>
-      </w:r>
-      <w:r>
-        <w:rPr>
-          <w:rFonts w:hint="eastAsia" w:ascii="Times New Roman" w:hAnsi="Times New Roman" w:eastAsia="SimHei" w:cs="Times New Roman"/>
-        </w:rPr>
-        <w:t>习题</w:t>
-      </w:r>
-      <w:r>
-        <w:rPr>
-          <w:rFonts w:hint="eastAsia" w:ascii="Times New Roman" w:hAnsi="Times New Roman" w:eastAsia="Times New Roman" w:cs="Times New Roman"/>
-        </w:rPr>
-        <w:t>4.13</w:t>
+        <w:t xml:space="preserve">对称性</w:t>
       </w:r>
     </w:p>
     <w:p>
@@ -16667,7 +16479,7 @@
       </w:r>
     </w:p>
     <w:bookmarkEnd w:id="51"/>
-    <w:bookmarkStart w:id="55" w:name="对称性-习题4.14"/>
+    <w:bookmarkStart w:id="55" w:name="对称性-13"/>
     <w:p>
       <w:pPr>
         <w:pStyle w:val="Heading2"/>
@@ -16683,25 +16495,7 @@
         <w:rPr>
           <w:rFonts w:hint="eastAsia" w:ascii="Times New Roman" w:hAnsi="Times New Roman" w:eastAsia="SimHei" w:cs="Times New Roman"/>
         </w:rPr>
-        <w:t>对称性</w:t>
-      </w:r>
-      <w:r>
-        <w:rPr>
-          <w:rFonts w:hint="eastAsia" w:ascii="Times New Roman" w:hAnsi="Times New Roman" w:eastAsia="Times New Roman" w:cs="Times New Roman"/>
-        </w:rPr>
-        <w:t>-</w:t>
-      </w:r>
-      <w:r>
-        <w:rPr>
-          <w:rFonts w:hint="eastAsia" w:ascii="Times New Roman" w:hAnsi="Times New Roman" w:eastAsia="SimHei" w:cs="Times New Roman"/>
-        </w:rPr>
-        <w:t>习题</w:t>
-      </w:r>
-      <w:r>
-        <w:rPr>
-          <w:rFonts w:hint="eastAsia" w:ascii="Times New Roman" w:hAnsi="Times New Roman" w:eastAsia="Times New Roman" w:cs="Times New Roman"/>
-        </w:rPr>
-        <w:t>4.14</w:t>
+        <w:t xml:space="preserve">对称性</w:t>
       </w:r>
     </w:p>
     <w:p>
@@ -17020,7 +16814,7 @@
       </w:r>
     </w:p>
     <w:bookmarkEnd w:id="55"/>
-    <w:bookmarkStart w:id="68" w:name="对称性-习题4.15"/>
+    <w:bookmarkStart w:id="68" w:name="对称性-14"/>
     <w:p>
       <w:pPr>
         <w:pStyle w:val="Heading2"/>
@@ -17036,25 +16830,7 @@
         <w:rPr>
           <w:rFonts w:hint="eastAsia" w:ascii="Times New Roman" w:hAnsi="Times New Roman" w:eastAsia="SimHei" w:cs="Times New Roman"/>
         </w:rPr>
-        <w:t>对称性</w:t>
-      </w:r>
-      <w:r>
-        <w:rPr>
-          <w:rFonts w:hint="eastAsia" w:ascii="Times New Roman" w:hAnsi="Times New Roman" w:eastAsia="Times New Roman" w:cs="Times New Roman"/>
-        </w:rPr>
-        <w:t>-</w:t>
-      </w:r>
-      <w:r>
-        <w:rPr>
-          <w:rFonts w:hint="eastAsia" w:ascii="Times New Roman" w:hAnsi="Times New Roman" w:eastAsia="SimHei" w:cs="Times New Roman"/>
-        </w:rPr>
-        <w:t>习题</w:t>
-      </w:r>
-      <w:r>
-        <w:rPr>
-          <w:rFonts w:hint="eastAsia" w:ascii="Times New Roman" w:hAnsi="Times New Roman" w:eastAsia="Times New Roman" w:cs="Times New Roman"/>
-        </w:rPr>
-        <w:t>4.15</w:t>
+        <w:t xml:space="preserve">对称性</w:t>
       </w:r>
     </w:p>
     <w:p>
@@ -17451,15 +17227,31 @@
               <w:rPr>
                 <w:rFonts w:ascii="Times New Roman" w:hAnsi="Times New Roman" w:eastAsia="Times New Roman" w:cs="Times New Roman"/>
               </w:rPr>
-              <w:t>(2) SO</w:t>
+              <w:t xml:space="preserve">(2)</w:t>
             </w:r>
             <w:r>
               <w:rPr>
                 <w:rFonts w:ascii="Times New Roman" w:hAnsi="Times New Roman" w:eastAsia="Times New Roman" w:cs="Times New Roman"/>
-                <w:vertAlign w:val="subscript"/>
-              </w:rPr>
-              <w:t>2</w:t>
-            </w:r>
+              </w:rPr>
+              <w:t xml:space="preserve"> </w:t>
+            </w:r>
+            <m:oMath>
+              <m:r>
+                <m:t>S</m:t>
+              </m:r>
+              <m:sSub>
+                <m:e>
+                  <m:r>
+                    <m:t>O</m:t>
+                  </m:r>
+                </m:e>
+                <m:sub>
+                  <m:r>
+                    <m:t>2</m:t>
+                  </m:r>
+                </m:sub>
+              </m:sSub>
+            </m:oMath>
           </w:p>
         </w:tc>
         <w:tc>
@@ -18022,18 +17814,28 @@
               <w:pStyle w:val="Compact"/>
               <w:jc w:val="center"/>
             </w:pPr>
+            <m:oMath>
+              <m:r>
+                <m:t>S</m:t>
+              </m:r>
+              <m:sSub>
+                <m:e>
+                  <m:r>
+                    <m:t>O</m:t>
+                  </m:r>
+                </m:e>
+                <m:sub>
+                  <m:r>
+                    <m:t>2</m:t>
+                  </m:r>
+                </m:sub>
+              </m:sSub>
+            </m:oMath>
             <w:r>
               <w:rPr>
                 <w:rFonts w:ascii="Times New Roman" w:hAnsi="Times New Roman" w:eastAsia="Times New Roman" w:cs="Times New Roman"/>
               </w:rPr>
-              <w:t>SO</w:t>
-            </w:r>
-            <w:r>
-              <w:rPr>
-                <w:rFonts w:ascii="Times New Roman" w:hAnsi="Times New Roman" w:eastAsia="Times New Roman" w:cs="Times New Roman"/>
-                <w:vertAlign w:val="subscript"/>
-              </w:rPr>
-              <w:t>2</w:t>
+              <w:t xml:space="preserve">​</w:t>
             </w:r>
           </w:p>
         </w:tc>
@@ -18232,18 +18034,25 @@
               <w:pStyle w:val="Compact"/>
               <w:jc w:val="center"/>
             </w:pPr>
+            <m:oMath>
+              <m:sSub>
+                <m:e>
+                  <m:r>
+                    <m:t>C</m:t>
+                  </m:r>
+                </m:e>
+                <m:sub>
+                  <m:r>
+                    <m:t>2</m:t>
+                  </m:r>
+                </m:sub>
+              </m:sSub>
+            </m:oMath>
             <w:r>
               <w:rPr>
                 <w:rFonts w:ascii="Times New Roman" w:hAnsi="Times New Roman" w:eastAsia="Times New Roman" w:cs="Times New Roman"/>
               </w:rPr>
-              <w:t>C</w:t>
-            </w:r>
-            <w:r>
-              <w:rPr>
-                <w:rFonts w:ascii="Times New Roman" w:hAnsi="Times New Roman" w:eastAsia="Times New Roman" w:cs="Times New Roman"/>
-                <w:vertAlign w:val="subscript"/>
-              </w:rPr>
-              <w:t>2</w:t>
+              <w:t xml:space="preserve">​</w:t>
             </w:r>
           </w:p>
         </w:tc>
@@ -18525,15 +18334,22 @@
               <w:rPr>
                 <w:rFonts w:ascii="Times New Roman" w:hAnsi="Times New Roman" w:eastAsia="Times New Roman" w:cs="Times New Roman"/>
               </w:rPr>
-              <w:t xml:space="preserve"> C</w:t>
-            </w:r>
-            <w:r>
-              <w:rPr>
-                <w:rFonts w:ascii="Times New Roman" w:hAnsi="Times New Roman" w:eastAsia="Times New Roman" w:cs="Times New Roman"/>
-                <w:vertAlign w:val="subscript"/>
-              </w:rPr>
-              <w:t>2</w:t>
-            </w:r>
+              <w:t xml:space="preserve"> </w:t>
+            </w:r>
+            <m:oMath>
+              <m:sSub>
+                <m:e>
+                  <m:r>
+                    <m:t>C</m:t>
+                  </m:r>
+                </m:e>
+                <m:sub>
+                  <m:r>
+                    <m:t>2</m:t>
+                  </m:r>
+                </m:sub>
+              </m:sSub>
+            </m:oMath>
           </w:p>
         </w:tc>
       </w:tr>
@@ -18670,15 +18486,25 @@
         <w:rPr>
           <w:rFonts w:hint="eastAsia" w:ascii="Times New Roman" w:hAnsi="Times New Roman" w:eastAsia="Times New Roman" w:cs="Times New Roman"/>
         </w:rPr>
-        <w:t>（1）SO</w:t>
-      </w:r>
-      <w:r>
-        <w:rPr>
-          <w:rFonts w:hint="eastAsia" w:ascii="Times New Roman" w:hAnsi="Times New Roman" w:eastAsia="Times New Roman" w:cs="Times New Roman"/>
-          <w:vertAlign w:val="subscript"/>
-        </w:rPr>
-        <w:t>2</w:t>
-      </w:r>
+        <w:t xml:space="preserve">（1）</w:t>
+      </w:r>
+      <m:oMath>
+        <m:r>
+          <m:t>S</m:t>
+        </m:r>
+        <m:sSub>
+          <m:e>
+            <m:r>
+              <m:t>O</m:t>
+            </m:r>
+          </m:e>
+          <m:sub>
+            <m:r>
+              <m:t>2</m:t>
+            </m:r>
+          </m:sub>
+        </m:sSub>
+      </m:oMath>
       <w:r>
         <w:rPr>
           <w:rFonts w:ascii="Times New Roman" w:hAnsi="Times New Roman" w:eastAsia="Times New Roman" w:cs="Times New Roman"/>
@@ -19131,7 +18957,7 @@
       </w:r>
     </w:p>
     <w:bookmarkEnd w:id="68"/>
-    <w:bookmarkStart w:id="75" w:name="对称性-习题4.16"/>
+    <w:bookmarkStart w:id="75" w:name="对称性-15"/>
     <w:p>
       <w:pPr>
         <w:pStyle w:val="Heading2"/>
@@ -19147,25 +18973,7 @@
         <w:rPr>
           <w:rFonts w:hint="eastAsia" w:ascii="Times New Roman" w:hAnsi="Times New Roman" w:eastAsia="SimHei" w:cs="Times New Roman"/>
         </w:rPr>
-        <w:t>对称性</w:t>
-      </w:r>
-      <w:r>
-        <w:rPr>
-          <w:rFonts w:hint="eastAsia" w:ascii="Times New Roman" w:hAnsi="Times New Roman" w:eastAsia="Times New Roman" w:cs="Times New Roman"/>
-        </w:rPr>
-        <w:t>-</w:t>
-      </w:r>
-      <w:r>
-        <w:rPr>
-          <w:rFonts w:hint="eastAsia" w:ascii="Times New Roman" w:hAnsi="Times New Roman" w:eastAsia="SimHei" w:cs="Times New Roman"/>
-        </w:rPr>
-        <w:t>习题</w:t>
-      </w:r>
-      <w:r>
-        <w:rPr>
-          <w:rFonts w:hint="eastAsia" w:ascii="Times New Roman" w:hAnsi="Times New Roman" w:eastAsia="Times New Roman" w:cs="Times New Roman"/>
-        </w:rPr>
-        <w:t>4.16</w:t>
+        <w:t xml:space="preserve">对称性</w:t>
       </w:r>
     </w:p>
     <w:p>
@@ -19394,19 +19202,20 @@
           <w:numId w:val="1007"/>
         </w:numPr>
       </w:pPr>
-      <w:r>
-        <w:rPr>
-          <w:rFonts w:ascii="Times New Roman" w:hAnsi="Times New Roman" w:eastAsia="Times New Roman" w:cs="Times New Roman"/>
-        </w:rPr>
-        <w:t>S</w:t>
-      </w:r>
-      <w:r>
-        <w:rPr>
-          <w:rFonts w:ascii="Times New Roman" w:hAnsi="Times New Roman" w:eastAsia="Times New Roman" w:cs="Times New Roman"/>
-          <w:vertAlign w:val="subscript"/>
-        </w:rPr>
-        <w:t>8</w:t>
-      </w:r>
+      <m:oMath>
+        <m:sSub>
+          <m:e>
+            <m:r>
+              <m:t>S</m:t>
+            </m:r>
+          </m:e>
+          <m:sub>
+            <m:r>
+              <m:t>8</m:t>
+            </m:r>
+          </m:sub>
+        </m:sSub>
+      </m:oMath>
       <w:r>
         <w:rPr>
           <w:rFonts w:ascii="Times New Roman" w:hAnsi="Times New Roman" w:eastAsia="Times New Roman" w:cs="Times New Roman"/>
@@ -20269,18 +20078,25 @@
               <w:pStyle w:val="Compact"/>
               <w:jc w:val="center"/>
             </w:pPr>
+            <m:oMath>
+              <m:sSub>
+                <m:e>
+                  <m:r>
+                    <m:t>C</m:t>
+                  </m:r>
+                </m:e>
+                <m:sub>
+                  <m:r>
+                    <m:t>1</m:t>
+                  </m:r>
+                </m:sub>
+              </m:sSub>
+            </m:oMath>
             <w:r>
               <w:rPr>
                 <w:rFonts w:ascii="Times New Roman" w:hAnsi="Times New Roman" w:eastAsia="Times New Roman" w:cs="Times New Roman"/>
               </w:rPr>
-              <w:t>C</w:t>
-            </w:r>
-            <w:r>
-              <w:rPr>
-                <w:rFonts w:ascii="Times New Roman" w:hAnsi="Times New Roman" w:eastAsia="Times New Roman" w:cs="Times New Roman"/>
-                <w:vertAlign w:val="subscript"/>
-              </w:rPr>
-              <w:t>1</w:t>
+              <w:t xml:space="preserve">​</w:t>
             </w:r>
           </w:p>
         </w:tc>
@@ -20394,7 +20210,7 @@
       </w:r>
     </w:p>
     <w:bookmarkEnd w:id="75"/>
-    <w:bookmarkStart w:id="85" w:name="对称性-习题4.17"/>
+    <w:bookmarkStart w:id="85" w:name="对称性-16"/>
     <w:p>
       <w:pPr>
         <w:pStyle w:val="Heading2"/>
@@ -20410,25 +20226,7 @@
         <w:rPr>
           <w:rFonts w:hint="eastAsia" w:ascii="Times New Roman" w:hAnsi="Times New Roman" w:eastAsia="SimHei" w:cs="Times New Roman"/>
         </w:rPr>
-        <w:t>对称性</w:t>
-      </w:r>
-      <w:r>
-        <w:rPr>
-          <w:rFonts w:hint="eastAsia" w:ascii="Times New Roman" w:hAnsi="Times New Roman" w:eastAsia="Times New Roman" w:cs="Times New Roman"/>
-        </w:rPr>
-        <w:t>-</w:t>
-      </w:r>
-      <w:r>
-        <w:rPr>
-          <w:rFonts w:hint="eastAsia" w:ascii="Times New Roman" w:hAnsi="Times New Roman" w:eastAsia="SimHei" w:cs="Times New Roman"/>
-        </w:rPr>
-        <w:t>习题</w:t>
-      </w:r>
-      <w:r>
-        <w:rPr>
-          <w:rFonts w:hint="eastAsia" w:ascii="Times New Roman" w:hAnsi="Times New Roman" w:eastAsia="Times New Roman" w:cs="Times New Roman"/>
-        </w:rPr>
-        <w:t>4.17</w:t>
+        <w:t xml:space="preserve">对称性</w:t>
       </w:r>
     </w:p>
     <w:p>
@@ -21038,15 +20836,25 @@
         <w:rPr>
           <w:rFonts w:ascii="Times New Roman" w:hAnsi="Times New Roman" w:eastAsia="Times New Roman" w:cs="Times New Roman"/>
         </w:rPr>
-        <w:t xml:space="preserve"> sp</w:t>
-      </w:r>
-      <w:r>
-        <w:rPr>
-          <w:rFonts w:ascii="Times New Roman" w:hAnsi="Times New Roman" w:eastAsia="Times New Roman" w:cs="Times New Roman"/>
-          <w:vertAlign w:val="superscript"/>
-        </w:rPr>
-        <w:t>3</w:t>
-      </w:r>
+        <w:t xml:space="preserve"> </w:t>
+      </w:r>
+      <m:oMath>
+        <m:r>
+          <m:t>s</m:t>
+        </m:r>
+        <m:sSup>
+          <m:e>
+            <m:r>
+              <m:t>p</m:t>
+            </m:r>
+          </m:e>
+          <m:sup>
+            <m:r>
+              <m:t>3</m:t>
+            </m:r>
+          </m:sup>
+        </m:sSup>
+      </m:oMath>
       <w:r>
         <w:rPr>
           <w:rFonts w:ascii="Times New Roman" w:hAnsi="Times New Roman" w:eastAsia="Times New Roman" w:cs="Times New Roman"/>
@@ -21111,15 +20919,25 @@
         <w:rPr>
           <w:rFonts w:ascii="Times New Roman" w:hAnsi="Times New Roman" w:eastAsia="Times New Roman" w:cs="Times New Roman"/>
         </w:rPr>
-        <w:t xml:space="preserve"> sp</w:t>
-      </w:r>
-      <w:r>
-        <w:rPr>
-          <w:rFonts w:ascii="Times New Roman" w:hAnsi="Times New Roman" w:eastAsia="Times New Roman" w:cs="Times New Roman"/>
-          <w:vertAlign w:val="superscript"/>
-        </w:rPr>
-        <w:t>3</w:t>
-      </w:r>
+        <w:t xml:space="preserve"> </w:t>
+      </w:r>
+      <m:oMath>
+        <m:r>
+          <m:t>s</m:t>
+        </m:r>
+        <m:sSup>
+          <m:e>
+            <m:r>
+              <m:t>p</m:t>
+            </m:r>
+          </m:e>
+          <m:sup>
+            <m:r>
+              <m:t>3</m:t>
+            </m:r>
+          </m:sup>
+        </m:sSup>
+      </m:oMath>
       <w:r>
         <w:rPr>
           <w:rFonts w:ascii="Times New Roman" w:hAnsi="Times New Roman" w:eastAsia="Times New Roman" w:cs="Times New Roman"/>
@@ -21395,15 +21213,22 @@
         <w:rPr>
           <w:rFonts w:ascii="Times New Roman" w:hAnsi="Times New Roman" w:eastAsia="Times New Roman" w:cs="Times New Roman"/>
         </w:rPr>
-        <w:t xml:space="preserve"> C</w:t>
-      </w:r>
-      <w:r>
-        <w:rPr>
-          <w:rFonts w:ascii="Times New Roman" w:hAnsi="Times New Roman" w:eastAsia="Times New Roman" w:cs="Times New Roman"/>
-          <w:vertAlign w:val="subscript"/>
-        </w:rPr>
-        <w:t>2</w:t>
-      </w:r>
+        <w:t xml:space="preserve"> </w:t>
+      </w:r>
+      <m:oMath>
+        <m:sSub>
+          <m:e>
+            <m:r>
+              <m:t>C</m:t>
+            </m:r>
+          </m:e>
+          <m:sub>
+            <m:r>
+              <m:t>2</m:t>
+            </m:r>
+          </m:sub>
+        </m:sSub>
+      </m:oMath>
       <w:r>
         <w:rPr>
           <w:rFonts w:ascii="Times New Roman" w:hAnsi="Times New Roman" w:eastAsia="Times New Roman" w:cs="Times New Roman"/>
@@ -21511,15 +21336,25 @@
         <w:rPr>
           <w:rFonts w:ascii="Times New Roman" w:hAnsi="Times New Roman" w:eastAsia="Times New Roman" w:cs="Times New Roman"/>
         </w:rPr>
-        <w:t xml:space="preserve"> sp</w:t>
-      </w:r>
-      <w:r>
-        <w:rPr>
-          <w:rFonts w:ascii="Times New Roman" w:hAnsi="Times New Roman" w:eastAsia="Times New Roman" w:cs="Times New Roman"/>
-          <w:vertAlign w:val="superscript"/>
-        </w:rPr>
-        <w:t>2</w:t>
-      </w:r>
+        <w:t xml:space="preserve"> </w:t>
+      </w:r>
+      <m:oMath>
+        <m:r>
+          <m:t>s</m:t>
+        </m:r>
+        <m:sSup>
+          <m:e>
+            <m:r>
+              <m:t>p</m:t>
+            </m:r>
+          </m:e>
+          <m:sup>
+            <m:r>
+              <m:t>2</m:t>
+            </m:r>
+          </m:sup>
+        </m:sSup>
+      </m:oMath>
       <w:r>
         <w:rPr>
           <w:rFonts w:ascii="Times New Roman" w:hAnsi="Times New Roman" w:eastAsia="Times New Roman" w:cs="Times New Roman"/>
@@ -21548,15 +21383,25 @@
         <w:rPr>
           <w:rFonts w:ascii="Times New Roman" w:hAnsi="Times New Roman" w:eastAsia="Times New Roman" w:cs="Times New Roman"/>
         </w:rPr>
-        <w:t xml:space="preserve"> sp</w:t>
-      </w:r>
-      <w:r>
-        <w:rPr>
-          <w:rFonts w:ascii="Times New Roman" w:hAnsi="Times New Roman" w:eastAsia="Times New Roman" w:cs="Times New Roman"/>
-          <w:vertAlign w:val="superscript"/>
-        </w:rPr>
-        <w:t>2</w:t>
-      </w:r>
+        <w:t xml:space="preserve"> </w:t>
+      </w:r>
+      <m:oMath>
+        <m:r>
+          <m:t>s</m:t>
+        </m:r>
+        <m:sSup>
+          <m:e>
+            <m:r>
+              <m:t>p</m:t>
+            </m:r>
+          </m:e>
+          <m:sup>
+            <m:r>
+              <m:t>2</m:t>
+            </m:r>
+          </m:sup>
+        </m:sSup>
+      </m:oMath>
       <w:r>
         <w:rPr>
           <w:rFonts w:ascii="Times New Roman" w:hAnsi="Times New Roman" w:eastAsia="Times New Roman" w:cs="Times New Roman"/>
@@ -22270,15 +22115,22 @@
         <w:rPr>
           <w:rFonts w:ascii="Times New Roman" w:hAnsi="Times New Roman" w:eastAsia="Times New Roman" w:cs="Times New Roman"/>
         </w:rPr>
-        <w:t xml:space="preserve"> C</w:t>
-      </w:r>
-      <w:r>
-        <w:rPr>
-          <w:rFonts w:ascii="Times New Roman" w:hAnsi="Times New Roman" w:eastAsia="Times New Roman" w:cs="Times New Roman"/>
-          <w:vertAlign w:val="subscript"/>
-        </w:rPr>
-        <w:t>2</w:t>
-      </w:r>
+        <w:t xml:space="preserve"> </w:t>
+      </w:r>
+      <m:oMath>
+        <m:sSub>
+          <m:e>
+            <m:r>
+              <m:t>C</m:t>
+            </m:r>
+          </m:e>
+          <m:sub>
+            <m:r>
+              <m:t>2</m:t>
+            </m:r>
+          </m:sub>
+        </m:sSub>
+      </m:oMath>
       <w:r>
         <w:rPr>
           <w:rFonts w:ascii="Times New Roman" w:hAnsi="Times New Roman" w:eastAsia="Times New Roman" w:cs="Times New Roman"/>
@@ -22958,15 +22810,25 @@
         <w:rPr>
           <w:rFonts w:ascii="Times New Roman" w:hAnsi="Times New Roman" w:eastAsia="Times New Roman" w:cs="Times New Roman"/>
         </w:rPr>
-        <w:t xml:space="preserve"> sp</w:t>
-      </w:r>
-      <w:r>
-        <w:rPr>
-          <w:rFonts w:ascii="Times New Roman" w:hAnsi="Times New Roman" w:eastAsia="Times New Roman" w:cs="Times New Roman"/>
-          <w:vertAlign w:val="superscript"/>
-        </w:rPr>
-        <w:t>3</w:t>
-      </w:r>
+        <w:t xml:space="preserve"> </w:t>
+      </w:r>
+      <m:oMath>
+        <m:r>
+          <m:t>s</m:t>
+        </m:r>
+        <m:sSup>
+          <m:e>
+            <m:r>
+              <m:t>p</m:t>
+            </m:r>
+          </m:e>
+          <m:sup>
+            <m:r>
+              <m:t>3</m:t>
+            </m:r>
+          </m:sup>
+        </m:sSup>
+      </m:oMath>
       <w:r>
         <w:rPr>
           <w:rFonts w:ascii="Times New Roman" w:hAnsi="Times New Roman" w:eastAsia="Times New Roman" w:cs="Times New Roman"/>
@@ -23080,7 +22942,7 @@
       </w:r>
     </w:p>
     <w:bookmarkEnd w:id="85"/>
-    <w:bookmarkStart w:id="95" w:name="对称性-习题4.18"/>
+    <w:bookmarkStart w:id="95" w:name="对称性-17"/>
     <w:p>
       <w:pPr>
         <w:pStyle w:val="Heading2"/>
@@ -23096,25 +22958,7 @@
         <w:rPr>
           <w:rFonts w:hint="eastAsia" w:ascii="Times New Roman" w:hAnsi="Times New Roman" w:eastAsia="SimHei" w:cs="Times New Roman"/>
         </w:rPr>
-        <w:t>对称性</w:t>
-      </w:r>
-      <w:r>
-        <w:rPr>
-          <w:rFonts w:hint="eastAsia" w:ascii="Times New Roman" w:hAnsi="Times New Roman" w:eastAsia="Times New Roman" w:cs="Times New Roman"/>
-        </w:rPr>
-        <w:t>-</w:t>
-      </w:r>
-      <w:r>
-        <w:rPr>
-          <w:rFonts w:hint="eastAsia" w:ascii="Times New Roman" w:hAnsi="Times New Roman" w:eastAsia="SimHei" w:cs="Times New Roman"/>
-        </w:rPr>
-        <w:t>习题</w:t>
-      </w:r>
-      <w:r>
-        <w:rPr>
-          <w:rFonts w:hint="eastAsia" w:ascii="Times New Roman" w:hAnsi="Times New Roman" w:eastAsia="Times New Roman" w:cs="Times New Roman"/>
-        </w:rPr>
-        <w:t>4.18</w:t>
+        <w:t xml:space="preserve">对称性</w:t>
       </w:r>
     </w:p>
     <w:p>
@@ -23827,7 +23671,7 @@
       </w:r>
     </w:p>
     <w:bookmarkEnd w:id="95"/>
-    <w:bookmarkStart w:id="102" w:name="对称性-习题4.19"/>
+    <w:bookmarkStart w:id="102" w:name="对称性-18"/>
     <w:p>
       <w:pPr>
         <w:pStyle w:val="Heading2"/>
@@ -23843,25 +23687,7 @@
         <w:rPr>
           <w:rFonts w:hint="eastAsia" w:ascii="Times New Roman" w:hAnsi="Times New Roman" w:eastAsia="SimHei" w:cs="Times New Roman"/>
         </w:rPr>
-        <w:t>对称性</w:t>
-      </w:r>
-      <w:r>
-        <w:rPr>
-          <w:rFonts w:hint="eastAsia" w:ascii="Times New Roman" w:hAnsi="Times New Roman" w:eastAsia="Times New Roman" w:cs="Times New Roman"/>
-        </w:rPr>
-        <w:t>-</w:t>
-      </w:r>
-      <w:r>
-        <w:rPr>
-          <w:rFonts w:hint="eastAsia" w:ascii="Times New Roman" w:hAnsi="Times New Roman" w:eastAsia="SimHei" w:cs="Times New Roman"/>
-        </w:rPr>
-        <w:t>习题</w:t>
-      </w:r>
-      <w:r>
-        <w:rPr>
-          <w:rFonts w:hint="eastAsia" w:ascii="Times New Roman" w:hAnsi="Times New Roman" w:eastAsia="Times New Roman" w:cs="Times New Roman"/>
-        </w:rPr>
-        <w:t>4.19</w:t>
+        <w:t xml:space="preserve">对称性</w:t>
       </w:r>
     </w:p>
     <w:p>
@@ -24917,25 +24743,10 @@
                   <m:type m:val="bar"/>
                 </m:fPr>
                 <m:num>
-                  <m:r>
-                    <m:t>1</m:t>
-                  </m:r>
-                  <m:r>
-                    <m:t>0</m:t>
-                  </m:r>
-                  <m:r>
-                    <m:t>4</m:t>
-                  </m:r>
-                  <m:r>
-                    <m:rPr>
-                      <m:sty m:val="p"/>
-                    </m:rPr>
-                    <m:t>.</m:t>
-                  </m:r>
                   <m:sSup>
                     <m:e>
                       <m:r>
-                        <m:t>5</m:t>
+                        <m:t>104.5</m:t>
                       </m:r>
                     </m:e>
                     <m:sup>
@@ -25045,25 +24856,10 @@
                   <m:type m:val="bar"/>
                 </m:fPr>
                 <m:num>
-                  <m:r>
-                    <m:t>1</m:t>
-                  </m:r>
-                  <m:r>
-                    <m:t>0</m:t>
-                  </m:r>
-                  <m:r>
-                    <m:t>3</m:t>
-                  </m:r>
-                  <m:r>
-                    <m:rPr>
-                      <m:sty m:val="p"/>
-                    </m:rPr>
-                    <m:t>.</m:t>
-                  </m:r>
                   <m:sSup>
                     <m:e>
                       <m:r>
-                        <m:t>2</m:t>
+                        <m:t>103.2</m:t>
                       </m:r>
                     </m:e>
                     <m:sup>
@@ -25459,7 +25255,7 @@
       </w:r>
     </w:p>
     <w:bookmarkEnd w:id="102"/>
-    <w:bookmarkStart w:id="121" w:name="对称性-习题4.20"/>
+    <w:bookmarkStart w:id="121" w:name="对称性-19"/>
     <w:p>
       <w:pPr>
         <w:pStyle w:val="Heading2"/>
@@ -25475,25 +25271,7 @@
         <w:rPr>
           <w:rFonts w:hint="eastAsia" w:ascii="Times New Roman" w:hAnsi="Times New Roman" w:eastAsia="SimHei" w:cs="Times New Roman"/>
         </w:rPr>
-        <w:t>对称性</w:t>
-      </w:r>
-      <w:r>
-        <w:rPr>
-          <w:rFonts w:hint="eastAsia" w:ascii="Times New Roman" w:hAnsi="Times New Roman" w:eastAsia="Times New Roman" w:cs="Times New Roman"/>
-        </w:rPr>
-        <w:t>-</w:t>
-      </w:r>
-      <w:r>
-        <w:rPr>
-          <w:rFonts w:hint="eastAsia" w:ascii="Times New Roman" w:hAnsi="Times New Roman" w:eastAsia="SimHei" w:cs="Times New Roman"/>
-        </w:rPr>
-        <w:t>习题</w:t>
-      </w:r>
-      <w:r>
-        <w:rPr>
-          <w:rFonts w:hint="eastAsia" w:ascii="Times New Roman" w:hAnsi="Times New Roman" w:eastAsia="Times New Roman" w:cs="Times New Roman"/>
-        </w:rPr>
-        <w:t>4.20</w:t>
+        <w:t xml:space="preserve">对称性</w:t>
       </w:r>
     </w:p>
     <w:p>
@@ -26211,18 +25989,25 @@
               <w:pStyle w:val="Compact"/>
               <w:jc w:val="center"/>
             </w:pPr>
+            <m:oMath>
+              <m:sSub>
+                <m:e>
+                  <m:r>
+                    <m:t>C</m:t>
+                  </m:r>
+                </m:e>
+                <m:sub>
+                  <m:r>
+                    <m:t>1</m:t>
+                  </m:r>
+                </m:sub>
+              </m:sSub>
+            </m:oMath>
             <w:r>
               <w:rPr>
                 <w:rFonts w:ascii="Times New Roman" w:hAnsi="Times New Roman" w:eastAsia="Times New Roman" w:cs="Times New Roman"/>
               </w:rPr>
-              <w:t>C</w:t>
-            </w:r>
-            <w:r>
-              <w:rPr>
-                <w:rFonts w:ascii="Times New Roman" w:hAnsi="Times New Roman" w:eastAsia="Times New Roman" w:cs="Times New Roman"/>
-                <w:vertAlign w:val="subscript"/>
-              </w:rPr>
-              <w:t>1</w:t>
+              <w:t xml:space="preserve">​</w:t>
             </w:r>
           </w:p>
         </w:tc>
@@ -26713,7 +26498,7 @@
       </w:r>
     </w:p>
     <w:bookmarkEnd w:id="121"/>
-    <w:bookmarkStart w:id="125" w:name="对称性-习题4.21"/>
+    <w:bookmarkStart w:id="125" w:name="对称性-20"/>
     <w:p>
       <w:pPr>
         <w:pStyle w:val="Heading2"/>
@@ -26729,25 +26514,7 @@
         <w:rPr>
           <w:rFonts w:hint="eastAsia" w:ascii="Times New Roman" w:hAnsi="Times New Roman" w:eastAsia="SimHei" w:cs="Times New Roman"/>
         </w:rPr>
-        <w:t>对称性</w:t>
-      </w:r>
-      <w:r>
-        <w:rPr>
-          <w:rFonts w:hint="eastAsia" w:ascii="Times New Roman" w:hAnsi="Times New Roman" w:eastAsia="Times New Roman" w:cs="Times New Roman"/>
-        </w:rPr>
-        <w:t>-</w:t>
-      </w:r>
-      <w:r>
-        <w:rPr>
-          <w:rFonts w:hint="eastAsia" w:ascii="Times New Roman" w:hAnsi="Times New Roman" w:eastAsia="SimHei" w:cs="Times New Roman"/>
-        </w:rPr>
-        <w:t>习题</w:t>
-      </w:r>
-      <w:r>
-        <w:rPr>
-          <w:rFonts w:hint="eastAsia" w:ascii="Times New Roman" w:hAnsi="Times New Roman" w:eastAsia="Times New Roman" w:cs="Times New Roman"/>
-        </w:rPr>
-        <w:t>4.21</w:t>
+        <w:t xml:space="preserve">对称性</w:t>
       </w:r>
     </w:p>
     <w:p>
@@ -27074,15 +26841,22 @@
         <w:rPr>
           <w:rFonts w:ascii="Times New Roman" w:hAnsi="Times New Roman" w:eastAsia="Times New Roman" w:cs="Times New Roman"/>
         </w:rPr>
-        <w:t xml:space="preserve"> D</w:t>
-      </w:r>
-      <w:r>
-        <w:rPr>
-          <w:rFonts w:ascii="Times New Roman" w:hAnsi="Times New Roman" w:eastAsia="Times New Roman" w:cs="Times New Roman"/>
-          <w:vertAlign w:val="subscript"/>
-        </w:rPr>
-        <w:t>3</w:t>
-      </w:r>
+        <w:t xml:space="preserve"> </w:t>
+      </w:r>
+      <m:oMath>
+        <m:sSub>
+          <m:e>
+            <m:r>
+              <m:t>D</m:t>
+            </m:r>
+          </m:e>
+          <m:sub>
+            <m:r>
+              <m:t>3</m:t>
+            </m:r>
+          </m:sub>
+        </m:sSub>
+      </m:oMath>
       <w:r>
         <w:rPr>
           <w:rFonts w:ascii="Times New Roman" w:hAnsi="Times New Roman" w:eastAsia="Times New Roman" w:cs="Times New Roman"/>
@@ -27165,7 +26939,7 @@
       </w:r>
     </w:p>
     <w:bookmarkEnd w:id="125"/>
-    <w:bookmarkStart w:id="126" w:name="对称性-习题4.22"/>
+    <w:bookmarkStart w:id="126" w:name="对称性-21"/>
     <w:p>
       <w:pPr>
         <w:pStyle w:val="Heading2"/>
@@ -27181,25 +26955,7 @@
         <w:rPr>
           <w:rFonts w:hint="eastAsia" w:ascii="Times New Roman" w:hAnsi="Times New Roman" w:eastAsia="SimHei" w:cs="Times New Roman"/>
         </w:rPr>
-        <w:t>对称性</w:t>
-      </w:r>
-      <w:r>
-        <w:rPr>
-          <w:rFonts w:hint="eastAsia" w:ascii="Times New Roman" w:hAnsi="Times New Roman" w:eastAsia="Times New Roman" w:cs="Times New Roman"/>
-        </w:rPr>
-        <w:t>-</w:t>
-      </w:r>
-      <w:r>
-        <w:rPr>
-          <w:rFonts w:hint="eastAsia" w:ascii="Times New Roman" w:hAnsi="Times New Roman" w:eastAsia="SimHei" w:cs="Times New Roman"/>
-        </w:rPr>
-        <w:t>习题</w:t>
-      </w:r>
-      <w:r>
-        <w:rPr>
-          <w:rFonts w:hint="eastAsia" w:ascii="Times New Roman" w:hAnsi="Times New Roman" w:eastAsia="Times New Roman" w:cs="Times New Roman"/>
-        </w:rPr>
-        <w:t>4.22</w:t>
+        <w:t xml:space="preserve">对称性</w:t>
       </w:r>
     </w:p>
     <w:p>
@@ -28119,22 +27875,7 @@
                 <m:t>×</m:t>
               </m:r>
               <m:r>
-                <m:t>1</m:t>
-              </m:r>
-              <m:r>
-                <m:rPr>
-                  <m:sty m:val="p"/>
-                </m:rPr>
-                <m:t>.</m:t>
-              </m:r>
-              <m:r>
-                <m:t>6</m:t>
-              </m:r>
-              <m:r>
-                <m:t>7</m:t>
-              </m:r>
-              <m:r>
-                <m:t>6</m:t>
+                <m:t>1.676</m:t>
               </m:r>
               <m:sSup>
                 <m:e>
@@ -28197,22 +27938,7 @@
                 <m:t>+</m:t>
               </m:r>
               <m:r>
-                <m:t>1</m:t>
-              </m:r>
-              <m:r>
-                <m:rPr>
-                  <m:sty m:val="p"/>
-                </m:rPr>
-                <m:t>.</m:t>
-              </m:r>
-              <m:r>
-                <m:t>2</m:t>
-              </m:r>
-              <m:r>
-                <m:t>9</m:t>
-              </m:r>
-              <m:r>
-                <m:t>6</m:t>
+                <m:t>1.296</m:t>
               </m:r>
               <m:sSup>
                 <m:e>
@@ -28275,19 +28001,7 @@
                 <m:t>+</m:t>
               </m:r>
               <m:r>
-                <m:t>3</m:t>
-              </m:r>
-              <m:r>
-                <m:rPr>
-                  <m:sty m:val="p"/>
-                </m:rPr>
-                <m:t>.</m:t>
-              </m:r>
-              <m:r>
-                <m:t>3</m:t>
-              </m:r>
-              <m:r>
-                <m:t>2</m:t>
+                <m:t>3.32</m:t>
               </m:r>
               <m:sSup>
                 <m:e>
@@ -28355,19 +28069,7 @@
                 <m:t>+</m:t>
               </m:r>
               <m:r>
-                <m:t>1</m:t>
-              </m:r>
-              <m:r>
-                <m:rPr>
-                  <m:sty m:val="p"/>
-                </m:rPr>
-                <m:t>.</m:t>
-              </m:r>
-              <m:r>
-                <m:t>5</m:t>
-              </m:r>
-              <m:r>
-                <m:t>4</m:t>
+                <m:t>1.54</m:t>
               </m:r>
               <m:sSup>
                 <m:e>
@@ -28430,19 +28132,7 @@
                 <m:t>+</m:t>
               </m:r>
               <m:r>
-                <m:t>1</m:t>
-              </m:r>
-              <m:r>
-                <m:rPr>
-                  <m:sty m:val="p"/>
-                </m:rPr>
-                <m:t>.</m:t>
-              </m:r>
-              <m:r>
-                <m:t>8</m:t>
-              </m:r>
-              <m:r>
-                <m:t>0</m:t>
+                <m:t>1.80</m:t>
               </m:r>
               <m:sSup>
                 <m:e>
@@ -28510,22 +28200,7 @@
                 <m:t>=</m:t>
               </m:r>
               <m:r>
-                <m:t>1</m:t>
-              </m:r>
-              <m:r>
-                <m:t>2</m:t>
-              </m:r>
-              <m:r>
-                <m:rPr>
-                  <m:sty m:val="p"/>
-                </m:rPr>
-                <m:t>.</m:t>
-              </m:r>
-              <m:r>
-                <m:t>9</m:t>
-              </m:r>
-              <m:r>
-                <m:t>8</m:t>
+                <m:t>12.98</m:t>
               </m:r>
               <m:sSup>
                 <m:e>
@@ -28692,28 +28367,10 @@
                 </m:rPr>
                 <m:t>(</m:t>
               </m:r>
-              <m:r>
-                <m:t>1</m:t>
-              </m:r>
-              <m:r>
-                <m:rPr>
-                  <m:sty m:val="p"/>
-                </m:rPr>
-                <m:t>.</m:t>
-              </m:r>
-              <m:r>
-                <m:t>3</m:t>
-              </m:r>
-              <m:r>
-                <m:t>7</m:t>
-              </m:r>
-              <m:r>
-                <m:t>1</m:t>
-              </m:r>
               <m:sSup>
                 <m:e>
                   <m:r>
-                    <m:t>8</m:t>
+                    <m:t>1.3718</m:t>
                   </m:r>
                 </m:e>
                 <m:sup>
@@ -28744,22 +28401,7 @@
                 <m:t>×</m:t>
               </m:r>
               <m:r>
-                <m:t>6</m:t>
-              </m:r>
-              <m:r>
-                <m:t>0</m:t>
-              </m:r>
-              <m:r>
-                <m:rPr>
-                  <m:sty m:val="p"/>
-                </m:rPr>
-                <m:t>.</m:t>
-              </m:r>
-              <m:r>
-                <m:t>0</m:t>
-              </m:r>
-              <m:r>
-                <m:t>5</m:t>
+                <m:t>60.05</m:t>
               </m:r>
               <m:sSup>
                 <m:e>
@@ -28808,28 +28450,10 @@
                 </m:rPr>
                 <m:t>(</m:t>
               </m:r>
-              <m:r>
-                <m:t>1</m:t>
-              </m:r>
-              <m:r>
-                <m:rPr>
-                  <m:sty m:val="p"/>
-                </m:rPr>
-                <m:t>.</m:t>
-              </m:r>
-              <m:r>
-                <m:t>3</m:t>
-              </m:r>
-              <m:r>
-                <m:t>7</m:t>
-              </m:r>
-              <m:r>
-                <m:t>1</m:t>
-              </m:r>
               <m:sSup>
                 <m:e>
                   <m:r>
-                    <m:t>8</m:t>
+                    <m:t>1.3718</m:t>
                   </m:r>
                 </m:e>
                 <m:sup>
@@ -28860,22 +28484,7 @@
                 <m:t>×</m:t>
               </m:r>
               <m:r>
-                <m:t>1</m:t>
-              </m:r>
-              <m:r>
-                <m:rPr>
-                  <m:sty m:val="p"/>
-                </m:rPr>
-                <m:t>.</m:t>
-              </m:r>
-              <m:r>
-                <m:t>0</m:t>
-              </m:r>
-              <m:r>
-                <m:t>4</m:t>
-              </m:r>
-              <m:r>
-                <m:t>6</m:t>
+                <m:t>1.046</m:t>
               </m:r>
               <m:sSup>
                 <m:e>
@@ -28919,22 +28528,7 @@
             <m:t>=</m:t>
           </m:r>
           <m:r>
-            <m:t>1</m:t>
-          </m:r>
-          <m:r>
-            <m:t>3</m:t>
-          </m:r>
-          <m:r>
-            <m:rPr>
-              <m:sty m:val="p"/>
-            </m:rPr>
-            <m:t>.</m:t>
-          </m:r>
-          <m:r>
-            <m:t>0</m:t>
-          </m:r>
-          <m:r>
-            <m:t>4</m:t>
+            <m:t>13.04</m:t>
           </m:r>
           <m:sSup>
             <m:e>
@@ -29033,7 +28627,7 @@
       </w:r>
     </w:p>
     <w:bookmarkEnd w:id="126"/>
-    <w:bookmarkStart w:id="127" w:name="对称性-习题4.23"/>
+    <w:bookmarkStart w:id="127" w:name="对称性-22"/>
     <w:p>
       <w:pPr>
         <w:pStyle w:val="Heading2"/>
@@ -29049,25 +28643,7 @@
         <w:rPr>
           <w:rFonts w:hint="eastAsia" w:ascii="Times New Roman" w:hAnsi="Times New Roman" w:eastAsia="SimHei" w:cs="Times New Roman"/>
         </w:rPr>
-        <w:t>对称性</w:t>
-      </w:r>
-      <w:r>
-        <w:rPr>
-          <w:rFonts w:hint="eastAsia" w:ascii="Times New Roman" w:hAnsi="Times New Roman" w:eastAsia="Times New Roman" w:cs="Times New Roman"/>
-        </w:rPr>
-        <w:t>-</w:t>
-      </w:r>
-      <w:r>
-        <w:rPr>
-          <w:rFonts w:hint="eastAsia" w:ascii="Times New Roman" w:hAnsi="Times New Roman" w:eastAsia="SimHei" w:cs="Times New Roman"/>
-        </w:rPr>
-        <w:t>习题</w:t>
-      </w:r>
-      <w:r>
-        <w:rPr>
-          <w:rFonts w:hint="eastAsia" w:ascii="Times New Roman" w:hAnsi="Times New Roman" w:eastAsia="Times New Roman" w:cs="Times New Roman"/>
-        </w:rPr>
-        <w:t>4.23</w:t>
+        <w:t xml:space="preserve">对称性</w:t>
       </w:r>
     </w:p>
     <w:p>
@@ -29197,15 +28773,28 @@
         <w:rPr>
           <w:rFonts w:ascii="Times New Roman" w:hAnsi="Times New Roman" w:eastAsia="Times New Roman" w:cs="Times New Roman"/>
         </w:rPr>
-        <w:t xml:space="preserve"> S</w:t>
-      </w:r>
-      <w:r>
-        <w:rPr>
-          <w:rFonts w:ascii="Times New Roman" w:hAnsi="Times New Roman" w:eastAsia="Times New Roman" w:cs="Times New Roman"/>
-          <w:vertAlign w:val="superscript"/>
-        </w:rPr>
-        <w:t>-1</w:t>
-      </w:r>
+        <w:t xml:space="preserve"> </w:t>
+      </w:r>
+      <m:oMath>
+        <m:sSup>
+          <m:e>
+            <m:r>
+              <m:t>S</m:t>
+            </m:r>
+          </m:e>
+          <m:sup>
+            <m:r>
+              <m:rPr>
+                <m:sty m:val="p"/>
+              </m:rPr>
+              <m:t>−</m:t>
+            </m:r>
+            <m:r>
+              <m:t>1</m:t>
+            </m:r>
+          </m:sup>
+        </m:sSup>
+      </m:oMath>
       <w:r>
         <w:rPr>
           <w:rFonts w:ascii="Times New Roman" w:hAnsi="Times New Roman" w:eastAsia="Times New Roman" w:cs="Times New Roman"/>
@@ -29240,22 +28829,27 @@
         <w:rPr>
           <w:rFonts w:ascii="Times New Roman" w:hAnsi="Times New Roman" w:eastAsia="Times New Roman" w:cs="Times New Roman"/>
         </w:rPr>
-        <w:t xml:space="preserve"> C</w:t>
-      </w:r>
-      <w:r>
-        <w:rPr>
-          <w:rFonts w:ascii="Times New Roman" w:hAnsi="Times New Roman" w:eastAsia="Times New Roman" w:cs="Times New Roman"/>
-          <w:vertAlign w:val="subscript"/>
-        </w:rPr>
-        <w:t>2</w:t>
-      </w:r>
-      <w:r>
-        <w:rPr>
-          <w:rFonts w:ascii="Times New Roman" w:hAnsi="Times New Roman" w:eastAsia="Times New Roman" w:cs="Times New Roman"/>
-          <w:vertAlign w:val="superscript"/>
-        </w:rPr>
-        <w:t>1</w:t>
-      </w:r>
+        <w:t xml:space="preserve"> </w:t>
+      </w:r>
+      <m:oMath>
+        <m:sSubSup>
+          <m:e>
+            <m:r>
+              <m:t>C</m:t>
+            </m:r>
+          </m:e>
+          <m:sub>
+            <m:r>
+              <m:t>2</m:t>
+            </m:r>
+          </m:sub>
+          <m:sup>
+            <m:r>
+              <m:t>1</m:t>
+            </m:r>
+          </m:sup>
+        </m:sSubSup>
+      </m:oMath>
       <w:r>
         <w:rPr>
           <w:rFonts w:ascii="Times New Roman" w:hAnsi="Times New Roman" w:eastAsia="Times New Roman" w:cs="Times New Roman"/>
@@ -29385,22 +28979,27 @@
         <w:rPr>
           <w:rFonts w:ascii="Times New Roman" w:hAnsi="Times New Roman" w:eastAsia="Times New Roman" w:cs="Times New Roman"/>
         </w:rPr>
-        <w:t xml:space="preserve"> C</w:t>
-      </w:r>
-      <w:r>
-        <w:rPr>
-          <w:rFonts w:ascii="Times New Roman" w:hAnsi="Times New Roman" w:eastAsia="Times New Roman" w:cs="Times New Roman"/>
-          <w:vertAlign w:val="subscript"/>
-        </w:rPr>
-        <w:t>2</w:t>
-      </w:r>
-      <w:r>
-        <w:rPr>
-          <w:rFonts w:ascii="Times New Roman" w:hAnsi="Times New Roman" w:eastAsia="Times New Roman" w:cs="Times New Roman"/>
-          <w:vertAlign w:val="superscript"/>
-        </w:rPr>
-        <w:t>1</w:t>
-      </w:r>
+        <w:t xml:space="preserve"> </w:t>
+      </w:r>
+      <m:oMath>
+        <m:sSubSup>
+          <m:e>
+            <m:r>
+              <m:t>C</m:t>
+            </m:r>
+          </m:e>
+          <m:sub>
+            <m:r>
+              <m:t>2</m:t>
+            </m:r>
+          </m:sub>
+          <m:sup>
+            <m:r>
+              <m:t>1</m:t>
+            </m:r>
+          </m:sup>
+        </m:sSubSup>
+      </m:oMath>
       <w:r>
         <w:rPr>
           <w:rFonts w:ascii="Times New Roman" w:hAnsi="Times New Roman" w:eastAsia="Times New Roman" w:cs="Times New Roman"/>
@@ -29953,15 +29552,22 @@
         <w:rPr>
           <w:rFonts w:ascii="Times New Roman" w:hAnsi="Times New Roman" w:eastAsia="Times New Roman" w:cs="Times New Roman"/>
         </w:rPr>
-        <w:t xml:space="preserve"> D</w:t>
-      </w:r>
-      <w:r>
-        <w:rPr>
-          <w:rFonts w:ascii="Times New Roman" w:hAnsi="Times New Roman" w:eastAsia="Times New Roman" w:cs="Times New Roman"/>
-          <w:vertAlign w:val="subscript"/>
-        </w:rPr>
-        <w:t>2</w:t>
-      </w:r>
+        <w:t xml:space="preserve"> </w:t>
+      </w:r>
+      <m:oMath>
+        <m:sSub>
+          <m:e>
+            <m:r>
+              <m:t>D</m:t>
+            </m:r>
+          </m:e>
+          <m:sub>
+            <m:r>
+              <m:t>2</m:t>
+            </m:r>
+          </m:sub>
+        </m:sSub>
+      </m:oMath>
       <w:r>
         <w:rPr>
           <w:rFonts w:ascii="Times New Roman" w:hAnsi="Times New Roman" w:eastAsia="Times New Roman" w:cs="Times New Roman"/>
@@ -31629,7 +31235,7 @@
       </w:r>
     </w:p>
     <w:bookmarkEnd w:id="127"/>
-    <w:bookmarkStart w:id="132" w:name="对称性-习题4.24"/>
+    <w:bookmarkStart w:id="132" w:name="对称性-23"/>
     <w:p>
       <w:pPr>
         <w:pStyle w:val="Heading2"/>
@@ -31645,25 +31251,7 @@
         <w:rPr>
           <w:rFonts w:hint="eastAsia" w:ascii="Times New Roman" w:hAnsi="Times New Roman" w:eastAsia="SimHei" w:cs="Times New Roman"/>
         </w:rPr>
-        <w:t>对称性</w:t>
-      </w:r>
-      <w:r>
-        <w:rPr>
-          <w:rFonts w:hint="eastAsia" w:ascii="Times New Roman" w:hAnsi="Times New Roman" w:eastAsia="Times New Roman" w:cs="Times New Roman"/>
-        </w:rPr>
-        <w:t>-</w:t>
-      </w:r>
-      <w:r>
-        <w:rPr>
-          <w:rFonts w:hint="eastAsia" w:ascii="Times New Roman" w:hAnsi="Times New Roman" w:eastAsia="SimHei" w:cs="Times New Roman"/>
-        </w:rPr>
-        <w:t>习题</w:t>
-      </w:r>
-      <w:r>
-        <w:rPr>
-          <w:rFonts w:hint="eastAsia" w:ascii="Times New Roman" w:hAnsi="Times New Roman" w:eastAsia="Times New Roman" w:cs="Times New Roman"/>
-        </w:rPr>
-        <w:t>4.24</w:t>
+        <w:t xml:space="preserve">对称性</w:t>
       </w:r>
     </w:p>
     <w:p>
@@ -31923,28 +31511,31 @@
               <w:pStyle w:val="Compact"/>
               <w:jc w:val="center"/>
             </w:pPr>
+            <m:oMath>
+              <m:sSubSup>
+                <m:e>
+                  <m:r>
+                    <m:t>C</m:t>
+                  </m:r>
+                </m:e>
+                <m:sub>
+                  <m:r>
+                    <m:t>3</m:t>
+                  </m:r>
+                </m:sub>
+                <m:sup>
+                  <m:r>
+                    <m:t>1</m:t>
+                  </m:r>
+                </m:sup>
+              </m:sSubSup>
+            </m:oMath>
             <w:r>
               <w:rPr>
                 <w:rFonts w:ascii="Times New Roman" w:hAnsi="Times New Roman" w:eastAsia="Times New Roman" w:cs="Times New Roman"/>
                 <w:b/>
               </w:rPr>
-              <w:t>C</w:t>
-            </w:r>
-            <w:r>
-              <w:rPr>
-                <w:rFonts w:ascii="Times New Roman" w:hAnsi="Times New Roman" w:eastAsia="Times New Roman" w:cs="Times New Roman"/>
-                <w:b/>
-                <w:vertAlign w:val="subscript"/>
-              </w:rPr>
-              <w:t>3</w:t>
-            </w:r>
-            <w:r>
-              <w:rPr>
-                <w:rFonts w:ascii="Times New Roman" w:hAnsi="Times New Roman" w:eastAsia="Times New Roman" w:cs="Times New Roman"/>
-                <w:b/>
-                <w:vertAlign w:val="superscript"/>
-              </w:rPr>
-              <w:t>1</w:t>
+              <w:t xml:space="preserve">​</w:t>
             </w:r>
           </w:p>
         </w:tc>
@@ -31955,28 +31546,31 @@
               <w:pStyle w:val="Compact"/>
               <w:jc w:val="center"/>
             </w:pPr>
+            <m:oMath>
+              <m:sSubSup>
+                <m:e>
+                  <m:r>
+                    <m:t>C</m:t>
+                  </m:r>
+                </m:e>
+                <m:sub>
+                  <m:r>
+                    <m:t>3</m:t>
+                  </m:r>
+                </m:sub>
+                <m:sup>
+                  <m:r>
+                    <m:t>2</m:t>
+                  </m:r>
+                </m:sup>
+              </m:sSubSup>
+            </m:oMath>
             <w:r>
               <w:rPr>
                 <w:rFonts w:ascii="Times New Roman" w:hAnsi="Times New Roman" w:eastAsia="Times New Roman" w:cs="Times New Roman"/>
                 <w:b/>
               </w:rPr>
-              <w:t>C</w:t>
-            </w:r>
-            <w:r>
-              <w:rPr>
-                <w:rFonts w:ascii="Times New Roman" w:hAnsi="Times New Roman" w:eastAsia="Times New Roman" w:cs="Times New Roman"/>
-                <w:b/>
-                <w:vertAlign w:val="subscript"/>
-              </w:rPr>
-              <w:t>3</w:t>
-            </w:r>
-            <w:r>
-              <w:rPr>
-                <w:rFonts w:ascii="Times New Roman" w:hAnsi="Times New Roman" w:eastAsia="Times New Roman" w:cs="Times New Roman"/>
-                <w:b/>
-                <w:vertAlign w:val="superscript"/>
-              </w:rPr>
-              <w:t>2</w:t>
+              <w:t xml:space="preserve">​</w:t>
             </w:r>
           </w:p>
         </w:tc>
@@ -32109,25 +31703,30 @@
               <w:pStyle w:val="Compact"/>
               <w:jc w:val="center"/>
             </w:pPr>
+            <m:oMath>
+              <m:sSubSup>
+                <m:e>
+                  <m:r>
+                    <m:t>C</m:t>
+                  </m:r>
+                </m:e>
+                <m:sub>
+                  <m:r>
+                    <m:t>3</m:t>
+                  </m:r>
+                </m:sub>
+                <m:sup>
+                  <m:r>
+                    <m:t>1</m:t>
+                  </m:r>
+                </m:sup>
+              </m:sSubSup>
+            </m:oMath>
             <w:r>
               <w:rPr>
                 <w:rFonts w:ascii="Times New Roman" w:hAnsi="Times New Roman" w:eastAsia="Times New Roman" w:cs="Times New Roman"/>
               </w:rPr>
-              <w:t>C</w:t>
-            </w:r>
-            <w:r>
-              <w:rPr>
-                <w:rFonts w:ascii="Times New Roman" w:hAnsi="Times New Roman" w:eastAsia="Times New Roman" w:cs="Times New Roman"/>
-                <w:vertAlign w:val="subscript"/>
-              </w:rPr>
-              <w:t>3</w:t>
-            </w:r>
-            <w:r>
-              <w:rPr>
-                <w:rFonts w:ascii="Times New Roman" w:hAnsi="Times New Roman" w:eastAsia="Times New Roman" w:cs="Times New Roman"/>
-                <w:vertAlign w:val="superscript"/>
-              </w:rPr>
-              <w:t>1</w:t>
+              <w:t xml:space="preserve">​</w:t>
             </w:r>
           </w:p>
         </w:tc>
@@ -32138,25 +31737,30 @@
               <w:pStyle w:val="Compact"/>
               <w:jc w:val="center"/>
             </w:pPr>
+            <m:oMath>
+              <m:sSubSup>
+                <m:e>
+                  <m:r>
+                    <m:t>C</m:t>
+                  </m:r>
+                </m:e>
+                <m:sub>
+                  <m:r>
+                    <m:t>3</m:t>
+                  </m:r>
+                </m:sub>
+                <m:sup>
+                  <m:r>
+                    <m:t>2</m:t>
+                  </m:r>
+                </m:sup>
+              </m:sSubSup>
+            </m:oMath>
             <w:r>
               <w:rPr>
                 <w:rFonts w:ascii="Times New Roman" w:hAnsi="Times New Roman" w:eastAsia="Times New Roman" w:cs="Times New Roman"/>
               </w:rPr>
-              <w:t>C</w:t>
-            </w:r>
-            <w:r>
-              <w:rPr>
-                <w:rFonts w:ascii="Times New Roman" w:hAnsi="Times New Roman" w:eastAsia="Times New Roman" w:cs="Times New Roman"/>
-                <w:vertAlign w:val="subscript"/>
-              </w:rPr>
-              <w:t>3</w:t>
-            </w:r>
-            <w:r>
-              <w:rPr>
-                <w:rFonts w:ascii="Times New Roman" w:hAnsi="Times New Roman" w:eastAsia="Times New Roman" w:cs="Times New Roman"/>
-                <w:vertAlign w:val="superscript"/>
-              </w:rPr>
-              <w:t>2</w:t>
+              <w:t xml:space="preserve">​</w:t>
             </w:r>
           </w:p>
         </w:tc>
@@ -32256,25 +31860,30 @@
               <w:pStyle w:val="Compact"/>
               <w:jc w:val="center"/>
             </w:pPr>
+            <m:oMath>
+              <m:sSubSup>
+                <m:e>
+                  <m:r>
+                    <m:t>C</m:t>
+                  </m:r>
+                </m:e>
+                <m:sub>
+                  <m:r>
+                    <m:t>3</m:t>
+                  </m:r>
+                </m:sub>
+                <m:sup>
+                  <m:r>
+                    <m:t>1</m:t>
+                  </m:r>
+                </m:sup>
+              </m:sSubSup>
+            </m:oMath>
             <w:r>
               <w:rPr>
                 <w:rFonts w:ascii="Times New Roman" w:hAnsi="Times New Roman" w:eastAsia="Times New Roman" w:cs="Times New Roman"/>
               </w:rPr>
-              <w:t>C</w:t>
-            </w:r>
-            <w:r>
-              <w:rPr>
-                <w:rFonts w:ascii="Times New Roman" w:hAnsi="Times New Roman" w:eastAsia="Times New Roman" w:cs="Times New Roman"/>
-                <w:vertAlign w:val="subscript"/>
-              </w:rPr>
-              <w:t>3</w:t>
-            </w:r>
-            <w:r>
-              <w:rPr>
-                <w:rFonts w:ascii="Times New Roman" w:hAnsi="Times New Roman" w:eastAsia="Times New Roman" w:cs="Times New Roman"/>
-                <w:vertAlign w:val="superscript"/>
-              </w:rPr>
-              <w:t>1</w:t>
+              <w:t xml:space="preserve">​</w:t>
             </w:r>
           </w:p>
         </w:tc>
@@ -32285,25 +31894,30 @@
               <w:pStyle w:val="Compact"/>
               <w:jc w:val="center"/>
             </w:pPr>
+            <m:oMath>
+              <m:sSubSup>
+                <m:e>
+                  <m:r>
+                    <m:t>C</m:t>
+                  </m:r>
+                </m:e>
+                <m:sub>
+                  <m:r>
+                    <m:t>3</m:t>
+                  </m:r>
+                </m:sub>
+                <m:sup>
+                  <m:r>
+                    <m:t>1</m:t>
+                  </m:r>
+                </m:sup>
+              </m:sSubSup>
+            </m:oMath>
             <w:r>
               <w:rPr>
                 <w:rFonts w:ascii="Times New Roman" w:hAnsi="Times New Roman" w:eastAsia="Times New Roman" w:cs="Times New Roman"/>
               </w:rPr>
-              <w:t>C</w:t>
-            </w:r>
-            <w:r>
-              <w:rPr>
-                <w:rFonts w:ascii="Times New Roman" w:hAnsi="Times New Roman" w:eastAsia="Times New Roman" w:cs="Times New Roman"/>
-                <w:vertAlign w:val="subscript"/>
-              </w:rPr>
-              <w:t>3</w:t>
-            </w:r>
-            <w:r>
-              <w:rPr>
-                <w:rFonts w:ascii="Times New Roman" w:hAnsi="Times New Roman" w:eastAsia="Times New Roman" w:cs="Times New Roman"/>
-                <w:vertAlign w:val="superscript"/>
-              </w:rPr>
-              <w:t>1</w:t>
+              <w:t xml:space="preserve">​</w:t>
             </w:r>
           </w:p>
         </w:tc>
@@ -32314,25 +31928,30 @@
               <w:pStyle w:val="Compact"/>
               <w:jc w:val="center"/>
             </w:pPr>
+            <m:oMath>
+              <m:sSubSup>
+                <m:e>
+                  <m:r>
+                    <m:t>C</m:t>
+                  </m:r>
+                </m:e>
+                <m:sub>
+                  <m:r>
+                    <m:t>3</m:t>
+                  </m:r>
+                </m:sub>
+                <m:sup>
+                  <m:r>
+                    <m:t>2</m:t>
+                  </m:r>
+                </m:sup>
+              </m:sSubSup>
+            </m:oMath>
             <w:r>
               <w:rPr>
                 <w:rFonts w:ascii="Times New Roman" w:hAnsi="Times New Roman" w:eastAsia="Times New Roman" w:cs="Times New Roman"/>
               </w:rPr>
-              <w:t>C</w:t>
-            </w:r>
-            <w:r>
-              <w:rPr>
-                <w:rFonts w:ascii="Times New Roman" w:hAnsi="Times New Roman" w:eastAsia="Times New Roman" w:cs="Times New Roman"/>
-                <w:vertAlign w:val="subscript"/>
-              </w:rPr>
-              <w:t>3</w:t>
-            </w:r>
-            <w:r>
-              <w:rPr>
-                <w:rFonts w:ascii="Times New Roman" w:hAnsi="Times New Roman" w:eastAsia="Times New Roman" w:cs="Times New Roman"/>
-                <w:vertAlign w:val="superscript"/>
-              </w:rPr>
-              <w:t>2</w:t>
+              <w:t xml:space="preserve">​</w:t>
             </w:r>
           </w:p>
         </w:tc>
@@ -32447,25 +32066,30 @@
               <w:pStyle w:val="Compact"/>
               <w:jc w:val="center"/>
             </w:pPr>
+            <m:oMath>
+              <m:sSubSup>
+                <m:e>
+                  <m:r>
+                    <m:t>C</m:t>
+                  </m:r>
+                </m:e>
+                <m:sub>
+                  <m:r>
+                    <m:t>3</m:t>
+                  </m:r>
+                </m:sub>
+                <m:sup>
+                  <m:r>
+                    <m:t>2</m:t>
+                  </m:r>
+                </m:sup>
+              </m:sSubSup>
+            </m:oMath>
             <w:r>
               <w:rPr>
                 <w:rFonts w:ascii="Times New Roman" w:hAnsi="Times New Roman" w:eastAsia="Times New Roman" w:cs="Times New Roman"/>
               </w:rPr>
-              <w:t>C</w:t>
-            </w:r>
-            <w:r>
-              <w:rPr>
-                <w:rFonts w:ascii="Times New Roman" w:hAnsi="Times New Roman" w:eastAsia="Times New Roman" w:cs="Times New Roman"/>
-                <w:vertAlign w:val="subscript"/>
-              </w:rPr>
-              <w:t>3</w:t>
-            </w:r>
-            <w:r>
-              <w:rPr>
-                <w:rFonts w:ascii="Times New Roman" w:hAnsi="Times New Roman" w:eastAsia="Times New Roman" w:cs="Times New Roman"/>
-                <w:vertAlign w:val="superscript"/>
-              </w:rPr>
-              <w:t>2</w:t>
+              <w:t xml:space="preserve">​</w:t>
             </w:r>
           </w:p>
         </w:tc>
@@ -32476,25 +32100,30 @@
               <w:pStyle w:val="Compact"/>
               <w:jc w:val="center"/>
             </w:pPr>
+            <m:oMath>
+              <m:sSubSup>
+                <m:e>
+                  <m:r>
+                    <m:t>C</m:t>
+                  </m:r>
+                </m:e>
+                <m:sub>
+                  <m:r>
+                    <m:t>3</m:t>
+                  </m:r>
+                </m:sub>
+                <m:sup>
+                  <m:r>
+                    <m:t>2</m:t>
+                  </m:r>
+                </m:sup>
+              </m:sSubSup>
+            </m:oMath>
             <w:r>
               <w:rPr>
                 <w:rFonts w:ascii="Times New Roman" w:hAnsi="Times New Roman" w:eastAsia="Times New Roman" w:cs="Times New Roman"/>
               </w:rPr>
-              <w:t>C</w:t>
-            </w:r>
-            <w:r>
-              <w:rPr>
-                <w:rFonts w:ascii="Times New Roman" w:hAnsi="Times New Roman" w:eastAsia="Times New Roman" w:cs="Times New Roman"/>
-                <w:vertAlign w:val="subscript"/>
-              </w:rPr>
-              <w:t>3</w:t>
-            </w:r>
-            <w:r>
-              <w:rPr>
-                <w:rFonts w:ascii="Times New Roman" w:hAnsi="Times New Roman" w:eastAsia="Times New Roman" w:cs="Times New Roman"/>
-                <w:vertAlign w:val="superscript"/>
-              </w:rPr>
-              <w:t>2</w:t>
+              <w:t xml:space="preserve">​</w:t>
             </w:r>
           </w:p>
         </w:tc>
@@ -32520,25 +32149,30 @@
               <w:pStyle w:val="Compact"/>
               <w:jc w:val="center"/>
             </w:pPr>
+            <m:oMath>
+              <m:sSubSup>
+                <m:e>
+                  <m:r>
+                    <m:t>C</m:t>
+                  </m:r>
+                </m:e>
+                <m:sub>
+                  <m:r>
+                    <m:t>3</m:t>
+                  </m:r>
+                </m:sub>
+                <m:sup>
+                  <m:r>
+                    <m:t>1</m:t>
+                  </m:r>
+                </m:sup>
+              </m:sSubSup>
+            </m:oMath>
             <w:r>
               <w:rPr>
                 <w:rFonts w:ascii="Times New Roman" w:hAnsi="Times New Roman" w:eastAsia="Times New Roman" w:cs="Times New Roman"/>
               </w:rPr>
-              <w:t>C</w:t>
-            </w:r>
-            <w:r>
-              <w:rPr>
-                <w:rFonts w:ascii="Times New Roman" w:hAnsi="Times New Roman" w:eastAsia="Times New Roman" w:cs="Times New Roman"/>
-                <w:vertAlign w:val="subscript"/>
-              </w:rPr>
-              <w:t>3</w:t>
-            </w:r>
-            <w:r>
-              <w:rPr>
-                <w:rFonts w:ascii="Times New Roman" w:hAnsi="Times New Roman" w:eastAsia="Times New Roman" w:cs="Times New Roman"/>
-                <w:vertAlign w:val="superscript"/>
-              </w:rPr>
-              <w:t>1</w:t>
+              <w:t xml:space="preserve">​</w:t>
             </w:r>
           </w:p>
         </w:tc>
@@ -32769,25 +32403,30 @@
               <w:pStyle w:val="Compact"/>
               <w:jc w:val="center"/>
             </w:pPr>
+            <m:oMath>
+              <m:sSubSup>
+                <m:e>
+                  <m:r>
+                    <m:t>C</m:t>
+                  </m:r>
+                </m:e>
+                <m:sub>
+                  <m:r>
+                    <m:t>3</m:t>
+                  </m:r>
+                </m:sub>
+                <m:sup>
+                  <m:r>
+                    <m:t>1</m:t>
+                  </m:r>
+                </m:sup>
+              </m:sSubSup>
+            </m:oMath>
             <w:r>
               <w:rPr>
                 <w:rFonts w:ascii="Times New Roman" w:hAnsi="Times New Roman" w:eastAsia="Times New Roman" w:cs="Times New Roman"/>
               </w:rPr>
-              <w:t>C</w:t>
-            </w:r>
-            <w:r>
-              <w:rPr>
-                <w:rFonts w:ascii="Times New Roman" w:hAnsi="Times New Roman" w:eastAsia="Times New Roman" w:cs="Times New Roman"/>
-                <w:vertAlign w:val="subscript"/>
-              </w:rPr>
-              <w:t>3</w:t>
-            </w:r>
-            <w:r>
-              <w:rPr>
-                <w:rFonts w:ascii="Times New Roman" w:hAnsi="Times New Roman" w:eastAsia="Times New Roman" w:cs="Times New Roman"/>
-                <w:vertAlign w:val="superscript"/>
-              </w:rPr>
-              <w:t>1</w:t>
+              <w:t xml:space="preserve">​</w:t>
             </w:r>
           </w:p>
         </w:tc>
@@ -32798,25 +32437,30 @@
               <w:pStyle w:val="Compact"/>
               <w:jc w:val="center"/>
             </w:pPr>
+            <m:oMath>
+              <m:sSubSup>
+                <m:e>
+                  <m:r>
+                    <m:t>C</m:t>
+                  </m:r>
+                </m:e>
+                <m:sub>
+                  <m:r>
+                    <m:t>3</m:t>
+                  </m:r>
+                </m:sub>
+                <m:sup>
+                  <m:r>
+                    <m:t>2</m:t>
+                  </m:r>
+                </m:sup>
+              </m:sSubSup>
+            </m:oMath>
             <w:r>
               <w:rPr>
                 <w:rFonts w:ascii="Times New Roman" w:hAnsi="Times New Roman" w:eastAsia="Times New Roman" w:cs="Times New Roman"/>
               </w:rPr>
-              <w:t>C</w:t>
-            </w:r>
-            <w:r>
-              <w:rPr>
-                <w:rFonts w:ascii="Times New Roman" w:hAnsi="Times New Roman" w:eastAsia="Times New Roman" w:cs="Times New Roman"/>
-                <w:vertAlign w:val="subscript"/>
-              </w:rPr>
-              <w:t>3</w:t>
-            </w:r>
-            <w:r>
-              <w:rPr>
-                <w:rFonts w:ascii="Times New Roman" w:hAnsi="Times New Roman" w:eastAsia="Times New Roman" w:cs="Times New Roman"/>
-                <w:vertAlign w:val="superscript"/>
-              </w:rPr>
-              <w:t>2</w:t>
+              <w:t xml:space="preserve">​</w:t>
             </w:r>
           </w:p>
         </w:tc>
@@ -32945,25 +32589,30 @@
               <w:pStyle w:val="Compact"/>
               <w:jc w:val="center"/>
             </w:pPr>
+            <m:oMath>
+              <m:sSubSup>
+                <m:e>
+                  <m:r>
+                    <m:t>C</m:t>
+                  </m:r>
+                </m:e>
+                <m:sub>
+                  <m:r>
+                    <m:t>3</m:t>
+                  </m:r>
+                </m:sub>
+                <m:sup>
+                  <m:r>
+                    <m:t>2</m:t>
+                  </m:r>
+                </m:sup>
+              </m:sSubSup>
+            </m:oMath>
             <w:r>
               <w:rPr>
                 <w:rFonts w:ascii="Times New Roman" w:hAnsi="Times New Roman" w:eastAsia="Times New Roman" w:cs="Times New Roman"/>
               </w:rPr>
-              <w:t>C</w:t>
-            </w:r>
-            <w:r>
-              <w:rPr>
-                <w:rFonts w:ascii="Times New Roman" w:hAnsi="Times New Roman" w:eastAsia="Times New Roman" w:cs="Times New Roman"/>
-                <w:vertAlign w:val="subscript"/>
-              </w:rPr>
-              <w:t>3</w:t>
-            </w:r>
-            <w:r>
-              <w:rPr>
-                <w:rFonts w:ascii="Times New Roman" w:hAnsi="Times New Roman" w:eastAsia="Times New Roman" w:cs="Times New Roman"/>
-                <w:vertAlign w:val="superscript"/>
-              </w:rPr>
-              <w:t>2</w:t>
+              <w:t xml:space="preserve">​</w:t>
             </w:r>
           </w:p>
         </w:tc>
@@ -32989,25 +32638,30 @@
               <w:pStyle w:val="Compact"/>
               <w:jc w:val="center"/>
             </w:pPr>
+            <m:oMath>
+              <m:sSubSup>
+                <m:e>
+                  <m:r>
+                    <m:t>C</m:t>
+                  </m:r>
+                </m:e>
+                <m:sub>
+                  <m:r>
+                    <m:t>3</m:t>
+                  </m:r>
+                </m:sub>
+                <m:sup>
+                  <m:r>
+                    <m:t>1</m:t>
+                  </m:r>
+                </m:sup>
+              </m:sSubSup>
+            </m:oMath>
             <w:r>
               <w:rPr>
                 <w:rFonts w:ascii="Times New Roman" w:hAnsi="Times New Roman" w:eastAsia="Times New Roman" w:cs="Times New Roman"/>
               </w:rPr>
-              <w:t>C</w:t>
-            </w:r>
-            <w:r>
-              <w:rPr>
-                <w:rFonts w:ascii="Times New Roman" w:hAnsi="Times New Roman" w:eastAsia="Times New Roman" w:cs="Times New Roman"/>
-                <w:vertAlign w:val="subscript"/>
-              </w:rPr>
-              <w:t>3</w:t>
-            </w:r>
-            <w:r>
-              <w:rPr>
-                <w:rFonts w:ascii="Times New Roman" w:hAnsi="Times New Roman" w:eastAsia="Times New Roman" w:cs="Times New Roman"/>
-                <w:vertAlign w:val="superscript"/>
-              </w:rPr>
-              <w:t>1</w:t>
+              <w:t xml:space="preserve">​</w:t>
             </w:r>
           </w:p>
         </w:tc>
@@ -33136,25 +32790,30 @@
               <w:pStyle w:val="Compact"/>
               <w:jc w:val="center"/>
             </w:pPr>
+            <m:oMath>
+              <m:sSubSup>
+                <m:e>
+                  <m:r>
+                    <m:t>C</m:t>
+                  </m:r>
+                </m:e>
+                <m:sub>
+                  <m:r>
+                    <m:t>3</m:t>
+                  </m:r>
+                </m:sub>
+                <m:sup>
+                  <m:r>
+                    <m:t>1</m:t>
+                  </m:r>
+                </m:sup>
+              </m:sSubSup>
+            </m:oMath>
             <w:r>
               <w:rPr>
                 <w:rFonts w:ascii="Times New Roman" w:hAnsi="Times New Roman" w:eastAsia="Times New Roman" w:cs="Times New Roman"/>
               </w:rPr>
-              <w:t>C</w:t>
-            </w:r>
-            <w:r>
-              <w:rPr>
-                <w:rFonts w:ascii="Times New Roman" w:hAnsi="Times New Roman" w:eastAsia="Times New Roman" w:cs="Times New Roman"/>
-                <w:vertAlign w:val="subscript"/>
-              </w:rPr>
-              <w:t>3</w:t>
-            </w:r>
-            <w:r>
-              <w:rPr>
-                <w:rFonts w:ascii="Times New Roman" w:hAnsi="Times New Roman" w:eastAsia="Times New Roman" w:cs="Times New Roman"/>
-                <w:vertAlign w:val="superscript"/>
-              </w:rPr>
-              <w:t>1</w:t>
+              <w:t xml:space="preserve">​</w:t>
             </w:r>
           </w:p>
         </w:tc>
@@ -33165,25 +32824,30 @@
               <w:pStyle w:val="Compact"/>
               <w:jc w:val="center"/>
             </w:pPr>
+            <m:oMath>
+              <m:sSubSup>
+                <m:e>
+                  <m:r>
+                    <m:t>C</m:t>
+                  </m:r>
+                </m:e>
+                <m:sub>
+                  <m:r>
+                    <m:t>3</m:t>
+                  </m:r>
+                </m:sub>
+                <m:sup>
+                  <m:r>
+                    <m:t>2</m:t>
+                  </m:r>
+                </m:sup>
+              </m:sSubSup>
+            </m:oMath>
             <w:r>
               <w:rPr>
                 <w:rFonts w:ascii="Times New Roman" w:hAnsi="Times New Roman" w:eastAsia="Times New Roman" w:cs="Times New Roman"/>
               </w:rPr>
-              <w:t>C</w:t>
-            </w:r>
-            <w:r>
-              <w:rPr>
-                <w:rFonts w:ascii="Times New Roman" w:hAnsi="Times New Roman" w:eastAsia="Times New Roman" w:cs="Times New Roman"/>
-                <w:vertAlign w:val="subscript"/>
-              </w:rPr>
-              <w:t>3</w:t>
-            </w:r>
-            <w:r>
-              <w:rPr>
-                <w:rFonts w:ascii="Times New Roman" w:hAnsi="Times New Roman" w:eastAsia="Times New Roman" w:cs="Times New Roman"/>
-                <w:vertAlign w:val="superscript"/>
-              </w:rPr>
-              <w:t>2</w:t>
+              <w:t xml:space="preserve">​</w:t>
             </w:r>
           </w:p>
         </w:tc>
@@ -35340,22 +35004,27 @@
         <w:rPr>
           <w:rFonts w:ascii="Times New Roman" w:hAnsi="Times New Roman" w:eastAsia="Times New Roman" w:cs="Times New Roman"/>
         </w:rPr>
-        <w:t xml:space="preserve"> C</w:t>
-      </w:r>
-      <w:r>
-        <w:rPr>
-          <w:rFonts w:ascii="Times New Roman" w:hAnsi="Times New Roman" w:eastAsia="Times New Roman" w:cs="Times New Roman"/>
-          <w:vertAlign w:val="subscript"/>
-        </w:rPr>
-        <w:t>3</w:t>
-      </w:r>
-      <w:r>
-        <w:rPr>
-          <w:rFonts w:ascii="Times New Roman" w:hAnsi="Times New Roman" w:eastAsia="Times New Roman" w:cs="Times New Roman"/>
-          <w:vertAlign w:val="superscript"/>
-        </w:rPr>
-        <w:t>1</w:t>
-      </w:r>
+        <w:t xml:space="preserve"> </w:t>
+      </w:r>
+      <m:oMath>
+        <m:sSubSup>
+          <m:e>
+            <m:r>
+              <m:t>C</m:t>
+            </m:r>
+          </m:e>
+          <m:sub>
+            <m:r>
+              <m:t>3</m:t>
+            </m:r>
+          </m:sub>
+          <m:sup>
+            <m:r>
+              <m:t>1</m:t>
+            </m:r>
+          </m:sup>
+        </m:sSubSup>
+      </m:oMath>
       <w:r>
         <w:rPr>
           <w:rFonts w:ascii="Times New Roman" w:hAnsi="Times New Roman" w:eastAsia="Times New Roman" w:cs="Times New Roman"/>
@@ -35372,22 +35041,27 @@
         <w:rPr>
           <w:rFonts w:ascii="Times New Roman" w:hAnsi="Times New Roman" w:eastAsia="Times New Roman" w:cs="Times New Roman"/>
         </w:rPr>
-        <w:t xml:space="preserve"> C</w:t>
-      </w:r>
-      <w:r>
-        <w:rPr>
-          <w:rFonts w:ascii="Times New Roman" w:hAnsi="Times New Roman" w:eastAsia="Times New Roman" w:cs="Times New Roman"/>
-          <w:vertAlign w:val="subscript"/>
-        </w:rPr>
-        <w:t>3</w:t>
-      </w:r>
-      <w:r>
-        <w:rPr>
-          <w:rFonts w:ascii="Times New Roman" w:hAnsi="Times New Roman" w:eastAsia="Times New Roman" w:cs="Times New Roman"/>
-          <w:vertAlign w:val="superscript"/>
-        </w:rPr>
-        <w:t>2</w:t>
-      </w:r>
+        <w:t xml:space="preserve"> </w:t>
+      </w:r>
+      <m:oMath>
+        <m:sSubSup>
+          <m:e>
+            <m:r>
+              <m:t>C</m:t>
+            </m:r>
+          </m:e>
+          <m:sub>
+            <m:r>
+              <m:t>3</m:t>
+            </m:r>
+          </m:sub>
+          <m:sup>
+            <m:r>
+              <m:t>2</m:t>
+            </m:r>
+          </m:sup>
+        </m:sSubSup>
+      </m:oMath>
       <w:r>
         <w:rPr>
           <w:rFonts w:ascii="Times New Roman" w:hAnsi="Times New Roman" w:eastAsia="Times New Roman" w:cs="Times New Roman"/>
@@ -35428,22 +35102,27 @@
         <w:rPr>
           <w:rFonts w:ascii="Times New Roman" w:hAnsi="Times New Roman" w:eastAsia="Times New Roman" w:cs="Times New Roman"/>
         </w:rPr>
-        <w:t xml:space="preserve"> C</w:t>
-      </w:r>
-      <w:r>
-        <w:rPr>
-          <w:rFonts w:ascii="Times New Roman" w:hAnsi="Times New Roman" w:eastAsia="Times New Roman" w:cs="Times New Roman"/>
-          <w:vertAlign w:val="subscript"/>
-        </w:rPr>
-        <w:t>3</w:t>
-      </w:r>
-      <w:r>
-        <w:rPr>
-          <w:rFonts w:ascii="Times New Roman" w:hAnsi="Times New Roman" w:eastAsia="Times New Roman" w:cs="Times New Roman"/>
-          <w:vertAlign w:val="superscript"/>
-        </w:rPr>
-        <w:t>2</w:t>
-      </w:r>
+        <w:t xml:space="preserve"> </w:t>
+      </w:r>
+      <m:oMath>
+        <m:sSubSup>
+          <m:e>
+            <m:r>
+              <m:t>C</m:t>
+            </m:r>
+          </m:e>
+          <m:sub>
+            <m:r>
+              <m:t>3</m:t>
+            </m:r>
+          </m:sub>
+          <m:sup>
+            <m:r>
+              <m:t>2</m:t>
+            </m:r>
+          </m:sup>
+        </m:sSubSup>
+      </m:oMath>
       <w:r>
         <w:rPr>
           <w:rFonts w:ascii="Times New Roman" w:hAnsi="Times New Roman" w:eastAsia="Times New Roman" w:cs="Times New Roman"/>
@@ -35460,22 +35139,27 @@
         <w:rPr>
           <w:rFonts w:ascii="Times New Roman" w:hAnsi="Times New Roman" w:eastAsia="Times New Roman" w:cs="Times New Roman"/>
         </w:rPr>
-        <w:t xml:space="preserve"> C</w:t>
-      </w:r>
-      <w:r>
-        <w:rPr>
-          <w:rFonts w:ascii="Times New Roman" w:hAnsi="Times New Roman" w:eastAsia="Times New Roman" w:cs="Times New Roman"/>
-          <w:vertAlign w:val="subscript"/>
-        </w:rPr>
-        <w:t>3</w:t>
-      </w:r>
-      <w:r>
-        <w:rPr>
-          <w:rFonts w:ascii="Times New Roman" w:hAnsi="Times New Roman" w:eastAsia="Times New Roman" w:cs="Times New Roman"/>
-          <w:vertAlign w:val="superscript"/>
-        </w:rPr>
-        <w:t>2</w:t>
-      </w:r>
+        <w:t xml:space="preserve"> </w:t>
+      </w:r>
+      <m:oMath>
+        <m:sSubSup>
+          <m:e>
+            <m:r>
+              <m:t>C</m:t>
+            </m:r>
+          </m:e>
+          <m:sub>
+            <m:r>
+              <m:t>3</m:t>
+            </m:r>
+          </m:sub>
+          <m:sup>
+            <m:r>
+              <m:t>2</m:t>
+            </m:r>
+          </m:sup>
+        </m:sSubSup>
+      </m:oMath>
       <w:r>
         <w:rPr>
           <w:rFonts w:ascii="Times New Roman" w:hAnsi="Times New Roman" w:eastAsia="Times New Roman" w:cs="Times New Roman"/>
@@ -36169,7 +35853,7 @@
     </w:p>
     <w:bookmarkEnd w:id="131"/>
     <w:bookmarkEnd w:id="132"/>
-    <w:bookmarkStart w:id="133" w:name="对称性-习题4.25"/>
+    <w:bookmarkStart w:id="133" w:name="对称性-24"/>
     <w:p>
       <w:pPr>
         <w:pStyle w:val="Heading2"/>
@@ -36185,25 +35869,7 @@
         <w:rPr>
           <w:rFonts w:hint="eastAsia" w:ascii="Times New Roman" w:hAnsi="Times New Roman" w:eastAsia="SimHei" w:cs="Times New Roman"/>
         </w:rPr>
-        <w:t>对称性</w:t>
-      </w:r>
-      <w:r>
-        <w:rPr>
-          <w:rFonts w:hint="eastAsia" w:ascii="Times New Roman" w:hAnsi="Times New Roman" w:eastAsia="Times New Roman" w:cs="Times New Roman"/>
-        </w:rPr>
-        <w:t>-</w:t>
-      </w:r>
-      <w:r>
-        <w:rPr>
-          <w:rFonts w:hint="eastAsia" w:ascii="Times New Roman" w:hAnsi="Times New Roman" w:eastAsia="SimHei" w:cs="Times New Roman"/>
-        </w:rPr>
-        <w:t>习题</w:t>
-      </w:r>
-      <w:r>
-        <w:rPr>
-          <w:rFonts w:hint="eastAsia" w:ascii="Times New Roman" w:hAnsi="Times New Roman" w:eastAsia="Times New Roman" w:cs="Times New Roman"/>
-        </w:rPr>
-        <w:t>4.25</w:t>
+        <w:t xml:space="preserve">对称性</w:t>
       </w:r>
     </w:p>
     <w:p>
@@ -37057,7 +36723,7 @@
       </w:r>
     </w:p>
     <w:bookmarkEnd w:id="133"/>
-    <w:bookmarkStart w:id="134" w:name="对称性-习题4.26"/>
+    <w:bookmarkStart w:id="134" w:name="对称性-25"/>
     <w:p>
       <w:pPr>
         <w:pStyle w:val="Heading2"/>
@@ -37073,25 +36739,7 @@
         <w:rPr>
           <w:rFonts w:hint="eastAsia" w:ascii="Times New Roman" w:hAnsi="Times New Roman" w:eastAsia="SimHei" w:cs="Times New Roman"/>
         </w:rPr>
-        <w:t>对称性</w:t>
-      </w:r>
-      <w:r>
-        <w:rPr>
-          <w:rFonts w:hint="eastAsia" w:ascii="Times New Roman" w:hAnsi="Times New Roman" w:eastAsia="Times New Roman" w:cs="Times New Roman"/>
-        </w:rPr>
-        <w:t>-</w:t>
-      </w:r>
-      <w:r>
-        <w:rPr>
-          <w:rFonts w:hint="eastAsia" w:ascii="Times New Roman" w:hAnsi="Times New Roman" w:eastAsia="SimHei" w:cs="Times New Roman"/>
-        </w:rPr>
-        <w:t>习题</w:t>
-      </w:r>
-      <w:r>
-        <w:rPr>
-          <w:rFonts w:hint="eastAsia" w:ascii="Times New Roman" w:hAnsi="Times New Roman" w:eastAsia="Times New Roman" w:cs="Times New Roman"/>
-        </w:rPr>
-        <w:t>4.26</w:t>
+        <w:t xml:space="preserve">对称性</w:t>
       </w:r>
     </w:p>
     <w:p>
@@ -37690,7 +37338,7 @@
       </w:r>
     </w:p>
     <w:bookmarkEnd w:id="134"/>
-    <w:bookmarkStart w:id="135" w:name="对称性-习题4.27"/>
+    <w:bookmarkStart w:id="135" w:name="对称性-26"/>
     <w:p>
       <w:pPr>
         <w:pStyle w:val="Heading2"/>
@@ -37706,25 +37354,7 @@
         <w:rPr>
           <w:rFonts w:hint="eastAsia" w:ascii="Times New Roman" w:hAnsi="Times New Roman" w:eastAsia="SimHei" w:cs="Times New Roman"/>
         </w:rPr>
-        <w:t>对称性</w:t>
-      </w:r>
-      <w:r>
-        <w:rPr>
-          <w:rFonts w:hint="eastAsia" w:ascii="Times New Roman" w:hAnsi="Times New Roman" w:eastAsia="Times New Roman" w:cs="Times New Roman"/>
-        </w:rPr>
-        <w:t>-</w:t>
-      </w:r>
-      <w:r>
-        <w:rPr>
-          <w:rFonts w:hint="eastAsia" w:ascii="Times New Roman" w:hAnsi="Times New Roman" w:eastAsia="SimHei" w:cs="Times New Roman"/>
-        </w:rPr>
-        <w:t>习题</w:t>
-      </w:r>
-      <w:r>
-        <w:rPr>
-          <w:rFonts w:hint="eastAsia" w:ascii="Times New Roman" w:hAnsi="Times New Roman" w:eastAsia="Times New Roman" w:cs="Times New Roman"/>
-        </w:rPr>
-        <w:t>4.27</w:t>
+        <w:t xml:space="preserve">对称性</w:t>
       </w:r>
     </w:p>
     <w:p>
@@ -38367,20 +37997,27 @@
         <w:rPr>
           <w:rFonts w:hint="eastAsia" w:ascii="Times New Roman" w:hAnsi="Times New Roman" w:eastAsia="Times New Roman" w:cs="Times New Roman"/>
         </w:rPr>
-        <w:t>（C</w:t>
-      </w:r>
-      <w:r>
-        <w:rPr>
-          <w:rFonts w:hint="eastAsia" w:ascii="Times New Roman" w:hAnsi="Times New Roman" w:eastAsia="Times New Roman" w:cs="Times New Roman"/>
-          <w:vertAlign w:val="subscript"/>
-        </w:rPr>
-        <w:t>2</w:t>
-      </w:r>
-      <w:r>
-        <w:rPr>
-          <w:rFonts w:hint="eastAsia" w:ascii="Times New Roman" w:hAnsi="Times New Roman" w:eastAsia="Times New Roman" w:cs="Times New Roman"/>
-        </w:rPr>
-        <w:t>）</w:t>
+        <w:t xml:space="preserve">（</w:t>
+      </w:r>
+      <m:oMath>
+        <m:sSub>
+          <m:e>
+            <m:r>
+              <m:t>C</m:t>
+            </m:r>
+          </m:e>
+          <m:sub>
+            <m:r>
+              <m:t>2</m:t>
+            </m:r>
+          </m:sub>
+        </m:sSub>
+      </m:oMath>
+      <w:r>
+        <w:rPr>
+          <w:rFonts w:hint="eastAsia" w:ascii="Times New Roman" w:hAnsi="Times New Roman" w:eastAsia="Times New Roman" w:cs="Times New Roman"/>
+        </w:rPr>
+        <w:t xml:space="preserve">）</w:t>
       </w:r>
     </w:p>
     <w:p>
@@ -38804,20 +38441,27 @@
         <w:rPr>
           <w:rFonts w:hint="eastAsia" w:ascii="Times New Roman" w:hAnsi="Times New Roman" w:eastAsia="Times New Roman" w:cs="Times New Roman"/>
         </w:rPr>
-        <w:t>（D</w:t>
-      </w:r>
-      <w:r>
-        <w:rPr>
-          <w:rFonts w:hint="eastAsia" w:ascii="Times New Roman" w:hAnsi="Times New Roman" w:eastAsia="Times New Roman" w:cs="Times New Roman"/>
-          <w:vertAlign w:val="subscript"/>
-        </w:rPr>
-        <w:t>3</w:t>
-      </w:r>
-      <w:r>
-        <w:rPr>
-          <w:rFonts w:hint="eastAsia" w:ascii="Times New Roman" w:hAnsi="Times New Roman" w:eastAsia="Times New Roman" w:cs="Times New Roman"/>
-        </w:rPr>
-        <w:t>）</w:t>
+        <w:t xml:space="preserve">（</w:t>
+      </w:r>
+      <m:oMath>
+        <m:sSub>
+          <m:e>
+            <m:r>
+              <m:t>D</m:t>
+            </m:r>
+          </m:e>
+          <m:sub>
+            <m:r>
+              <m:t>3</m:t>
+            </m:r>
+          </m:sub>
+        </m:sSub>
+      </m:oMath>
+      <w:r>
+        <w:rPr>
+          <w:rFonts w:hint="eastAsia" w:ascii="Times New Roman" w:hAnsi="Times New Roman" w:eastAsia="Times New Roman" w:cs="Times New Roman"/>
+        </w:rPr>
+        <w:t xml:space="preserve">）</w:t>
       </w:r>
     </w:p>
     <w:p>
@@ -39128,7 +38772,7 @@
       </w:r>
     </w:p>
     <w:bookmarkEnd w:id="135"/>
-    <w:bookmarkStart w:id="142" w:name="对称性-习题4.28"/>
+    <w:bookmarkStart w:id="142" w:name="对称性-27"/>
     <w:p>
       <w:pPr>
         <w:pStyle w:val="Heading2"/>
@@ -39144,25 +38788,7 @@
         <w:rPr>
           <w:rFonts w:hint="eastAsia" w:ascii="Times New Roman" w:hAnsi="Times New Roman" w:eastAsia="SimHei" w:cs="Times New Roman"/>
         </w:rPr>
-        <w:t>对称性</w:t>
-      </w:r>
-      <w:r>
-        <w:rPr>
-          <w:rFonts w:hint="eastAsia" w:ascii="Times New Roman" w:hAnsi="Times New Roman" w:eastAsia="Times New Roman" w:cs="Times New Roman"/>
-        </w:rPr>
-        <w:t>-</w:t>
-      </w:r>
-      <w:r>
-        <w:rPr>
-          <w:rFonts w:hint="eastAsia" w:ascii="Times New Roman" w:hAnsi="Times New Roman" w:eastAsia="SimHei" w:cs="Times New Roman"/>
-        </w:rPr>
-        <w:t>习题</w:t>
-      </w:r>
-      <w:r>
-        <w:rPr>
-          <w:rFonts w:hint="eastAsia" w:ascii="Times New Roman" w:hAnsi="Times New Roman" w:eastAsia="Times New Roman" w:cs="Times New Roman"/>
-        </w:rPr>
-        <w:t>4.28</w:t>
+        <w:t xml:space="preserve">对称性</w:t>
       </w:r>
     </w:p>
     <w:p>
@@ -40264,7 +39890,7 @@
       </w:r>
     </w:p>
     <w:bookmarkEnd w:id="142"/>
-    <w:bookmarkStart w:id="149" w:name="对称性-习题4.29"/>
+    <w:bookmarkStart w:id="149" w:name="对称性-28"/>
     <w:p>
       <w:pPr>
         <w:pStyle w:val="Heading2"/>
@@ -40280,25 +39906,7 @@
         <w:rPr>
           <w:rFonts w:hint="eastAsia" w:ascii="Times New Roman" w:hAnsi="Times New Roman" w:eastAsia="SimHei" w:cs="Times New Roman"/>
         </w:rPr>
-        <w:t>对称性</w:t>
-      </w:r>
-      <w:r>
-        <w:rPr>
-          <w:rFonts w:hint="eastAsia" w:ascii="Times New Roman" w:hAnsi="Times New Roman" w:eastAsia="Times New Roman" w:cs="Times New Roman"/>
-        </w:rPr>
-        <w:t>-</w:t>
-      </w:r>
-      <w:r>
-        <w:rPr>
-          <w:rFonts w:hint="eastAsia" w:ascii="Times New Roman" w:hAnsi="Times New Roman" w:eastAsia="SimHei" w:cs="Times New Roman"/>
-        </w:rPr>
-        <w:t>习题</w:t>
-      </w:r>
-      <w:r>
-        <w:rPr>
-          <w:rFonts w:hint="eastAsia" w:ascii="Times New Roman" w:hAnsi="Times New Roman" w:eastAsia="Times New Roman" w:cs="Times New Roman"/>
-        </w:rPr>
-        <w:t>4.29</w:t>
+        <w:t xml:space="preserve">对称性</w:t>
       </w:r>
     </w:p>
     <w:p>
@@ -40705,7 +40313,7 @@
       </w:r>
     </w:p>
     <w:bookmarkEnd w:id="149"/>
-    <w:bookmarkStart w:id="155" w:name="群论-习题1.11"/>
+    <w:bookmarkStart w:id="155" w:name="群论-1"/>
     <w:p>
       <w:pPr>
         <w:pStyle w:val="Heading2"/>
@@ -40721,25 +40329,7 @@
         <w:rPr>
           <w:rFonts w:hint="eastAsia" w:ascii="Times New Roman" w:hAnsi="Times New Roman" w:eastAsia="SimHei" w:cs="Times New Roman"/>
         </w:rPr>
-        <w:t>群论</w:t>
-      </w:r>
-      <w:r>
-        <w:rPr>
-          <w:rFonts w:hint="eastAsia" w:ascii="Times New Roman" w:hAnsi="Times New Roman" w:eastAsia="Times New Roman" w:cs="Times New Roman"/>
-        </w:rPr>
-        <w:t>-</w:t>
-      </w:r>
-      <w:r>
-        <w:rPr>
-          <w:rFonts w:hint="eastAsia" w:ascii="Times New Roman" w:hAnsi="Times New Roman" w:eastAsia="SimHei" w:cs="Times New Roman"/>
-        </w:rPr>
-        <w:t>习题</w:t>
-      </w:r>
-      <w:r>
-        <w:rPr>
-          <w:rFonts w:hint="eastAsia" w:ascii="Times New Roman" w:hAnsi="Times New Roman" w:eastAsia="Times New Roman" w:cs="Times New Roman"/>
-        </w:rPr>
-        <w:t>1.11</w:t>
+        <w:t xml:space="preserve">群论</w:t>
       </w:r>
     </w:p>
     <w:p>
@@ -43572,7 +43162,7 @@
     </w:p>
     <w:bookmarkEnd w:id="154"/>
     <w:bookmarkEnd w:id="155"/>
-    <w:bookmarkStart w:id="162" w:name="群论-习题1.13"/>
+    <w:bookmarkStart w:id="162" w:name="群论-2"/>
     <w:p>
       <w:pPr>
         <w:pStyle w:val="Heading2"/>
@@ -43588,25 +43178,7 @@
         <w:rPr>
           <w:rFonts w:hint="eastAsia" w:ascii="Times New Roman" w:hAnsi="Times New Roman" w:eastAsia="SimHei" w:cs="Times New Roman"/>
         </w:rPr>
-        <w:t>群论</w:t>
-      </w:r>
-      <w:r>
-        <w:rPr>
-          <w:rFonts w:hint="eastAsia" w:ascii="Times New Roman" w:hAnsi="Times New Roman" w:eastAsia="Times New Roman" w:cs="Times New Roman"/>
-        </w:rPr>
-        <w:t>-</w:t>
-      </w:r>
-      <w:r>
-        <w:rPr>
-          <w:rFonts w:hint="eastAsia" w:ascii="Times New Roman" w:hAnsi="Times New Roman" w:eastAsia="SimHei" w:cs="Times New Roman"/>
-        </w:rPr>
-        <w:t>习题</w:t>
-      </w:r>
-      <w:r>
-        <w:rPr>
-          <w:rFonts w:hint="eastAsia" w:ascii="Times New Roman" w:hAnsi="Times New Roman" w:eastAsia="Times New Roman" w:cs="Times New Roman"/>
-        </w:rPr>
-        <w:t>1.13</w:t>
+        <w:t xml:space="preserve">群论</w:t>
       </w:r>
     </w:p>
     <w:p>
@@ -48083,7 +47655,7 @@
     <ns0:name ns0:val="Verbatim Char"/>
     <ns0:basedOn ns0:val="BodyTextChar"/>
     <ns0:rPr>
-      <ns0:rFonts ns0:ascii="Times New Roman" ns0:cs="Times New Roman" ns0:eastAsia="FangSong" ns0:hAnsi="Times New Roman"/>
+      <ns0:rFonts ns0:ascii="SimSun" ns0:cs="SimSun" ns0:eastAsia="SimSun" ns0:hAnsi="SimSun"/>
       <ns0:b ns0:val="0"/>
       <ns0:sz ns0:val="20"/>
     </ns0:rPr>
@@ -48137,7 +47709,7 @@
       <w:wordWrap w:val="off"/>
     </w:pPr>
     <ns0:rPr>
-      <w:rFonts ns0:ascii="Times New Roman" ns0:hAnsi="Times New Roman" ns0:eastAsia="FangSong" ns0:cs="Times New Roman"/>
+      <w:rFonts ns0:ascii="SimSun" ns0:hAnsi="SimSun" ns0:eastAsia="SimSun" ns0:cs="SimSun"/>
     </ns0:rPr>
   </w:style>
   <w:style w:type="character" w:customStyle="1" w:styleId="KeywordTok">
